--- a/doc/grant_RAP_126/02_operational_manual_en.docx
+++ b/doc/grant_RAP_126/02_operational_manual_en.docx
@@ -1,14 +1,14 @@
 
 <file path=word/document.xml><?xml version="1.0" encoding="utf-8"?>
-<w:document xmlns:wpc="http://schemas.microsoft.com/office/word/2010/wordprocessingCanvas" xmlns:mc="http://schemas.openxmlformats.org/markup-compatibility/2006" xmlns:o="urn:schemas-microsoft-com:office:office" xmlns:r="http://schemas.openxmlformats.org/officeDocument/2006/relationships" xmlns:m="http://schemas.openxmlformats.org/officeDocument/2006/math" xmlns:v="urn:schemas-microsoft-com:vml" xmlns:wp14="http://schemas.microsoft.com/office/word/2010/wordprocessingDrawing" xmlns:wp="http://schemas.openxmlformats.org/drawingml/2006/wordprocessingDrawing" xmlns:w10="urn:schemas-microsoft-com:office:word" xmlns:w="http://schemas.openxmlformats.org/wordprocessingml/2006/main" xmlns:w14="http://schemas.microsoft.com/office/word/2010/wordml" xmlns:w15="http://schemas.microsoft.com/office/word/2012/wordml" xmlns:wpg="http://schemas.microsoft.com/office/word/2010/wordprocessingGroup" xmlns:wpi="http://schemas.microsoft.com/office/word/2010/wordprocessingInk" xmlns:wne="http://schemas.microsoft.com/office/word/2006/wordml" xmlns:wps="http://schemas.microsoft.com/office/word/2010/wordprocessingShape" mc:Ignorable="w14 w15 wp14">
+<w:document xmlns:w="http://schemas.openxmlformats.org/wordprocessingml/2006/main" xmlns:m="http://schemas.openxmlformats.org/officeDocument/2006/math" xmlns:r="http://schemas.openxmlformats.org/officeDocument/2006/relationships" xmlns:o="urn:schemas-microsoft-com:office:office" xmlns:v="urn:schemas-microsoft-com:vml" xmlns:w10="urn:schemas-microsoft-com:office:word" xmlns:a="http://schemas.openxmlformats.org/drawingml/2006/main" xmlns:pic="http://schemas.openxmlformats.org/drawingml/2006/picture" xmlns:wp="http://schemas.openxmlformats.org/drawingml/2006/wordprocessingDrawing">
   <w:body>
+    <w:bookmarkStart w:id="78" w:name="Xd6865c89b245a26cc075a0ed98832cea55612ae"/>
     <w:p>
       <w:pPr>
         <w:pStyle w:val="Nadpis1"/>
       </w:pPr>
-      <w:bookmarkStart w:id="0" w:name="Xd6865c89b245a26cc075a0ed98832cea55612ae"/>
-      <w:r>
-        <w:t>Operational Manual — VitalWork Sensor Control Module</w:t>
+      <w:r>
+        <w:t xml:space="preserve">Operational Manual — VitalWork Sensor Control Module</w:t>
       </w:r>
     </w:p>
     <w:p>
@@ -20,59 +20,83 @@
           <w:b/>
           <w:bCs/>
         </w:rPr>
-        <w:t>Project:</w:t>
-      </w:r>
-      <w:r>
-        <w:t xml:space="preserve"> RAP_126 — Development of a prototype sensor control module for monitoring operator physiological state during simulated work scenarios </w:t>
-      </w:r>
-      <w:r>
-        <w:rPr>
-          <w:b/>
-          <w:bCs/>
-        </w:rPr>
-        <w:t>Document version:</w:t>
-      </w:r>
-      <w:r>
-        <w:t xml:space="preserve"> 1.0 </w:t>
-      </w:r>
-      <w:r>
-        <w:rPr>
-          <w:b/>
-          <w:bCs/>
-        </w:rPr>
-        <w:t>Date:</w:t>
-      </w:r>
-      <w:r>
-        <w:t xml:space="preserve"> 2026-07-22 </w:t>
-      </w:r>
-      <w:r>
-        <w:rPr>
-          <w:b/>
-          <w:bCs/>
-        </w:rPr>
-        <w:t>Intended for:</w:t>
-      </w:r>
-      <w:r>
-        <w:t xml:space="preserve"> </w:t>
-      </w:r>
-      <w:r>
-        <w:t>The measurement operator (device operator during a test session)</w:t>
+        <w:t xml:space="preserve">Project:</w:t>
+      </w:r>
+      <w:r>
+        <w:t xml:space="preserve"> </w:t>
+      </w:r>
+      <w:r>
+        <w:t xml:space="preserve">RAP_126 — Development of a prototype sensor control module for monitoring operator</w:t>
+      </w:r>
+      <w:r>
+        <w:t xml:space="preserve"> </w:t>
+      </w:r>
+      <w:r>
+        <w:t xml:space="preserve">physiological state during simulated work scenarios</w:t>
+      </w:r>
+      <w:r>
+        <w:t xml:space="preserve"> </w:t>
+      </w:r>
+      <w:r>
+        <w:rPr>
+          <w:b/>
+          <w:bCs/>
+        </w:rPr>
+        <w:t xml:space="preserve">Document version:</w:t>
+      </w:r>
+      <w:r>
+        <w:t xml:space="preserve"> </w:t>
+      </w:r>
+      <w:r>
+        <w:t xml:space="preserve">1.0</w:t>
+      </w:r>
+      <w:r>
+        <w:t xml:space="preserve"> </w:t>
+      </w:r>
+      <w:r>
+        <w:rPr>
+          <w:b/>
+          <w:bCs/>
+        </w:rPr>
+        <w:t xml:space="preserve">Date:</w:t>
+      </w:r>
+      <w:r>
+        <w:t xml:space="preserve"> </w:t>
+      </w:r>
+      <w:r>
+        <w:t xml:space="preserve">2026-07-22</w:t>
+      </w:r>
+      <w:r>
+        <w:t xml:space="preserve"> </w:t>
+      </w:r>
+      <w:r>
+        <w:rPr>
+          <w:b/>
+          <w:bCs/>
+        </w:rPr>
+        <w:t xml:space="preserve">Intended for:</w:t>
+      </w:r>
+      <w:r>
+        <w:t xml:space="preserve"> </w:t>
+      </w:r>
+      <w:r>
+        <w:t xml:space="preserve">The measurement operator (device operator during a test session)</w:t>
       </w:r>
     </w:p>
     <w:p>
       <w:r>
         <w:pict>
-          <v:rect id="_x0000_i1025" style="width:0;height:1.5pt" o:hralign="center" o:hrstd="t" o:hr="t"/>
+          <v:rect style="width:0;height:1.5pt" o:hralign="center" o:hrstd="t" o:hr="t"/>
         </w:pict>
       </w:r>
     </w:p>
+    <w:bookmarkStart w:id="23" w:name="contents"/>
     <w:p>
       <w:pPr>
         <w:pStyle w:val="Nadpis2"/>
       </w:pPr>
-      <w:bookmarkStart w:id="1" w:name="contents"/>
-      <w:r>
-        <w:t>Contents</w:t>
+      <w:r>
+        <w:t xml:space="preserve">Contents</w:t>
       </w:r>
     </w:p>
     <w:p>
@@ -80,7 +104,7 @@
         <w:pStyle w:val="Compact"/>
         <w:numPr>
           <w:ilvl w:val="0"/>
-          <w:numId w:val="2"/>
+          <w:numId w:val="1001"/>
         </w:numPr>
       </w:pPr>
       <w:hyperlink w:anchor="X0848ad004c88454292cc47db9bfcca4792dfdcf">
@@ -88,7 +112,7 @@
           <w:rPr>
             <w:rStyle w:val="Hypertextovprepojenie"/>
           </w:rPr>
-          <w:t>System and device overview</w:t>
+          <w:t xml:space="preserve">System and device overview</w:t>
         </w:r>
       </w:hyperlink>
     </w:p>
@@ -97,7 +121,7 @@
         <w:pStyle w:val="Compact"/>
         <w:numPr>
           <w:ilvl w:val="0"/>
-          <w:numId w:val="2"/>
+          <w:numId w:val="1001"/>
         </w:numPr>
       </w:pPr>
       <w:hyperlink w:anchor="X4ec6b8e31270acce6f79aefe5e4be812713bba2">
@@ -105,13 +129,7 @@
           <w:rPr>
             <w:rStyle w:val="Hypertextovprepojenie"/>
           </w:rPr>
-          <w:t>Preparation before measurem</w:t>
-        </w:r>
-        <w:r>
-          <w:rPr>
-            <w:rStyle w:val="Hypertextovprepojenie"/>
-          </w:rPr>
-          <w:t>ent</w:t>
+          <w:t xml:space="preserve">Preparation before measurement</w:t>
         </w:r>
       </w:hyperlink>
     </w:p>
@@ -120,7 +138,7 @@
         <w:pStyle w:val="Compact"/>
         <w:numPr>
           <w:ilvl w:val="0"/>
-          <w:numId w:val="2"/>
+          <w:numId w:val="1001"/>
         </w:numPr>
       </w:pPr>
       <w:hyperlink w:anchor="X31f9a4c769b69cc56bd70aa72742ffbdcf83030">
@@ -128,7 +146,7 @@
           <w:rPr>
             <w:rStyle w:val="Hypertextovprepojenie"/>
           </w:rPr>
-          <w:t>Launching the app and initial setup</w:t>
+          <w:t xml:space="preserve">Launching the app and initial setup</w:t>
         </w:r>
       </w:hyperlink>
     </w:p>
@@ -137,7 +155,7 @@
         <w:pStyle w:val="Compact"/>
         <w:numPr>
           <w:ilvl w:val="0"/>
-          <w:numId w:val="2"/>
+          <w:numId w:val="1001"/>
         </w:numPr>
       </w:pPr>
       <w:hyperlink w:anchor="X98e01fd1bb9cd26549336f27c753abea9aa3a10">
@@ -145,7 +163,7 @@
           <w:rPr>
             <w:rStyle w:val="Hypertextovprepojenie"/>
           </w:rPr>
-          <w:t>Connecting the sensors</w:t>
+          <w:t xml:space="preserve">Connecting the sensors</w:t>
         </w:r>
       </w:hyperlink>
     </w:p>
@@ -154,7 +172,7 @@
         <w:pStyle w:val="Compact"/>
         <w:numPr>
           <w:ilvl w:val="0"/>
-          <w:numId w:val="2"/>
+          <w:numId w:val="1001"/>
         </w:numPr>
       </w:pPr>
       <w:hyperlink w:anchor="X23f5d16029e4e7e2b6087673e592f02049f6f2c">
@@ -162,13 +180,7 @@
           <w:rPr>
             <w:rStyle w:val="Hypertextovprepojenie"/>
           </w:rPr>
-          <w:t>Crea</w:t>
-        </w:r>
-        <w:r>
-          <w:rPr>
-            <w:rStyle w:val="Hypertextovprepojenie"/>
-          </w:rPr>
-          <w:t>ting a participant and starting a session</w:t>
+          <w:t xml:space="preserve">Creating a participant and starting a session</w:t>
         </w:r>
       </w:hyperlink>
     </w:p>
@@ -177,7 +189,7 @@
         <w:pStyle w:val="Compact"/>
         <w:numPr>
           <w:ilvl w:val="0"/>
-          <w:numId w:val="2"/>
+          <w:numId w:val="1001"/>
         </w:numPr>
       </w:pPr>
       <w:hyperlink w:anchor="Xb176824ea178b260b564e36a303d2cc29996ebf">
@@ -185,7 +197,7 @@
           <w:rPr>
             <w:rStyle w:val="Hypertextovprepojenie"/>
           </w:rPr>
-          <w:t>Pairing the second device (screen mirroring)</w:t>
+          <w:t xml:space="preserve">Pairing the second device (screen mirroring)</w:t>
         </w:r>
       </w:hyperlink>
     </w:p>
@@ -194,7 +206,7 @@
         <w:pStyle w:val="Compact"/>
         <w:numPr>
           <w:ilvl w:val="0"/>
-          <w:numId w:val="2"/>
+          <w:numId w:val="1001"/>
         </w:numPr>
       </w:pPr>
       <w:hyperlink w:anchor="Xedf9718cbf44ed5a14b421e1da7d822a9a7addb">
@@ -202,7 +214,7 @@
           <w:rPr>
             <w:rStyle w:val="Hypertextovprepojenie"/>
           </w:rPr>
-          <w:t>Running the measurement — scenarios A–E</w:t>
+          <w:t xml:space="preserve">Running the measurement — scenarios A–E</w:t>
         </w:r>
       </w:hyperlink>
     </w:p>
@@ -211,7 +223,7 @@
         <w:pStyle w:val="Compact"/>
         <w:numPr>
           <w:ilvl w:val="0"/>
-          <w:numId w:val="2"/>
+          <w:numId w:val="1001"/>
         </w:numPr>
       </w:pPr>
       <w:hyperlink w:anchor="X62e98a028042434dd8dac289db5086acdafa974">
@@ -219,7 +231,7 @@
           <w:rPr>
             <w:rStyle w:val="Hypertextovprepojenie"/>
           </w:rPr>
-          <w:t>Ending the session and exporting data</w:t>
+          <w:t xml:space="preserve">Ending the session and exporting data</w:t>
         </w:r>
       </w:hyperlink>
     </w:p>
@@ -228,7 +240,7 @@
         <w:pStyle w:val="Compact"/>
         <w:numPr>
           <w:ilvl w:val="0"/>
-          <w:numId w:val="2"/>
+          <w:numId w:val="1001"/>
         </w:numPr>
       </w:pPr>
       <w:hyperlink w:anchor="Xb1598d17f3d64f2424655c332d49555b165eae2">
@@ -236,25 +248,25 @@
           <w:rPr>
             <w:rStyle w:val="Hypertextovprepojenie"/>
           </w:rPr>
-          <w:t>Troubleshooting common problems</w:t>
+          <w:t xml:space="preserve">Troubleshooting common problems</w:t>
         </w:r>
       </w:hyperlink>
     </w:p>
     <w:p>
       <w:r>
         <w:pict>
-          <v:rect id="_x0000_i1026" style="width:0;height:1.5pt" o:hralign="center" o:hrstd="t" o:hr="t"/>
+          <v:rect style="width:0;height:1.5pt" o:hralign="center" o:hrstd="t" o:hr="t"/>
         </w:pict>
       </w:r>
     </w:p>
+    <w:bookmarkEnd w:id="23"/>
+    <w:bookmarkStart w:id="24" w:name="system-and-device-overview"/>
     <w:p>
       <w:pPr>
         <w:pStyle w:val="Nadpis2"/>
       </w:pPr>
-      <w:bookmarkStart w:id="2" w:name="system-and-device-overview"/>
-      <w:bookmarkEnd w:id="1"/>
-      <w:r>
-        <w:t>1. System and device overview</w:t>
+      <w:r>
+        <w:t xml:space="preserve">1. System and device overview</w:t>
       </w:r>
     </w:p>
     <w:p>
@@ -266,14 +278,7 @@
           <w:i/>
           <w:iCs/>
         </w:rPr>
-        <w:t>See diagram 01 — System archite</w:t>
-      </w:r>
-      <w:r>
-        <w:rPr>
-          <w:i/>
-          <w:iCs/>
-        </w:rPr>
-        <w:t>cture:</w:t>
+        <w:t xml:space="preserve">See diagram 01 — System architecture:</w:t>
       </w:r>
       <w:r>
         <w:t xml:space="preserve"> </w:t>
@@ -282,7 +287,7 @@
         <w:rPr>
           <w:rStyle w:val="VerbatimChar"/>
         </w:rPr>
-        <w:t>diagrams/png/01_system_architecture_en.png</w:t>
+        <w:t xml:space="preserve">diagrams/png/01_system_architecture_en.png</w:t>
       </w:r>
     </w:p>
     <w:p>
@@ -290,57 +295,50 @@
         <w:pStyle w:val="Zkladntext"/>
       </w:pPr>
       <w:r>
-        <w:t>The VitalWork system consists of the following devices the operator prepares and controls:</w:t>
+        <w:t xml:space="preserve">The VitalWork system consists of the following devices the operator prepares and controls:</w:t>
       </w:r>
     </w:p>
     <w:tbl>
       <w:tblPr>
         <w:tblStyle w:val="Table"/>
-        <w:tblW w:w="5000" w:type="pct"/>
+        <w:tblW w:type="pct" w:w="5000"/>
         <w:tblLayout w:type="fixed"/>
-        <w:tblLook w:val="0020" w:firstRow="1" w:lastRow="0" w:firstColumn="0" w:lastColumn="0" w:noHBand="0" w:noVBand="0"/>
+        <w:tblLook w:firstRow="1" w:lastRow="0" w:firstColumn="0" w:lastColumn="0" w:noHBand="0" w:noVBand="0" w:val="0020"/>
       </w:tblPr>
       <w:tblGrid>
-        <w:gridCol w:w="2333"/>
-        <w:gridCol w:w="7289"/>
+        <w:gridCol w:w="1920"/>
+        <w:gridCol w:w="6000"/>
       </w:tblGrid>
       <w:tr>
         <w:trPr>
-          <w:cnfStyle w:val="100000000000" w:firstRow="1" w:lastRow="0" w:firstColumn="0" w:lastColumn="0" w:oddVBand="0" w:evenVBand="0" w:oddHBand="0" w:evenHBand="0" w:firstRowFirstColumn="0" w:firstRowLastColumn="0" w:lastRowFirstColumn="0" w:lastRowLastColumn="0"/>
-          <w:tblHeader/>
+          <w:tblHeader w:val="on"/>
         </w:trPr>
         <w:tc>
-          <w:tcPr>
-            <w:tcW w:w="1920" w:type="dxa"/>
-          </w:tcPr>
-          <w:p>
-            <w:pPr>
-              <w:pStyle w:val="Compact"/>
-            </w:pPr>
-            <w:r>
-              <w:t>Device</w:t>
-            </w:r>
-          </w:p>
-        </w:tc>
-        <w:tc>
-          <w:tcPr>
-            <w:tcW w:w="6000" w:type="dxa"/>
-          </w:tcPr>
-          <w:p>
-            <w:pPr>
-              <w:pStyle w:val="Compact"/>
-            </w:pPr>
-            <w:r>
-              <w:t>Role during measurement</w:t>
+          <w:tcPr/>
+          <w:p>
+            <w:pPr>
+              <w:pStyle w:val="Compact"/>
+            </w:pPr>
+            <w:r>
+              <w:t xml:space="preserve">Device</w:t>
+            </w:r>
+          </w:p>
+        </w:tc>
+        <w:tc>
+          <w:tcPr/>
+          <w:p>
+            <w:pPr>
+              <w:pStyle w:val="Compact"/>
+            </w:pPr>
+            <w:r>
+              <w:t xml:space="preserve">Role during measurement</w:t>
             </w:r>
           </w:p>
         </w:tc>
       </w:tr>
       <w:tr>
         <w:tc>
-          <w:tcPr>
-            <w:tcW w:w="1920" w:type="dxa"/>
-          </w:tcPr>
+          <w:tcPr/>
           <w:p>
             <w:pPr>
               <w:pStyle w:val="Compact"/>
@@ -350,35 +348,31 @@
                 <w:b/>
                 <w:bCs/>
               </w:rPr>
-              <w:t>Android tablet/phone</w:t>
-            </w:r>
-            <w:r>
-              <w:t xml:space="preserve"> (Client)</w:t>
-            </w:r>
-          </w:p>
-        </w:tc>
-        <w:tc>
-          <w:tcPr>
-            <w:tcW w:w="6000" w:type="dxa"/>
-          </w:tcPr>
-          <w:p>
-            <w:pPr>
-              <w:pStyle w:val="Compact"/>
-            </w:pPr>
-            <w:r>
-              <w:t>Runs the VitalWork app; connects the sensors; records</w:t>
-            </w:r>
-            <w:r>
-              <w:t xml:space="preserve"> and uploads the session</w:t>
+              <w:t xml:space="preserve">Android tablet/phone</w:t>
+            </w:r>
+            <w:r>
+              <w:t xml:space="preserve"> </w:t>
+            </w:r>
+            <w:r>
+              <w:t xml:space="preserve">(Client)</w:t>
+            </w:r>
+          </w:p>
+        </w:tc>
+        <w:tc>
+          <w:tcPr/>
+          <w:p>
+            <w:pPr>
+              <w:pStyle w:val="Compact"/>
+            </w:pPr>
+            <w:r>
+              <w:t xml:space="preserve">Runs the VitalWork app; connects the sensors; records and uploads the session</w:t>
             </w:r>
           </w:p>
         </w:tc>
       </w:tr>
       <w:tr>
         <w:tc>
-          <w:tcPr>
-            <w:tcW w:w="1920" w:type="dxa"/>
-          </w:tcPr>
+          <w:tcPr/>
           <w:p>
             <w:pPr>
               <w:pStyle w:val="Compact"/>
@@ -388,32 +382,31 @@
                 <w:b/>
                 <w:bCs/>
               </w:rPr>
-              <w:t>eSense Pulse</w:t>
-            </w:r>
-            <w:r>
-              <w:t xml:space="preserve"> (chest strap)</w:t>
-            </w:r>
-          </w:p>
-        </w:tc>
-        <w:tc>
-          <w:tcPr>
-            <w:tcW w:w="6000" w:type="dxa"/>
-          </w:tcPr>
-          <w:p>
-            <w:pPr>
-              <w:pStyle w:val="Compact"/>
-            </w:pPr>
-            <w:r>
-              <w:t>Measures heart rate and R-R intervals over BLE</w:t>
+              <w:t xml:space="preserve">eSense Pulse</w:t>
+            </w:r>
+            <w:r>
+              <w:t xml:space="preserve"> </w:t>
+            </w:r>
+            <w:r>
+              <w:t xml:space="preserve">(chest strap)</w:t>
+            </w:r>
+          </w:p>
+        </w:tc>
+        <w:tc>
+          <w:tcPr/>
+          <w:p>
+            <w:pPr>
+              <w:pStyle w:val="Compact"/>
+            </w:pPr>
+            <w:r>
+              <w:t xml:space="preserve">Measures heart rate and R-R intervals over BLE</w:t>
             </w:r>
           </w:p>
         </w:tc>
       </w:tr>
       <w:tr>
         <w:tc>
-          <w:tcPr>
-            <w:tcW w:w="1920" w:type="dxa"/>
-          </w:tcPr>
+          <w:tcPr/>
           <w:p>
             <w:pPr>
               <w:pStyle w:val="Compact"/>
@@ -423,32 +416,31 @@
                 <w:b/>
                 <w:bCs/>
               </w:rPr>
-              <w:t>eSense Respiration</w:t>
-            </w:r>
-            <w:r>
-              <w:t xml:space="preserve"> (chest strap)</w:t>
-            </w:r>
-          </w:p>
-        </w:tc>
-        <w:tc>
-          <w:tcPr>
-            <w:tcW w:w="6000" w:type="dxa"/>
-          </w:tcPr>
-          <w:p>
-            <w:pPr>
-              <w:pStyle w:val="Compact"/>
-            </w:pPr>
-            <w:r>
-              <w:t>Measures respiration amplitude over the tablet’s audio jack</w:t>
+              <w:t xml:space="preserve">eSense Respiration</w:t>
+            </w:r>
+            <w:r>
+              <w:t xml:space="preserve"> </w:t>
+            </w:r>
+            <w:r>
+              <w:t xml:space="preserve">(chest strap)</w:t>
+            </w:r>
+          </w:p>
+        </w:tc>
+        <w:tc>
+          <w:tcPr/>
+          <w:p>
+            <w:pPr>
+              <w:pStyle w:val="Compact"/>
+            </w:pPr>
+            <w:r>
+              <w:t xml:space="preserve">Measures respiration amplitude over the tablet’s audio jack</w:t>
             </w:r>
           </w:p>
         </w:tc>
       </w:tr>
       <w:tr>
         <w:tc>
-          <w:tcPr>
-            <w:tcW w:w="1920" w:type="dxa"/>
-          </w:tcPr>
+          <w:tcPr/>
           <w:p>
             <w:pPr>
               <w:pStyle w:val="Compact"/>
@@ -458,29 +450,25 @@
                 <w:b/>
                 <w:bCs/>
               </w:rPr>
-              <w:t>Galaxy Watch 8</w:t>
-            </w:r>
-          </w:p>
-        </w:tc>
-        <w:tc>
-          <w:tcPr>
-            <w:tcW w:w="6000" w:type="dxa"/>
-          </w:tcPr>
-          <w:p>
-            <w:pPr>
-              <w:pStyle w:val="Compact"/>
-            </w:pPr>
-            <w:r>
-              <w:t>Measures EDA, heart rate and IBI; worn by the participant</w:t>
+              <w:t xml:space="preserve">Galaxy Watch 8</w:t>
+            </w:r>
+          </w:p>
+        </w:tc>
+        <w:tc>
+          <w:tcPr/>
+          <w:p>
+            <w:pPr>
+              <w:pStyle w:val="Compact"/>
+            </w:pPr>
+            <w:r>
+              <w:t xml:space="preserve">Measures EDA, heart rate and IBI; worn by the participant</w:t>
             </w:r>
           </w:p>
         </w:tc>
       </w:tr>
       <w:tr>
         <w:tc>
-          <w:tcPr>
-            <w:tcW w:w="1920" w:type="dxa"/>
-          </w:tcPr>
+          <w:tcPr/>
           <w:p>
             <w:pPr>
               <w:pStyle w:val="Compact"/>
@@ -490,23 +478,24 @@
                 <w:b/>
                 <w:bCs/>
               </w:rPr>
-              <w:t>Second Android device</w:t>
-            </w:r>
-            <w:r>
-              <w:t xml:space="preserve"> (Server, optional)</w:t>
-            </w:r>
-          </w:p>
-        </w:tc>
-        <w:tc>
-          <w:tcPr>
-            <w:tcW w:w="6000" w:type="dxa"/>
-          </w:tcPr>
-          <w:p>
-            <w:pPr>
-              <w:pStyle w:val="Compact"/>
-            </w:pPr>
-            <w:r>
-              <w:t>Watches the Client’s live screen over the local Wi-Fi link — useful when the operator is not next to the participant</w:t>
+              <w:t xml:space="preserve">Second Android device</w:t>
+            </w:r>
+            <w:r>
+              <w:t xml:space="preserve"> </w:t>
+            </w:r>
+            <w:r>
+              <w:t xml:space="preserve">(Server, optional)</w:t>
+            </w:r>
+          </w:p>
+        </w:tc>
+        <w:tc>
+          <w:tcPr/>
+          <w:p>
+            <w:pPr>
+              <w:pStyle w:val="Compact"/>
+            </w:pPr>
+            <w:r>
+              <w:t xml:space="preserve">Watches the Client’s live screen over the local Wi-Fi link — useful when the operator is not next to the participant</w:t>
             </w:r>
           </w:p>
         </w:tc>
@@ -521,63 +510,83 @@
           <w:b/>
           <w:bCs/>
         </w:rPr>
-        <w:lastRenderedPageBreak/>
-        <w:t>Important:</w:t>
-      </w:r>
-      <w:r>
-        <w:t xml:space="preserve"> each tablet is set to exact</w:t>
-      </w:r>
-      <w:r>
-        <w:t xml:space="preserve">ly one role for the device-to-device link — </w:t>
-      </w:r>
-      <w:r>
-        <w:rPr>
-          <w:b/>
-          <w:bCs/>
-        </w:rPr>
-        <w:t>Client</w:t>
-      </w:r>
-      <w:r>
-        <w:t xml:space="preserve"> (runs the full app: sensors, sessions, scenarios) or </w:t>
-      </w:r>
-      <w:r>
-        <w:rPr>
-          <w:b/>
-          <w:bCs/>
-        </w:rPr>
-        <w:t>Server</w:t>
-      </w:r>
-      <w:r>
-        <w:t xml:space="preserve"> (hosts the link and only watches the Client’s screen). Most sessions only need the Client; the Server device is optional and only relevant when a</w:t>
-      </w:r>
-      <w:r>
-        <w:t xml:space="preserve"> second operator wants to monitor remotely.</w:t>
+        <w:t xml:space="preserve">Important:</w:t>
+      </w:r>
+      <w:r>
+        <w:t xml:space="preserve"> </w:t>
+      </w:r>
+      <w:r>
+        <w:t xml:space="preserve">each tablet is set to exactly one role for the device-to-device link —</w:t>
+      </w:r>
+      <w:r>
+        <w:t xml:space="preserve"> </w:t>
+      </w:r>
+      <w:r>
+        <w:rPr>
+          <w:b/>
+          <w:bCs/>
+        </w:rPr>
+        <w:t xml:space="preserve">Client</w:t>
+      </w:r>
+      <w:r>
+        <w:t xml:space="preserve"> </w:t>
+      </w:r>
+      <w:r>
+        <w:t xml:space="preserve">(runs the full app: sensors, sessions, scenarios) or</w:t>
+      </w:r>
+      <w:r>
+        <w:t xml:space="preserve"> </w:t>
+      </w:r>
+      <w:r>
+        <w:rPr>
+          <w:b/>
+          <w:bCs/>
+        </w:rPr>
+        <w:t xml:space="preserve">Server</w:t>
+      </w:r>
+      <w:r>
+        <w:t xml:space="preserve"> </w:t>
+      </w:r>
+      <w:r>
+        <w:t xml:space="preserve">(hosts the link and only watches the</w:t>
+      </w:r>
+      <w:r>
+        <w:t xml:space="preserve"> </w:t>
+      </w:r>
+      <w:r>
+        <w:t xml:space="preserve">Client’s screen). Most sessions only need the Client; the Server device is optional and only</w:t>
+      </w:r>
+      <w:r>
+        <w:t xml:space="preserve"> </w:t>
+      </w:r>
+      <w:r>
+        <w:t xml:space="preserve">relevant when a second operator wants to monitor remotely.</w:t>
       </w:r>
     </w:p>
     <w:p>
       <w:r>
         <w:pict>
-          <v:rect id="_x0000_i1027" style="width:0;height:1.5pt" o:hralign="center" o:hrstd="t" o:hr="t"/>
+          <v:rect style="width:0;height:1.5pt" o:hralign="center" o:hrstd="t" o:hr="t"/>
         </w:pict>
       </w:r>
     </w:p>
+    <w:bookmarkEnd w:id="24"/>
+    <w:bookmarkStart w:id="27" w:name="preparation-before-measurement"/>
     <w:p>
       <w:pPr>
         <w:pStyle w:val="Nadpis2"/>
       </w:pPr>
-      <w:bookmarkStart w:id="3" w:name="preparation-before-measurement"/>
-      <w:bookmarkEnd w:id="2"/>
-      <w:r>
-        <w:t>2. Preparation before measurement</w:t>
-      </w:r>
-    </w:p>
+      <w:r>
+        <w:t xml:space="preserve">2. Preparation before measurement</w:t>
+      </w:r>
+    </w:p>
+    <w:bookmarkStart w:id="25" w:name="checklist-before-every-session"/>
     <w:p>
       <w:pPr>
         <w:pStyle w:val="Nadpis3"/>
       </w:pPr>
-      <w:bookmarkStart w:id="4" w:name="checklist-before-every-session"/>
-      <w:r>
-        <w:t>2.1 Checklist before every session</w:t>
+      <w:r>
+        <w:t xml:space="preserve">2.1 Checklist before every session</w:t>
       </w:r>
     </w:p>
     <w:p>
@@ -585,11 +594,11 @@
         <w:pStyle w:val="Compact"/>
         <w:numPr>
           <w:ilvl w:val="0"/>
-          <w:numId w:val="3"/>
+          <w:numId w:val="1002"/>
         </w:numPr>
       </w:pPr>
       <w:r>
-        <w:t>Tablet/phone charged (recommended ≥ 80 %)</w:t>
+        <w:t xml:space="preserve">Tablet/phone charged (recommended ≥ 80 %)</w:t>
       </w:r>
     </w:p>
     <w:p>
@@ -597,11 +606,11 @@
         <w:pStyle w:val="Compact"/>
         <w:numPr>
           <w:ilvl w:val="0"/>
-          <w:numId w:val="4"/>
+          <w:numId w:val="1003"/>
         </w:numPr>
       </w:pPr>
       <w:r>
-        <w:t>Galaxy Watch charged (recommended ≥ 50 %; the app shows a low-battery warning)</w:t>
+        <w:t xml:space="preserve">Galaxy Watch charged (recommended ≥ 50 %; the app shows a low-battery warning)</w:t>
       </w:r>
     </w:p>
     <w:p>
@@ -609,14 +618,11 @@
         <w:pStyle w:val="Compact"/>
         <w:numPr>
           <w:ilvl w:val="0"/>
-          <w:numId w:val="5"/>
+          <w:numId w:val="1004"/>
         </w:numPr>
       </w:pPr>
       <w:r>
-        <w:t>eSense Pulse charged</w:t>
-      </w:r>
-      <w:r>
-        <w:t xml:space="preserve"> and working (indicator lit)</w:t>
+        <w:t xml:space="preserve">eSense Pulse charged and working (indicator lit)</w:t>
       </w:r>
     </w:p>
     <w:p>
@@ -624,11 +630,11 @@
         <w:pStyle w:val="Compact"/>
         <w:numPr>
           <w:ilvl w:val="0"/>
-          <w:numId w:val="6"/>
+          <w:numId w:val="1005"/>
         </w:numPr>
       </w:pPr>
       <w:r>
-        <w:t>eSense Respiration plugged into the tablet’s audio jack</w:t>
+        <w:t xml:space="preserve">eSense Respiration plugged into the tablet’s audio jack</w:t>
       </w:r>
     </w:p>
     <w:p>
@@ -636,7 +642,7 @@
         <w:pStyle w:val="Compact"/>
         <w:numPr>
           <w:ilvl w:val="0"/>
-          <w:numId w:val="7"/>
+          <w:numId w:val="1006"/>
         </w:numPr>
       </w:pPr>
       <w:r>
@@ -644,10 +650,19 @@
           <w:b/>
           <w:bCs/>
         </w:rPr>
-        <w:t>Bluetooth on the tablet is on</w:t>
-      </w:r>
-      <w:r>
-        <w:t xml:space="preserve"> (required for both the eSense Pulse BLE link and the Galaxy Watch Data Layer)</w:t>
+        <w:t xml:space="preserve">Bluetooth on the tablet is on</w:t>
+      </w:r>
+      <w:r>
+        <w:t xml:space="preserve"> </w:t>
+      </w:r>
+      <w:r>
+        <w:t xml:space="preserve">(required for both the eSense Pulse BLE link and the Galaxy</w:t>
+      </w:r>
+      <w:r>
+        <w:t xml:space="preserve"> </w:t>
+      </w:r>
+      <w:r>
+        <w:t xml:space="preserve">Watch Data Layer)</w:t>
       </w:r>
     </w:p>
     <w:p>
@@ -655,11 +670,11 @@
         <w:pStyle w:val="Compact"/>
         <w:numPr>
           <w:ilvl w:val="0"/>
-          <w:numId w:val="8"/>
+          <w:numId w:val="1007"/>
         </w:numPr>
       </w:pPr>
       <w:r>
-        <w:t>Location services on the tablet are on (required by Android for BLE scanning)</w:t>
+        <w:t xml:space="preserve">Location services on the tablet are on (required by Android for BLE scanning)</w:t>
       </w:r>
     </w:p>
     <w:p>
@@ -667,11 +682,11 @@
         <w:pStyle w:val="Compact"/>
         <w:numPr>
           <w:ilvl w:val="0"/>
-          <w:numId w:val="9"/>
+          <w:numId w:val="1008"/>
         </w:numPr>
       </w:pPr>
       <w:r>
-        <w:t>Notification permission granted (needed for the foreground service that keeps the session alive)</w:t>
+        <w:t xml:space="preserve">Notification permission granted (needed for the foreground service that keeps the session alive)</w:t>
       </w:r>
     </w:p>
     <w:p>
@@ -679,35 +694,31 @@
         <w:pStyle w:val="Compact"/>
         <w:numPr>
           <w:ilvl w:val="0"/>
-          <w:numId w:val="10"/>
+          <w:numId w:val="1009"/>
         </w:numPr>
       </w:pPr>
       <w:r>
-        <w:t xml:space="preserve">If using the second device for screen mirroring: both devices on the </w:t>
-      </w:r>
-      <w:r>
-        <w:rPr>
-          <w:b/>
-          <w:bCs/>
-        </w:rPr>
-        <w:t>same Wi-Fi n</w:t>
-      </w:r>
-      <w:r>
-        <w:rPr>
-          <w:b/>
-          <w:bCs/>
-        </w:rPr>
-        <w:t>etwork</w:t>
-      </w:r>
-    </w:p>
+        <w:t xml:space="preserve">If using the second device for screen mirroring: both devices on the</w:t>
+      </w:r>
+      <w:r>
+        <w:t xml:space="preserve"> </w:t>
+      </w:r>
+      <w:r>
+        <w:rPr>
+          <w:b/>
+          <w:bCs/>
+        </w:rPr>
+        <w:t xml:space="preserve">same Wi-Fi network</w:t>
+      </w:r>
+    </w:p>
+    <w:bookmarkEnd w:id="25"/>
+    <w:bookmarkStart w:id="26" w:name="fitting-the-sensors-on-the-participant"/>
     <w:p>
       <w:pPr>
         <w:pStyle w:val="Nadpis3"/>
       </w:pPr>
-      <w:bookmarkStart w:id="5" w:name="fitting-the-sensors-on-the-participant"/>
-      <w:bookmarkEnd w:id="4"/>
-      <w:r>
-        <w:t>2.2 Fitting the sensors on the participant</w:t>
+      <w:r>
+        <w:t xml:space="preserve">2.2 Fitting the sensors on the participant</w:t>
       </w:r>
     </w:p>
     <w:p>
@@ -715,7 +726,7 @@
         <w:pStyle w:val="Compact"/>
         <w:numPr>
           <w:ilvl w:val="0"/>
-          <w:numId w:val="11"/>
+          <w:numId w:val="1010"/>
         </w:numPr>
       </w:pPr>
       <w:r>
@@ -723,10 +734,19 @@
           <w:b/>
           <w:bCs/>
         </w:rPr>
-        <w:t>eSense Pulse</w:t>
-      </w:r>
-      <w:r>
-        <w:t xml:space="preserve"> — fit the chest strap with the electrodes in the correct position; wait at least a few seconds after the BLE connection before recording begins so the signal stabilizes.</w:t>
+        <w:t xml:space="preserve">eSense Pulse</w:t>
+      </w:r>
+      <w:r>
+        <w:t xml:space="preserve"> </w:t>
+      </w:r>
+      <w:r>
+        <w:t xml:space="preserve">— fit the chest strap with the electrodes in the correct position; wait at least</w:t>
+      </w:r>
+      <w:r>
+        <w:t xml:space="preserve"> </w:t>
+      </w:r>
+      <w:r>
+        <w:t xml:space="preserve">a few seconds after the BLE connection before recording begins so the signal stabilizes.</w:t>
       </w:r>
     </w:p>
     <w:p>
@@ -734,7 +754,7 @@
         <w:pStyle w:val="Compact"/>
         <w:numPr>
           <w:ilvl w:val="0"/>
-          <w:numId w:val="11"/>
+          <w:numId w:val="1010"/>
         </w:numPr>
       </w:pPr>
       <w:r>
@@ -742,13 +762,13 @@
           <w:b/>
           <w:bCs/>
         </w:rPr>
-        <w:t>eSense Respiration</w:t>
-      </w:r>
-      <w:r>
-        <w:t xml:space="preserve"> — fi</w:t>
-      </w:r>
-      <w:r>
-        <w:t>t the chest strap; plug the cable into the tablet’s audio jack.</w:t>
+        <w:t xml:space="preserve">eSense Respiration</w:t>
+      </w:r>
+      <w:r>
+        <w:t xml:space="preserve"> </w:t>
+      </w:r>
+      <w:r>
+        <w:t xml:space="preserve">— fit the chest strap; plug the cable into the tablet’s audio jack.</w:t>
       </w:r>
     </w:p>
     <w:p>
@@ -756,7 +776,7 @@
         <w:pStyle w:val="Compact"/>
         <w:numPr>
           <w:ilvl w:val="0"/>
-          <w:numId w:val="11"/>
+          <w:numId w:val="1010"/>
         </w:numPr>
       </w:pPr>
       <w:r>
@@ -764,40 +784,58 @@
           <w:b/>
           <w:bCs/>
         </w:rPr>
-        <w:t>Galaxy Watch 8</w:t>
-      </w:r>
-      <w:r>
-        <w:t xml:space="preserve"> — fit it on the participant’s wrist; check that the Wear companion app is running (it shows as a foreground “health” service on the watch).</w:t>
+        <w:t xml:space="preserve">Galaxy Watch 8</w:t>
+      </w:r>
+      <w:r>
+        <w:t xml:space="preserve"> </w:t>
+      </w:r>
+      <w:r>
+        <w:t xml:space="preserve">— fit it on the participant’s wrist; check that the Wear companion app is</w:t>
+      </w:r>
+      <w:r>
+        <w:t xml:space="preserve"> </w:t>
+      </w:r>
+      <w:r>
+        <w:t xml:space="preserve">running (it shows as a foreground</w:t>
+      </w:r>
+      <w:r>
+        <w:t xml:space="preserve"> </w:t>
+      </w:r>
+      <w:r>
+        <w:t xml:space="preserve">“health”</w:t>
+      </w:r>
+      <w:r>
+        <w:t xml:space="preserve"> </w:t>
+      </w:r>
+      <w:r>
+        <w:t xml:space="preserve">service on the watch).</w:t>
       </w:r>
     </w:p>
     <w:p>
       <w:r>
         <w:pict>
-          <v:rect id="_x0000_i1028" style="width:0;height:1.5pt" o:hralign="center" o:hrstd="t" o:hr="t"/>
+          <v:rect style="width:0;height:1.5pt" o:hralign="center" o:hrstd="t" o:hr="t"/>
         </w:pict>
       </w:r>
     </w:p>
+    <w:bookmarkEnd w:id="26"/>
+    <w:bookmarkEnd w:id="27"/>
+    <w:bookmarkStart w:id="41" w:name="launching-the-app-and-initial-setup"/>
     <w:p>
       <w:pPr>
         <w:pStyle w:val="Nadpis2"/>
       </w:pPr>
-      <w:bookmarkStart w:id="6" w:name="launching-the-app-and-initial-setup"/>
-      <w:bookmarkEnd w:id="3"/>
-      <w:bookmarkEnd w:id="5"/>
-      <w:r>
-        <w:t>3. Launching the app and initial se</w:t>
-      </w:r>
-      <w:r>
-        <w:t>tup</w:t>
-      </w:r>
-    </w:p>
+      <w:r>
+        <w:t xml:space="preserve">3. Launching the app and initial setup</w:t>
+      </w:r>
+    </w:p>
+    <w:bookmarkStart w:id="28" w:name="first-launch-choosing-the-device-mode"/>
     <w:p>
       <w:pPr>
         <w:pStyle w:val="Nadpis3"/>
       </w:pPr>
-      <w:bookmarkStart w:id="7" w:name="first-launch-choosing-the-device-mode"/>
-      <w:r>
-        <w:t>3.1 First launch — choosing the device mode</w:t>
+      <w:r>
+        <w:t xml:space="preserve">3.1 First launch — choosing the device mode</w:t>
       </w:r>
     </w:p>
     <w:p>
@@ -805,70 +843,109 @@
         <w:pStyle w:val="FirstParagraph"/>
       </w:pPr>
       <w:r>
-        <w:t xml:space="preserve">On first launch the app asks whether this device is </w:t>
-      </w:r>
-      <w:r>
-        <w:rPr>
-          <w:b/>
-          <w:bCs/>
-        </w:rPr>
-        <w:t>Server</w:t>
-      </w:r>
-      <w:r>
-        <w:t xml:space="preserve"> or </w:t>
-      </w:r>
-      <w:r>
-        <w:rPr>
-          <w:b/>
-          <w:bCs/>
-        </w:rPr>
-        <w:t>Client</w:t>
-      </w:r>
-      <w:r>
-        <w:t xml:space="preserve">. Pick </w:t>
-      </w:r>
-      <w:r>
-        <w:rPr>
-          <w:b/>
-          <w:bCs/>
-        </w:rPr>
-        <w:t>Client</w:t>
-      </w:r>
-      <w:r>
-        <w:t xml:space="preserve"> for the device that runs the measurement (sensors, sessions, scenarios); pick </w:t>
-      </w:r>
-      <w:r>
-        <w:rPr>
-          <w:b/>
-          <w:bCs/>
-        </w:rPr>
-        <w:t>Server</w:t>
-      </w:r>
-      <w:r>
-        <w:t xml:space="preserve"> only for a second device that will watch </w:t>
-      </w:r>
-      <w:r>
-        <w:t xml:space="preserve">the Client’s screen remotely. The choice is remembered — later launches go straight to Home. It can be changed any time in </w:t>
-      </w:r>
-      <w:r>
-        <w:rPr>
-          <w:b/>
-          <w:bCs/>
-        </w:rPr>
-        <w:t>Settings</w:t>
-      </w:r>
-      <w:r>
-        <w:t>.</w:t>
-      </w:r>
-    </w:p>
+        <w:t xml:space="preserve">On first launch the app asks whether this device is</w:t>
+      </w:r>
+      <w:r>
+        <w:t xml:space="preserve"> </w:t>
+      </w:r>
+      <w:r>
+        <w:rPr>
+          <w:b/>
+          <w:bCs/>
+        </w:rPr>
+        <w:t xml:space="preserve">Server</w:t>
+      </w:r>
+      <w:r>
+        <w:t xml:space="preserve"> </w:t>
+      </w:r>
+      <w:r>
+        <w:t xml:space="preserve">or</w:t>
+      </w:r>
+      <w:r>
+        <w:t xml:space="preserve"> </w:t>
+      </w:r>
+      <w:r>
+        <w:rPr>
+          <w:b/>
+          <w:bCs/>
+        </w:rPr>
+        <w:t xml:space="preserve">Client</w:t>
+      </w:r>
+      <w:r>
+        <w:t xml:space="preserve">. Pick</w:t>
+      </w:r>
+      <w:r>
+        <w:t xml:space="preserve"> </w:t>
+      </w:r>
+      <w:r>
+        <w:rPr>
+          <w:b/>
+          <w:bCs/>
+        </w:rPr>
+        <w:t xml:space="preserve">Client</w:t>
+      </w:r>
+      <w:r>
+        <w:t xml:space="preserve"> </w:t>
+      </w:r>
+      <w:r>
+        <w:t xml:space="preserve">for the</w:t>
+      </w:r>
+      <w:r>
+        <w:t xml:space="preserve"> </w:t>
+      </w:r>
+      <w:r>
+        <w:t xml:space="preserve">device that runs the measurement (sensors, sessions, scenarios); pick</w:t>
+      </w:r>
+      <w:r>
+        <w:t xml:space="preserve"> </w:t>
+      </w:r>
+      <w:r>
+        <w:rPr>
+          <w:b/>
+          <w:bCs/>
+        </w:rPr>
+        <w:t xml:space="preserve">Server</w:t>
+      </w:r>
+      <w:r>
+        <w:t xml:space="preserve"> </w:t>
+      </w:r>
+      <w:r>
+        <w:t xml:space="preserve">only for a second</w:t>
+      </w:r>
+      <w:r>
+        <w:t xml:space="preserve"> </w:t>
+      </w:r>
+      <w:r>
+        <w:t xml:space="preserve">device that will watch the Client’s screen remotely. The choice is remembered — later launches go</w:t>
+      </w:r>
+      <w:r>
+        <w:t xml:space="preserve"> </w:t>
+      </w:r>
+      <w:r>
+        <w:t xml:space="preserve">straight to Home. It can be changed any time in</w:t>
+      </w:r>
+      <w:r>
+        <w:t xml:space="preserve"> </w:t>
+      </w:r>
+      <w:r>
+        <w:rPr>
+          <w:b/>
+          <w:bCs/>
+        </w:rPr>
+        <w:t xml:space="preserve">Settings</w:t>
+      </w:r>
+      <w:r>
+        <w:t xml:space="preserve">.</w:t>
+      </w:r>
+    </w:p>
+    <w:bookmarkEnd w:id="28"/>
+    <w:bookmarkStart w:id="32" w:name="home-screen-client-mode"/>
     <w:p>
       <w:pPr>
         <w:pStyle w:val="Nadpis3"/>
       </w:pPr>
-      <w:bookmarkStart w:id="8" w:name="home-screen-client-mode"/>
-      <w:bookmarkEnd w:id="7"/>
-      <w:r>
-        <w:t>3.2 Home screen (Client mode)</w:t>
+      <w:r>
+        <w:t xml:space="preserve">3.2 Home screen (Client mode)</w:t>
       </w:r>
     </w:p>
     <w:p>
@@ -877,41 +954,31 @@
       </w:pPr>
       <w:r>
         <w:rPr>
-          <w:noProof/>
-          <w:lang w:val="sk-SK" w:eastAsia="sk-SK"/>
-        </w:rPr>
-        <w:lastRenderedPageBreak/>
+          <w:i/>
+          <w:iCs/>
+        </w:rPr>
+        <w:t xml:space="preserve">Screenshot: Home screen, Client mode</w:t>
+      </w:r>
+      <w:r>
+        <w:t xml:space="preserve"> </w:t>
+      </w:r>
+      <w:r>
         <w:drawing>
-          <wp:anchor distT="0" distB="0" distL="114300" distR="114300" simplePos="0" relativeHeight="251621888" behindDoc="0" locked="0" layoutInCell="1" allowOverlap="1">
-            <wp:simplePos x="0" y="0"/>
-            <wp:positionH relativeFrom="column">
-              <wp:posOffset>509905</wp:posOffset>
-            </wp:positionH>
-            <wp:positionV relativeFrom="paragraph">
-              <wp:posOffset>100330</wp:posOffset>
-            </wp:positionV>
-            <wp:extent cx="2103120" cy="4674870"/>
-            <wp:effectExtent l="0" t="0" r="0" b="0"/>
-            <wp:wrapTopAndBottom/>
-            <wp:docPr id="16" name="Picture" descr="Home — Client"/>
-            <wp:cNvGraphicFramePr/>
-            <a:graphic xmlns:a="http://schemas.openxmlformats.org/drawingml/2006/main">
+          <wp:inline>
+            <wp:extent cx="2103120" cy="4675060"/>
+            <wp:effectExtent b="0" l="0" r="0" t="0"/>
+            <wp:docPr descr="Home — Client" title="" id="30" name="Picture"/>
+            <a:graphic>
               <a:graphicData uri="http://schemas.openxmlformats.org/drawingml/2006/picture">
-                <pic:pic xmlns:pic="http://schemas.openxmlformats.org/drawingml/2006/picture">
+                <pic:pic>
                   <pic:nvPicPr>
-                    <pic:cNvPr id="17" name="Picture" descr="screenshots/VW_01_home_client.jpg"/>
+                    <pic:cNvPr descr="screenshots/VW_01_home_client.jpg" id="31" name="Picture"/>
                     <pic:cNvPicPr>
-                      <a:picLocks noChangeAspect="1" noChangeArrowheads="1"/>
+                      <a:picLocks noChangeArrowheads="1" noChangeAspect="1"/>
                     </pic:cNvPicPr>
                   </pic:nvPicPr>
                   <pic:blipFill>
-                    <a:blip r:embed="rId5">
-                      <a:extLst>
-                        <a:ext uri="{28A0092B-C50C-407E-A947-70E740481C1C}">
-                          <a14:useLocalDpi xmlns:a14="http://schemas.microsoft.com/office/drawing/2010/main" val="0"/>
-                        </a:ext>
-                      </a:extLst>
-                    </a:blip>
+                    <a:blip r:embed="rId29"/>
                     <a:stretch>
                       <a:fillRect/>
                     </a:stretch>
@@ -919,7 +986,7 @@
                   <pic:spPr bwMode="auto">
                     <a:xfrm>
                       <a:off x="0" y="0"/>
-                      <a:ext cx="2103120" cy="4674870"/>
+                      <a:ext cx="2103120" cy="4675060"/>
                     </a:xfrm>
                     <a:prstGeom prst="rect">
                       <a:avLst/>
@@ -934,68 +1001,51 @@
                 </pic:pic>
               </a:graphicData>
             </a:graphic>
-          </wp:anchor>
+          </wp:inline>
         </w:drawing>
-      </w:r>
-      <w:r>
-        <w:rPr>
-          <w:i/>
-          <w:iCs/>
-        </w:rPr>
-        <w:t>Screenshot: Home screen, Client mode</w:t>
-      </w:r>
-      <w:r>
-        <w:t xml:space="preserve"> </w:t>
       </w:r>
     </w:p>
     <w:tbl>
       <w:tblPr>
         <w:tblStyle w:val="Table"/>
-        <w:tblW w:w="5000" w:type="pct"/>
+        <w:tblW w:type="pct" w:w="5000"/>
         <w:tblLayout w:type="fixed"/>
-        <w:tblLook w:val="0020" w:firstRow="1" w:lastRow="0" w:firstColumn="0" w:lastColumn="0" w:noHBand="0" w:noVBand="0"/>
+        <w:tblLook w:firstRow="1" w:lastRow="0" w:firstColumn="0" w:lastColumn="0" w:noHBand="0" w:noVBand="0" w:val="0020"/>
       </w:tblPr>
       <w:tblGrid>
-        <w:gridCol w:w="4811"/>
-        <w:gridCol w:w="4811"/>
+        <w:gridCol w:w="3960"/>
+        <w:gridCol w:w="3960"/>
       </w:tblGrid>
       <w:tr>
         <w:trPr>
-          <w:cnfStyle w:val="100000000000" w:firstRow="1" w:lastRow="0" w:firstColumn="0" w:lastColumn="0" w:oddVBand="0" w:evenVBand="0" w:oddHBand="0" w:evenHBand="0" w:firstRowFirstColumn="0" w:firstRowLastColumn="0" w:lastRowFirstColumn="0" w:lastRowLastColumn="0"/>
-          <w:tblHeader/>
+          <w:tblHeader w:val="on"/>
         </w:trPr>
         <w:tc>
-          <w:tcPr>
-            <w:tcW w:w="3960" w:type="dxa"/>
-          </w:tcPr>
-          <w:p>
-            <w:pPr>
-              <w:pStyle w:val="Compact"/>
-            </w:pPr>
-            <w:r>
-              <w:t>Element</w:t>
-            </w:r>
-          </w:p>
-        </w:tc>
-        <w:tc>
-          <w:tcPr>
-            <w:tcW w:w="3960" w:type="dxa"/>
-          </w:tcPr>
-          <w:p>
-            <w:pPr>
-              <w:pStyle w:val="Compact"/>
-            </w:pPr>
-            <w:r>
-              <w:t>Purpose</w:t>
+          <w:tcPr/>
+          <w:p>
+            <w:pPr>
+              <w:pStyle w:val="Compact"/>
+            </w:pPr>
+            <w:r>
+              <w:t xml:space="preserve">Element</w:t>
+            </w:r>
+          </w:p>
+        </w:tc>
+        <w:tc>
+          <w:tcPr/>
+          <w:p>
+            <w:pPr>
+              <w:pStyle w:val="Compact"/>
+            </w:pPr>
+            <w:r>
+              <w:t xml:space="preserve">Purpose</w:t>
             </w:r>
           </w:p>
         </w:tc>
       </w:tr>
       <w:tr>
         <w:tc>
-          <w:tcPr>
-            <w:tcW w:w="3960" w:type="dxa"/>
-          </w:tcPr>
+          <w:tcPr/>
           <w:p>
             <w:pPr>
               <w:pStyle w:val="Compact"/>
@@ -1005,32 +1055,25 @@
                 <w:b/>
                 <w:bCs/>
               </w:rPr>
-              <w:t>Start New Session</w:t>
-            </w:r>
-          </w:p>
-        </w:tc>
-        <w:tc>
-          <w:tcPr>
-            <w:tcW w:w="3960" w:type="dxa"/>
-          </w:tcPr>
-          <w:p>
-            <w:pPr>
-              <w:pStyle w:val="Compact"/>
-            </w:pPr>
-            <w:r>
-              <w:t>Creates a new parti</w:t>
-            </w:r>
-            <w:r>
-              <w:t>cipant and starts a session — the main working action</w:t>
+              <w:t xml:space="preserve">Start New Session</w:t>
+            </w:r>
+          </w:p>
+        </w:tc>
+        <w:tc>
+          <w:tcPr/>
+          <w:p>
+            <w:pPr>
+              <w:pStyle w:val="Compact"/>
+            </w:pPr>
+            <w:r>
+              <w:t xml:space="preserve">Creates a new participant and starts a session — the main working action</w:t>
             </w:r>
           </w:p>
         </w:tc>
       </w:tr>
       <w:tr>
         <w:tc>
-          <w:tcPr>
-            <w:tcW w:w="3960" w:type="dxa"/>
-          </w:tcPr>
+          <w:tcPr/>
           <w:p>
             <w:pPr>
               <w:pStyle w:val="Compact"/>
@@ -1040,29 +1083,25 @@
                 <w:b/>
                 <w:bCs/>
               </w:rPr>
-              <w:t>Connect as Client</w:t>
-            </w:r>
-          </w:p>
-        </w:tc>
-        <w:tc>
-          <w:tcPr>
-            <w:tcW w:w="3960" w:type="dxa"/>
-          </w:tcPr>
-          <w:p>
-            <w:pPr>
-              <w:pStyle w:val="Compact"/>
-            </w:pPr>
-            <w:r>
-              <w:t>Opens the device-to-device link so a Server device can watch this screen</w:t>
+              <w:t xml:space="preserve">Connect as Client</w:t>
+            </w:r>
+          </w:p>
+        </w:tc>
+        <w:tc>
+          <w:tcPr/>
+          <w:p>
+            <w:pPr>
+              <w:pStyle w:val="Compact"/>
+            </w:pPr>
+            <w:r>
+              <w:t xml:space="preserve">Opens the device-to-device link so a Server device can watch this screen</w:t>
             </w:r>
           </w:p>
         </w:tc>
       </w:tr>
       <w:tr>
         <w:tc>
-          <w:tcPr>
-            <w:tcW w:w="3960" w:type="dxa"/>
-          </w:tcPr>
+          <w:tcPr/>
           <w:p>
             <w:pPr>
               <w:pStyle w:val="Compact"/>
@@ -1072,29 +1111,25 @@
                 <w:b/>
                 <w:bCs/>
               </w:rPr>
-              <w:t>Completed Sessions</w:t>
-            </w:r>
-          </w:p>
-        </w:tc>
-        <w:tc>
-          <w:tcPr>
-            <w:tcW w:w="3960" w:type="dxa"/>
-          </w:tcPr>
-          <w:p>
-            <w:pPr>
-              <w:pStyle w:val="Compact"/>
-            </w:pPr>
-            <w:r>
-              <w:t>Review, export and upload of finished sessions</w:t>
+              <w:t xml:space="preserve">Completed Sessions</w:t>
+            </w:r>
+          </w:p>
+        </w:tc>
+        <w:tc>
+          <w:tcPr/>
+          <w:p>
+            <w:pPr>
+              <w:pStyle w:val="Compact"/>
+            </w:pPr>
+            <w:r>
+              <w:t xml:space="preserve">Review, export and upload of finished sessions</w:t>
             </w:r>
           </w:p>
         </w:tc>
       </w:tr>
       <w:tr>
         <w:tc>
-          <w:tcPr>
-            <w:tcW w:w="3960" w:type="dxa"/>
-          </w:tcPr>
+          <w:tcPr/>
           <w:p>
             <w:pPr>
               <w:pStyle w:val="Compact"/>
@@ -1104,32 +1139,31 @@
                 <w:b/>
                 <w:bCs/>
               </w:rPr>
-              <w:t>Sensors</w:t>
-            </w:r>
-            <w:r>
-              <w:t xml:space="preserve"> (bottom)</w:t>
-            </w:r>
-          </w:p>
-        </w:tc>
-        <w:tc>
-          <w:tcPr>
-            <w:tcW w:w="3960" w:type="dxa"/>
-          </w:tcPr>
-          <w:p>
-            <w:pPr>
-              <w:pStyle w:val="Compact"/>
-            </w:pPr>
-            <w:r>
-              <w:t>Connection and live status of sensors — used before a session or for diagnostics</w:t>
+              <w:t xml:space="preserve">Sensors</w:t>
+            </w:r>
+            <w:r>
+              <w:t xml:space="preserve"> </w:t>
+            </w:r>
+            <w:r>
+              <w:t xml:space="preserve">(bottom)</w:t>
+            </w:r>
+          </w:p>
+        </w:tc>
+        <w:tc>
+          <w:tcPr/>
+          <w:p>
+            <w:pPr>
+              <w:pStyle w:val="Compact"/>
+            </w:pPr>
+            <w:r>
+              <w:t xml:space="preserve">Connection and live status of sensors — used before a session or for diagnostics</w:t>
             </w:r>
           </w:p>
         </w:tc>
       </w:tr>
       <w:tr>
         <w:tc>
-          <w:tcPr>
-            <w:tcW w:w="3960" w:type="dxa"/>
-          </w:tcPr>
+          <w:tcPr/>
           <w:p>
             <w:pPr>
               <w:pStyle w:val="Compact"/>
@@ -1139,32 +1173,31 @@
                 <w:b/>
                 <w:bCs/>
               </w:rPr>
-              <w:t>Tutorial</w:t>
-            </w:r>
-            <w:r>
-              <w:t xml:space="preserve"> (bottom)</w:t>
-            </w:r>
-          </w:p>
-        </w:tc>
-        <w:tc>
-          <w:tcPr>
-            <w:tcW w:w="3960" w:type="dxa"/>
-          </w:tcPr>
-          <w:p>
-            <w:pPr>
-              <w:pStyle w:val="Compact"/>
-            </w:pPr>
-            <w:r>
-              <w:t>Introductory guide — one-time reading</w:t>
+              <w:t xml:space="preserve">Tutorial</w:t>
+            </w:r>
+            <w:r>
+              <w:t xml:space="preserve"> </w:t>
+            </w:r>
+            <w:r>
+              <w:t xml:space="preserve">(bottom)</w:t>
+            </w:r>
+          </w:p>
+        </w:tc>
+        <w:tc>
+          <w:tcPr/>
+          <w:p>
+            <w:pPr>
+              <w:pStyle w:val="Compact"/>
+            </w:pPr>
+            <w:r>
+              <w:t xml:space="preserve">Introductory guide — one-time reading</w:t>
             </w:r>
           </w:p>
         </w:tc>
       </w:tr>
       <w:tr>
         <w:tc>
-          <w:tcPr>
-            <w:tcW w:w="3960" w:type="dxa"/>
-          </w:tcPr>
+          <w:tcPr/>
           <w:p>
             <w:pPr>
               <w:pStyle w:val="Compact"/>
@@ -1174,54 +1207,48 @@
                 <w:b/>
                 <w:bCs/>
               </w:rPr>
-              <w:t>Settings</w:t>
-            </w:r>
-            <w:r>
-              <w:t xml:space="preserve"> (bottom)</w:t>
-            </w:r>
-          </w:p>
-        </w:tc>
-        <w:tc>
-          <w:tcPr>
-            <w:tcW w:w="3960" w:type="dxa"/>
-          </w:tcPr>
-          <w:p>
-            <w:pPr>
-              <w:pStyle w:val="Compact"/>
-            </w:pPr>
-            <w:r>
-              <w:t>Device prefix and device mode</w:t>
+              <w:t xml:space="preserve">Settings</w:t>
+            </w:r>
+            <w:r>
+              <w:t xml:space="preserve"> </w:t>
+            </w:r>
+            <w:r>
+              <w:t xml:space="preserve">(bottom)</w:t>
+            </w:r>
+          </w:p>
+        </w:tc>
+        <w:tc>
+          <w:tcPr/>
+          <w:p>
+            <w:pPr>
+              <w:pStyle w:val="Compact"/>
+            </w:pPr>
+            <w:r>
+              <w:t xml:space="preserve">Device prefix and device mode</w:t>
             </w:r>
           </w:p>
         </w:tc>
       </w:tr>
       <w:tr>
         <w:tc>
-          <w:tcPr>
-            <w:tcW w:w="3960" w:type="dxa"/>
-          </w:tcPr>
-          <w:p>
-            <w:pPr>
-              <w:pStyle w:val="Compact"/>
-            </w:pPr>
-            <w:r>
-              <w:t>Status card (bottom)</w:t>
-            </w:r>
-          </w:p>
-        </w:tc>
-        <w:tc>
-          <w:tcPr>
-            <w:tcW w:w="3960" w:type="dxa"/>
-          </w:tcPr>
-          <w:p>
-            <w:pPr>
-              <w:pStyle w:val="Compact"/>
-            </w:pPr>
-            <w:r>
-              <w:t>At-a-glance readiness: sensors connected, activ</w:t>
-            </w:r>
-            <w:r>
-              <w:t>e session, or setup warnings</w:t>
+          <w:tcPr/>
+          <w:p>
+            <w:pPr>
+              <w:pStyle w:val="Compact"/>
+            </w:pPr>
+            <w:r>
+              <w:t xml:space="preserve">Status card (bottom)</w:t>
+            </w:r>
+          </w:p>
+        </w:tc>
+        <w:tc>
+          <w:tcPr/>
+          <w:p>
+            <w:pPr>
+              <w:pStyle w:val="Compact"/>
+            </w:pPr>
+            <w:r>
+              <w:t xml:space="preserve">At-a-glance readiness: sensors connected, active session, or setup warnings</w:t>
             </w:r>
           </w:p>
         </w:tc>
@@ -1236,75 +1263,99 @@
           <w:b/>
           <w:bCs/>
         </w:rPr>
-        <w:t>During normal operation</w:t>
-      </w:r>
-      <w:r>
-        <w:t xml:space="preserve"> the operator mainly uses </w:t>
-      </w:r>
-      <w:r>
-        <w:rPr>
-          <w:b/>
-          <w:bCs/>
-        </w:rPr>
-        <w:t>Start New Session</w:t>
-      </w:r>
-      <w:r>
-        <w:t xml:space="preserve"> and </w:t>
-      </w:r>
-      <w:r>
-        <w:rPr>
-          <w:b/>
-          <w:bCs/>
-        </w:rPr>
-        <w:t>Completed Sessions</w:t>
-      </w:r>
-      <w:r>
-        <w:t>. The other items are for one-time setup or diagnostics.</w:t>
-      </w:r>
-    </w:p>
+        <w:t xml:space="preserve">During normal operation</w:t>
+      </w:r>
+      <w:r>
+        <w:t xml:space="preserve"> </w:t>
+      </w:r>
+      <w:r>
+        <w:t xml:space="preserve">the operator mainly uses</w:t>
+      </w:r>
+      <w:r>
+        <w:t xml:space="preserve"> </w:t>
+      </w:r>
+      <w:r>
+        <w:rPr>
+          <w:b/>
+          <w:bCs/>
+        </w:rPr>
+        <w:t xml:space="preserve">Start New Session</w:t>
+      </w:r>
+      <w:r>
+        <w:t xml:space="preserve"> </w:t>
+      </w:r>
+      <w:r>
+        <w:t xml:space="preserve">and</w:t>
+      </w:r>
+      <w:r>
+        <w:t xml:space="preserve"> </w:t>
+      </w:r>
+      <w:r>
+        <w:rPr>
+          <w:b/>
+          <w:bCs/>
+        </w:rPr>
+        <w:t xml:space="preserve">Completed</w:t>
+      </w:r>
+      <w:r>
+        <w:rPr>
+          <w:b/>
+          <w:bCs/>
+        </w:rPr>
+        <w:t xml:space="preserve"> </w:t>
+      </w:r>
+      <w:r>
+        <w:rPr>
+          <w:b/>
+          <w:bCs/>
+        </w:rPr>
+        <w:t xml:space="preserve">Sessions</w:t>
+      </w:r>
+      <w:r>
+        <w:t xml:space="preserve">. The other items are for one-time setup or diagnostics.</w:t>
+      </w:r>
+    </w:p>
+    <w:bookmarkEnd w:id="32"/>
+    <w:bookmarkStart w:id="36" w:name="home-screen-server-mode"/>
     <w:p>
       <w:pPr>
         <w:pStyle w:val="Nadpis3"/>
       </w:pPr>
-      <w:bookmarkStart w:id="9" w:name="home-screen-server-mode"/>
-      <w:bookmarkEnd w:id="8"/>
-      <w:r>
-        <w:rPr>
-          <w:noProof/>
-          <w:lang w:val="sk-SK" w:eastAsia="sk-SK"/>
-        </w:rPr>
-        <w:lastRenderedPageBreak/>
+      <w:r>
+        <w:t xml:space="preserve">3.3 Home screen (Server mode)</w:t>
+      </w:r>
+    </w:p>
+    <w:p>
+      <w:pPr>
+        <w:pStyle w:val="FirstParagraph"/>
+      </w:pPr>
+      <w:r>
+        <w:rPr>
+          <w:i/>
+          <w:iCs/>
+        </w:rPr>
+        <w:t xml:space="preserve">Screenshot: Home screen, Server mode</w:t>
+      </w:r>
+      <w:r>
+        <w:t xml:space="preserve"> </w:t>
+      </w:r>
+      <w:r>
         <w:drawing>
-          <wp:anchor distT="0" distB="0" distL="114300" distR="114300" simplePos="0" relativeHeight="251636224" behindDoc="0" locked="0" layoutInCell="1" allowOverlap="1">
-            <wp:simplePos x="0" y="0"/>
-            <wp:positionH relativeFrom="column">
-              <wp:posOffset>605155</wp:posOffset>
-            </wp:positionH>
-            <wp:positionV relativeFrom="paragraph">
-              <wp:posOffset>300355</wp:posOffset>
-            </wp:positionV>
-            <wp:extent cx="2103120" cy="4674870"/>
-            <wp:effectExtent l="0" t="0" r="0" b="0"/>
-            <wp:wrapTopAndBottom/>
-            <wp:docPr id="20" name="Picture" descr="Home — Server"/>
-            <wp:cNvGraphicFramePr/>
-            <a:graphic xmlns:a="http://schemas.openxmlformats.org/drawingml/2006/main">
+          <wp:inline>
+            <wp:extent cx="2103120" cy="4675060"/>
+            <wp:effectExtent b="0" l="0" r="0" t="0"/>
+            <wp:docPr descr="Home — Server" title="" id="34" name="Picture"/>
+            <a:graphic>
               <a:graphicData uri="http://schemas.openxmlformats.org/drawingml/2006/picture">
-                <pic:pic xmlns:pic="http://schemas.openxmlformats.org/drawingml/2006/picture">
+                <pic:pic>
                   <pic:nvPicPr>
-                    <pic:cNvPr id="21" name="Picture" descr="screenshots/VW_09_home_server.jpg"/>
+                    <pic:cNvPr descr="screenshots/VW_09_home_server.jpg" id="35" name="Picture"/>
                     <pic:cNvPicPr>
-                      <a:picLocks noChangeAspect="1" noChangeArrowheads="1"/>
+                      <a:picLocks noChangeArrowheads="1" noChangeAspect="1"/>
                     </pic:cNvPicPr>
                   </pic:nvPicPr>
                   <pic:blipFill>
-                    <a:blip r:embed="rId6">
-                      <a:extLst>
-                        <a:ext uri="{28A0092B-C50C-407E-A947-70E740481C1C}">
-                          <a14:useLocalDpi xmlns:a14="http://schemas.microsoft.com/office/drawing/2010/main" val="0"/>
-                        </a:ext>
-                      </a:extLst>
-                    </a:blip>
+                    <a:blip r:embed="rId33"/>
                     <a:stretch>
                       <a:fillRect/>
                     </a:stretch>
@@ -1312,7 +1363,7 @@
                   <pic:spPr bwMode="auto">
                     <a:xfrm>
                       <a:off x="0" y="0"/>
-                      <a:ext cx="2103120" cy="4674870"/>
+                      <a:ext cx="2103120" cy="4675060"/>
                     </a:xfrm>
                     <a:prstGeom prst="rect">
                       <a:avLst/>
@@ -1327,11 +1378,64 @@
                 </pic:pic>
               </a:graphicData>
             </a:graphic>
-          </wp:anchor>
+          </wp:inline>
         </w:drawing>
       </w:r>
-      <w:r>
-        <w:t>3.3 Home screen (Server mode)</w:t>
+    </w:p>
+    <w:p>
+      <w:pPr>
+        <w:pStyle w:val="Zkladntext"/>
+      </w:pPr>
+      <w:r>
+        <w:t xml:space="preserve">A device in Server mode shows only</w:t>
+      </w:r>
+      <w:r>
+        <w:t xml:space="preserve"> </w:t>
+      </w:r>
+      <w:r>
+        <w:rPr>
+          <w:b/>
+          <w:bCs/>
+        </w:rPr>
+        <w:t xml:space="preserve">Connect as Server</w:t>
+      </w:r>
+      <w:r>
+        <w:t xml:space="preserve"> </w:t>
+      </w:r>
+      <w:r>
+        <w:t xml:space="preserve">and</w:t>
+      </w:r>
+      <w:r>
+        <w:t xml:space="preserve"> </w:t>
+      </w:r>
+      <w:r>
+        <w:rPr>
+          <w:b/>
+          <w:bCs/>
+        </w:rPr>
+        <w:t xml:space="preserve">Settings</w:t>
+      </w:r>
+      <w:r>
+        <w:t xml:space="preserve"> </w:t>
+      </w:r>
+      <w:r>
+        <w:t xml:space="preserve">— hosting the link and</w:t>
+      </w:r>
+      <w:r>
+        <w:t xml:space="preserve"> </w:t>
+      </w:r>
+      <w:r>
+        <w:t xml:space="preserve">watching the paired device’s screen is its only job; it does not run sessions or sensors itself.</w:t>
+      </w:r>
+    </w:p>
+    <w:bookmarkEnd w:id="36"/>
+    <w:bookmarkStart w:id="40" w:name="one-time-setup-device-prefix-and-mode"/>
+    <w:p>
+      <w:pPr>
+        <w:pStyle w:val="Nadpis3"/>
+      </w:pPr>
+      <w:r>
+        <w:t xml:space="preserve">3.4 One-time setup — device prefix and mode</w:t>
       </w:r>
     </w:p>
     <w:p>
@@ -1343,94 +1447,28 @@
           <w:i/>
           <w:iCs/>
         </w:rPr>
-        <w:t>Screenshot: Home screen, Server mode</w:t>
-      </w:r>
-      <w:r>
-        <w:t xml:space="preserve"> </w:t>
-      </w:r>
-    </w:p>
-    <w:p>
-      <w:pPr>
-        <w:pStyle w:val="Zkladntext"/>
-      </w:pPr>
-      <w:r>
-        <w:t>A device in</w:t>
-      </w:r>
-      <w:r>
-        <w:t xml:space="preserve"> Server mode shows only </w:t>
-      </w:r>
-      <w:r>
-        <w:rPr>
-          <w:b/>
-          <w:bCs/>
-        </w:rPr>
-        <w:t>Connect as Server</w:t>
-      </w:r>
-      <w:r>
-        <w:t xml:space="preserve"> and </w:t>
-      </w:r>
-      <w:r>
-        <w:rPr>
-          <w:b/>
-          <w:bCs/>
-        </w:rPr>
-        <w:t>Settings</w:t>
-      </w:r>
-      <w:r>
-        <w:t xml:space="preserve"> — hosting the link and watching the paired device’s screen is its only job; it does not run sessions or sensors itself.</w:t>
-      </w:r>
-    </w:p>
-    <w:p>
-      <w:pPr>
-        <w:pStyle w:val="Zkladntext"/>
-      </w:pPr>
-      <w:r>
-        <w:br w:type="page"/>
-      </w:r>
-    </w:p>
-    <w:p>
-      <w:pPr>
-        <w:pStyle w:val="Nadpis3"/>
-      </w:pPr>
-      <w:bookmarkStart w:id="10" w:name="one-time-setup-device-prefix-and-mode"/>
-      <w:bookmarkEnd w:id="9"/>
-      <w:r>
-        <w:rPr>
-          <w:noProof/>
-          <w:lang w:val="sk-SK" w:eastAsia="sk-SK"/>
-        </w:rPr>
-        <w:lastRenderedPageBreak/>
+        <w:t xml:space="preserve">Screenshot: Settings — device prefix and device mode</w:t>
+      </w:r>
+      <w:r>
+        <w:t xml:space="preserve"> </w:t>
+      </w:r>
+      <w:r>
         <w:drawing>
-          <wp:anchor distT="0" distB="0" distL="114300" distR="114300" simplePos="0" relativeHeight="251662848" behindDoc="0" locked="0" layoutInCell="1" allowOverlap="1">
-            <wp:simplePos x="0" y="0"/>
-            <wp:positionH relativeFrom="column">
-              <wp:posOffset>1081405</wp:posOffset>
-            </wp:positionH>
-            <wp:positionV relativeFrom="paragraph">
-              <wp:posOffset>480060</wp:posOffset>
-            </wp:positionV>
-            <wp:extent cx="2103120" cy="4674870"/>
-            <wp:effectExtent l="0" t="0" r="0" b="0"/>
-            <wp:wrapTopAndBottom/>
-            <wp:docPr id="24" name="Picture" descr="Settings"/>
-            <wp:cNvGraphicFramePr/>
-            <a:graphic xmlns:a="http://schemas.openxmlformats.org/drawingml/2006/main">
+          <wp:inline>
+            <wp:extent cx="2103120" cy="4675060"/>
+            <wp:effectExtent b="0" l="0" r="0" t="0"/>
+            <wp:docPr descr="Settings" title="" id="38" name="Picture"/>
+            <a:graphic>
               <a:graphicData uri="http://schemas.openxmlformats.org/drawingml/2006/picture">
-                <pic:pic xmlns:pic="http://schemas.openxmlformats.org/drawingml/2006/picture">
+                <pic:pic>
                   <pic:nvPicPr>
-                    <pic:cNvPr id="25" name="Picture" descr="screenshots/VW_02_settings.jpg"/>
+                    <pic:cNvPr descr="screenshots/VW_02_settings.jpg" id="39" name="Picture"/>
                     <pic:cNvPicPr>
-                      <a:picLocks noChangeAspect="1" noChangeArrowheads="1"/>
+                      <a:picLocks noChangeArrowheads="1" noChangeAspect="1"/>
                     </pic:cNvPicPr>
                   </pic:nvPicPr>
                   <pic:blipFill>
-                    <a:blip r:embed="rId7">
-                      <a:extLst>
-                        <a:ext uri="{28A0092B-C50C-407E-A947-70E740481C1C}">
-                          <a14:useLocalDpi xmlns:a14="http://schemas.microsoft.com/office/drawing/2010/main" val="0"/>
-                        </a:ext>
-                      </a:extLst>
-                    </a:blip>
+                    <a:blip r:embed="rId37"/>
                     <a:stretch>
                       <a:fillRect/>
                     </a:stretch>
@@ -1438,7 +1476,7 @@
                   <pic:spPr bwMode="auto">
                     <a:xfrm>
                       <a:off x="0" y="0"/>
-                      <a:ext cx="2103120" cy="4674870"/>
+                      <a:ext cx="2103120" cy="4675060"/>
                     </a:xfrm>
                     <a:prstGeom prst="rect">
                       <a:avLst/>
@@ -1453,11 +1491,169 @@
                 </pic:pic>
               </a:graphicData>
             </a:graphic>
-          </wp:anchor>
+          </wp:inline>
         </w:drawing>
       </w:r>
-      <w:r>
-        <w:t>3.4 One-time setup — device prefix and mode</w:t>
+    </w:p>
+    <w:p>
+      <w:pPr>
+        <w:pStyle w:val="Zkladntext"/>
+      </w:pPr>
+      <w:r>
+        <w:t xml:space="preserve">Before the first session, open</w:t>
+      </w:r>
+      <w:r>
+        <w:t xml:space="preserve"> </w:t>
+      </w:r>
+      <w:r>
+        <w:rPr>
+          <w:b/>
+          <w:bCs/>
+        </w:rPr>
+        <w:t xml:space="preserve">Settings</w:t>
+      </w:r>
+      <w:r>
+        <w:t xml:space="preserve"> </w:t>
+      </w:r>
+      <w:r>
+        <w:t xml:space="preserve">and pick this device’s prefix:</w:t>
+      </w:r>
+      <w:r>
+        <w:t xml:space="preserve"> </w:t>
+      </w:r>
+      <w:r>
+        <w:rPr>
+          <w:b/>
+          <w:bCs/>
+        </w:rPr>
+        <w:t xml:space="preserve">A</w:t>
+      </w:r>
+      <w:r>
+        <w:t xml:space="preserve">,</w:t>
+      </w:r>
+      <w:r>
+        <w:t xml:space="preserve"> </w:t>
+      </w:r>
+      <w:r>
+        <w:rPr>
+          <w:b/>
+          <w:bCs/>
+        </w:rPr>
+        <w:t xml:space="preserve">B</w:t>
+      </w:r>
+      <w:r>
+        <w:t xml:space="preserve">,</w:t>
+      </w:r>
+      <w:r>
+        <w:t xml:space="preserve"> </w:t>
+      </w:r>
+      <w:r>
+        <w:rPr>
+          <w:b/>
+          <w:bCs/>
+        </w:rPr>
+        <w:t xml:space="preserve">C</w:t>
+      </w:r>
+      <w:r>
+        <w:t xml:space="preserve"> </w:t>
+      </w:r>
+      <w:r>
+        <w:t xml:space="preserve">or</w:t>
+      </w:r>
+      <w:r>
+        <w:t xml:space="preserve"> </w:t>
+      </w:r>
+      <w:r>
+        <w:rPr>
+          <w:b/>
+          <w:bCs/>
+        </w:rPr>
+        <w:t xml:space="preserve">D</w:t>
+      </w:r>
+      <w:r>
+        <w:t xml:space="preserve">. The prefix is added to every participant code (e.g. </w:t>
+      </w:r>
+      <w:r>
+        <w:rPr>
+          <w:rStyle w:val="VerbatimChar"/>
+        </w:rPr>
+        <w:t xml:space="preserve">A-001</w:t>
+      </w:r>
+      <w:r>
+        <w:t xml:space="preserve">) and session code</w:t>
+      </w:r>
+      <w:r>
+        <w:t xml:space="preserve"> </w:t>
+      </w:r>
+      <w:r>
+        <w:t xml:space="preserve">(</w:t>
+      </w:r>
+      <w:r>
+        <w:rPr>
+          <w:rStyle w:val="VerbatimChar"/>
+        </w:rPr>
+        <w:t xml:space="preserve">VW-A-yyMMdd-HHmmss</w:t>
+      </w:r>
+      <w:r>
+        <w:t xml:space="preserve">) generated on this device, and it also scopes the device-to-device link to one</w:t>
+      </w:r>
+      <w:r>
+        <w:t xml:space="preserve"> </w:t>
+      </w:r>
+      <w:r>
+        <w:t xml:space="preserve">pair.</w:t>
+      </w:r>
+    </w:p>
+    <w:p>
+      <w:pPr>
+        <w:pStyle w:val="Oznaitext"/>
+      </w:pPr>
+      <w:r>
+        <w:rPr>
+          <w:b/>
+          <w:bCs/>
+        </w:rPr>
+        <w:t xml:space="preserve">Rule:</w:t>
+      </w:r>
+      <w:r>
+        <w:t xml:space="preserve"> </w:t>
+      </w:r>
+      <w:r>
+        <w:t xml:space="preserve">both devices of a pair (Client + its Server) use the</w:t>
+      </w:r>
+      <w:r>
+        <w:t xml:space="preserve"> </w:t>
+      </w:r>
+      <w:r>
+        <w:rPr>
+          <w:b/>
+          <w:bCs/>
+        </w:rPr>
+        <w:t xml:space="preserve">same</w:t>
+      </w:r>
+      <w:r>
+        <w:t xml:space="preserve"> </w:t>
+      </w:r>
+      <w:r>
+        <w:t xml:space="preserve">letter; a different pair</w:t>
+      </w:r>
+      <w:r>
+        <w:t xml:space="preserve"> </w:t>
+      </w:r>
+      <w:r>
+        <w:t xml:space="preserve">uses a different letter. That way each Server only links to its own Client and codes never collide</w:t>
+      </w:r>
+      <w:r>
+        <w:t xml:space="preserve"> </w:t>
+      </w:r>
+      <w:r>
+        <w:t xml:space="preserve">when several tablets test in parallel. Agree beforehand which letter each pair owns, and do not</w:t>
+      </w:r>
+      <w:r>
+        <w:t xml:space="preserve"> </w:t>
+      </w:r>
+      <w:r>
+        <w:t xml:space="preserve">change it mid-study.</w:t>
       </w:r>
     </w:p>
     <w:p>
@@ -1465,178 +1661,56 @@
         <w:pStyle w:val="FirstParagraph"/>
       </w:pPr>
       <w:r>
-        <w:rPr>
-          <w:i/>
-          <w:iCs/>
-        </w:rPr>
-        <w:t>Screenshot: Settings — device prefix and device mode</w:t>
-      </w:r>
-      <w:r>
-        <w:t xml:space="preserve"> </w:t>
-      </w:r>
-    </w:p>
-    <w:p>
-      <w:pPr>
-        <w:pStyle w:val="Zkladntext"/>
-      </w:pPr>
-      <w:r>
-        <w:t xml:space="preserve">Before the first session, open </w:t>
-      </w:r>
-      <w:r>
-        <w:rPr>
-          <w:b/>
-          <w:bCs/>
-        </w:rPr>
-        <w:t>Settings</w:t>
-      </w:r>
-      <w:r>
-        <w:t xml:space="preserve"> and pick this device’s prefix: </w:t>
-      </w:r>
-      <w:r>
-        <w:rPr>
-          <w:b/>
-          <w:bCs/>
-        </w:rPr>
-        <w:t>A</w:t>
-      </w:r>
-      <w:r>
-        <w:t xml:space="preserve">, </w:t>
-      </w:r>
-      <w:r>
-        <w:rPr>
-          <w:b/>
-          <w:bCs/>
-        </w:rPr>
-        <w:t>B</w:t>
-      </w:r>
-      <w:r>
-        <w:t xml:space="preserve">, </w:t>
-      </w:r>
-      <w:r>
-        <w:rPr>
-          <w:b/>
-          <w:bCs/>
-        </w:rPr>
-        <w:t>C</w:t>
-      </w:r>
-      <w:r>
-        <w:t xml:space="preserve"> or </w:t>
-      </w:r>
-      <w:r>
-        <w:rPr>
-          <w:b/>
-          <w:bCs/>
-        </w:rPr>
-        <w:t>D</w:t>
-      </w:r>
-      <w:r>
-        <w:t>. The prefix is added to every participant code (e.g. </w:t>
-      </w:r>
-      <w:r>
-        <w:rPr>
-          <w:rStyle w:val="VerbatimChar"/>
-        </w:rPr>
-        <w:t>A-001</w:t>
-      </w:r>
-      <w:r>
-        <w:t>) and session code (</w:t>
-      </w:r>
-      <w:r>
-        <w:rPr>
-          <w:rStyle w:val="VerbatimChar"/>
-        </w:rPr>
-        <w:t>VW-A-yyMMdd-HHmmss</w:t>
-      </w:r>
-      <w:r>
-        <w:t>) generated on this d</w:t>
-      </w:r>
-      <w:r>
-        <w:t>evice, and it also scopes the device-to-device link to one pair.</w:t>
-      </w:r>
-    </w:p>
-    <w:p>
-      <w:pPr>
-        <w:pStyle w:val="Oznaitext"/>
-      </w:pPr>
-      <w:r>
-        <w:rPr>
-          <w:b/>
-          <w:bCs/>
-        </w:rPr>
-        <w:t>Rule:</w:t>
-      </w:r>
-      <w:r>
-        <w:t xml:space="preserve"> both devices of a pair (Client + its Server) use the </w:t>
-      </w:r>
-      <w:r>
-        <w:rPr>
-          <w:b/>
-          <w:bCs/>
-        </w:rPr>
-        <w:t>same</w:t>
-      </w:r>
-      <w:r>
-        <w:t xml:space="preserve"> letter; a different pair uses a different letter. That way each Server only links to its own Client and codes never collide whe</w:t>
-      </w:r>
-      <w:r>
-        <w:t>n several tablets test in parallel. Agree beforehand which letter each pair owns, and do not change it mid-study.</w:t>
-      </w:r>
-    </w:p>
-    <w:p>
-      <w:pPr>
-        <w:pStyle w:val="FirstParagraph"/>
-      </w:pPr>
-      <w:r>
-        <w:t xml:space="preserve">The same screen also holds the </w:t>
-      </w:r>
-      <w:r>
-        <w:rPr>
-          <w:b/>
-          <w:bCs/>
-        </w:rPr>
-        <w:t>Device mode</w:t>
-      </w:r>
-      <w:r>
-        <w:t xml:space="preserve"> switch (Server/Client) described in §3.1 — changing it here re-shapes the Home screen immediately o</w:t>
-      </w:r>
-      <w:r>
-        <w:t>n return.</w:t>
+        <w:t xml:space="preserve">The same screen also holds the</w:t>
+      </w:r>
+      <w:r>
+        <w:t xml:space="preserve"> </w:t>
+      </w:r>
+      <w:r>
+        <w:rPr>
+          <w:b/>
+          <w:bCs/>
+        </w:rPr>
+        <w:t xml:space="preserve">Device mode</w:t>
+      </w:r>
+      <w:r>
+        <w:t xml:space="preserve"> </w:t>
+      </w:r>
+      <w:r>
+        <w:t xml:space="preserve">switch (Server/Client) described in §3.1 — changing it</w:t>
+      </w:r>
+      <w:r>
+        <w:t xml:space="preserve"> </w:t>
+      </w:r>
+      <w:r>
+        <w:t xml:space="preserve">here re-shapes the Home screen immediately on return.</w:t>
       </w:r>
     </w:p>
     <w:p>
       <w:r>
         <w:pict>
-          <v:rect id="_x0000_i1029" style="width:0;height:1.5pt" o:hralign="center" o:hrstd="t" o:hr="t"/>
+          <v:rect style="width:0;height:1.5pt" o:hralign="center" o:hrstd="t" o:hr="t"/>
         </w:pict>
       </w:r>
     </w:p>
+    <w:bookmarkEnd w:id="40"/>
+    <w:bookmarkEnd w:id="41"/>
+    <w:bookmarkStart w:id="48" w:name="connecting-the-sensors"/>
     <w:p>
       <w:pPr>
         <w:pStyle w:val="Nadpis2"/>
       </w:pPr>
-      <w:bookmarkStart w:id="11" w:name="connecting-the-sensors"/>
-      <w:bookmarkEnd w:id="6"/>
-      <w:bookmarkEnd w:id="10"/>
-      <w:r>
-        <w:lastRenderedPageBreak/>
-        <w:t>4. Connecting the sensors</w:t>
-      </w:r>
-    </w:p>
+      <w:r>
+        <w:t xml:space="preserve">4. Connecting the sensors</w:t>
+      </w:r>
+    </w:p>
+    <w:bookmarkStart w:id="42" w:name="esense-pulse-ble"/>
     <w:p>
       <w:pPr>
         <w:pStyle w:val="Nadpis3"/>
       </w:pPr>
-      <w:bookmarkStart w:id="12" w:name="esense-pulse-ble"/>
-      <w:r>
-        <w:t xml:space="preserve">4.1 </w:t>
-      </w:r>
-      <w:proofErr w:type="spellStart"/>
-      <w:r>
-        <w:t>eSense</w:t>
-      </w:r>
-      <w:proofErr w:type="spellEnd"/>
-      <w:r>
-        <w:t xml:space="preserve"> Pulse (BLE)</w:t>
+      <w:r>
+        <w:t xml:space="preserve">4.1 eSense Pulse (BLE)</w:t>
       </w:r>
     </w:p>
     <w:p>
@@ -1644,31 +1718,54 @@
         <w:pStyle w:val="Compact"/>
         <w:numPr>
           <w:ilvl w:val="0"/>
-          <w:numId w:val="12"/>
+          <w:numId w:val="1011"/>
         </w:numPr>
       </w:pPr>
       <w:r>
-        <w:t xml:space="preserve">On the sensor-setup screen (see §5), tap the </w:t>
-      </w:r>
-      <w:r>
-        <w:rPr>
-          <w:b/>
-          <w:bCs/>
-        </w:rPr>
-        <w:t>Heart Rate</w:t>
-      </w:r>
-      <w:r>
-        <w:t xml:space="preserve"> card (or go to </w:t>
-      </w:r>
-      <w:r>
-        <w:rPr>
-          <w:b/>
-          <w:bCs/>
-        </w:rPr>
-        <w:t>Sensors → eSense Pulse</w:t>
-      </w:r>
-      <w:r>
-        <w:t>).</w:t>
+        <w:t xml:space="preserve">On the sensor-setup screen (see §5), tap the</w:t>
+      </w:r>
+      <w:r>
+        <w:t xml:space="preserve"> </w:t>
+      </w:r>
+      <w:r>
+        <w:rPr>
+          <w:b/>
+          <w:bCs/>
+        </w:rPr>
+        <w:t xml:space="preserve">Heart Rate</w:t>
+      </w:r>
+      <w:r>
+        <w:t xml:space="preserve"> </w:t>
+      </w:r>
+      <w:r>
+        <w:t xml:space="preserve">card (or go to</w:t>
+      </w:r>
+      <w:r>
+        <w:t xml:space="preserve"> </w:t>
+      </w:r>
+      <w:r>
+        <w:rPr>
+          <w:b/>
+          <w:bCs/>
+        </w:rPr>
+        <w:t xml:space="preserve">Sensors → eSense</w:t>
+      </w:r>
+      <w:r>
+        <w:rPr>
+          <w:b/>
+          <w:bCs/>
+        </w:rPr>
+        <w:t xml:space="preserve"> </w:t>
+      </w:r>
+      <w:r>
+        <w:rPr>
+          <w:b/>
+          <w:bCs/>
+        </w:rPr>
+        <w:t xml:space="preserve">Pulse</w:t>
+      </w:r>
+      <w:r>
+        <w:t xml:space="preserve">).</w:t>
       </w:r>
     </w:p>
     <w:p>
@@ -1676,20 +1773,26 @@
         <w:pStyle w:val="Compact"/>
         <w:numPr>
           <w:ilvl w:val="0"/>
-          <w:numId w:val="12"/>
+          <w:numId w:val="1011"/>
         </w:numPr>
       </w:pPr>
       <w:r>
-        <w:t xml:space="preserve">The app scans for BLE devices — select the one whose name starts with </w:t>
+        <w:t xml:space="preserve">The app scans for BLE devices — select the one whose name starts with</w:t>
+      </w:r>
+      <w:r>
+        <w:t xml:space="preserve"> </w:t>
       </w:r>
       <w:r>
         <w:rPr>
           <w:rStyle w:val="VerbatimChar"/>
         </w:rPr>
-        <w:t>eSense</w:t>
-      </w:r>
-      <w:r>
-        <w:t xml:space="preserve"> from the list.</w:t>
+        <w:t xml:space="preserve">eSense</w:t>
+      </w:r>
+      <w:r>
+        <w:t xml:space="preserve"> </w:t>
+      </w:r>
+      <w:r>
+        <w:t xml:space="preserve">from the list.</w:t>
       </w:r>
     </w:p>
     <w:p>
@@ -1697,11 +1800,11 @@
         <w:pStyle w:val="Compact"/>
         <w:numPr>
           <w:ilvl w:val="0"/>
-          <w:numId w:val="12"/>
+          <w:numId w:val="1011"/>
         </w:numPr>
       </w:pPr>
       <w:r>
-        <w:t>Once connected, the live heart-rate value (BPM) and R-R intervals are shown.</w:t>
+        <w:t xml:space="preserve">Once connected, the live heart-rate value (BPM) and R-R intervals are shown.</w:t>
       </w:r>
     </w:p>
     <w:p>
@@ -1709,17 +1812,17 @@
         <w:pStyle w:val="Oznaitext"/>
       </w:pPr>
       <w:r>
-        <w:t>If the device is not found: check that Bluetooth and Location Services are enabled on the tablet.</w:t>
-      </w:r>
-    </w:p>
+        <w:t xml:space="preserve">If the device is not found: check that Bluetooth and Location Services are enabled on the tablet.</w:t>
+      </w:r>
+    </w:p>
+    <w:bookmarkEnd w:id="42"/>
+    <w:bookmarkStart w:id="43" w:name="esense-respiration-audio-jack"/>
     <w:p>
       <w:pPr>
         <w:pStyle w:val="Nadpis3"/>
       </w:pPr>
-      <w:bookmarkStart w:id="13" w:name="esense-respiration-audio-jack"/>
-      <w:bookmarkEnd w:id="12"/>
-      <w:r>
-        <w:t>4.2 eSense Respiration (audio jack)</w:t>
+      <w:r>
+        <w:t xml:space="preserve">4.2 eSense Respiration (audio jack)</w:t>
       </w:r>
     </w:p>
     <w:p>
@@ -1727,40 +1830,74 @@
         <w:pStyle w:val="FirstParagraph"/>
       </w:pPr>
       <w:r>
-        <w:t>The sensor activates automatically once plugg</w:t>
-      </w:r>
-      <w:r>
-        <w:t xml:space="preserve">ed into the audio jack. Check on the sensor-setup screen that the </w:t>
-      </w:r>
-      <w:r>
-        <w:rPr>
-          <w:b/>
-          <w:bCs/>
-        </w:rPr>
-        <w:t>Respiration</w:t>
-      </w:r>
-      <w:r>
-        <w:t xml:space="preserve"> card shows a live value (unit: </w:t>
-      </w:r>
-      <w:r>
-        <w:rPr>
-          <w:b/>
-          <w:bCs/>
-        </w:rPr>
-        <w:t>RA</w:t>
-      </w:r>
-      <w:r>
-        <w:t>, raw respiration amplitude — not breaths per minute).</w:t>
-      </w:r>
-    </w:p>
-    <w:p>
-      <w:pPr>
-        <w:pStyle w:val="Nadpis3"/>
-      </w:pPr>
-      <w:bookmarkStart w:id="14" w:name="galaxy-watch-8"/>
-      <w:bookmarkEnd w:id="13"/>
-      <w:r>
-        <w:t>4.3 Galaxy Watch 8</w:t>
+        <w:t xml:space="preserve">The sensor activates automatically once plugged into the audio jack. Check on the sensor-setup screen</w:t>
+      </w:r>
+      <w:r>
+        <w:t xml:space="preserve"> </w:t>
+      </w:r>
+      <w:r>
+        <w:t xml:space="preserve">that the</w:t>
+      </w:r>
+      <w:r>
+        <w:t xml:space="preserve"> </w:t>
+      </w:r>
+      <w:r>
+        <w:rPr>
+          <w:b/>
+          <w:bCs/>
+        </w:rPr>
+        <w:t xml:space="preserve">Respiration</w:t>
+      </w:r>
+      <w:r>
+        <w:t xml:space="preserve"> </w:t>
+      </w:r>
+      <w:r>
+        <w:t xml:space="preserve">card shows a live value (unit:</w:t>
+      </w:r>
+      <w:r>
+        <w:t xml:space="preserve"> </w:t>
+      </w:r>
+      <w:r>
+        <w:rPr>
+          <w:b/>
+          <w:bCs/>
+        </w:rPr>
+        <w:t xml:space="preserve">RA</w:t>
+      </w:r>
+      <w:r>
+        <w:t xml:space="preserve">, raw respiration amplitude — not</w:t>
+      </w:r>
+      <w:r>
+        <w:t xml:space="preserve"> </w:t>
+      </w:r>
+      <w:r>
+        <w:t xml:space="preserve">breaths per minute). A breathing-rate estimate (br/min) appears after roughly 15 seconds of clean</w:t>
+      </w:r>
+      <w:r>
+        <w:t xml:space="preserve"> </w:t>
+      </w:r>
+      <w:r>
+        <w:t xml:space="preserve">signal; until then the display shows</w:t>
+      </w:r>
+      <w:r>
+        <w:t xml:space="preserve"> </w:t>
+      </w:r>
+      <w:r>
+        <w:rPr>
+          <w:rStyle w:val="VerbatimChar"/>
+        </w:rPr>
+        <w:t xml:space="preserve">--</w:t>
+      </w:r>
+      <w:r>
+        <w:t xml:space="preserve">.</w:t>
+      </w:r>
+    </w:p>
+    <w:p>
+      <w:pPr>
+        <w:pStyle w:val="Zkladntext"/>
+      </w:pPr>
+      <w:r>
+        <w:t xml:space="preserve">The app watches the signal quality continuously and shows a warning banner when something is wrong:</w:t>
       </w:r>
     </w:p>
     <w:p>
@@ -1768,14 +1905,27 @@
         <w:pStyle w:val="Compact"/>
         <w:numPr>
           <w:ilvl w:val="0"/>
-          <w:numId w:val="13"/>
+          <w:numId w:val="1012"/>
         </w:numPr>
       </w:pPr>
       <w:r>
-        <w:t xml:space="preserve">Make sure Bluetooth is on — the watch link runs over direct Bluetooth, </w:t>
-      </w:r>
-      <w:r>
-        <w:t>not Wi-Fi.</w:t>
+        <w:rPr>
+          <w:b/>
+          <w:bCs/>
+        </w:rPr>
+        <w:t xml:space="preserve">Respiration signal lost</w:t>
+      </w:r>
+      <w:r>
+        <w:t xml:space="preserve"> </w:t>
+      </w:r>
+      <w:r>
+        <w:t xml:space="preserve">— the strap has slipped off the chest (the RA value collapses).</w:t>
+      </w:r>
+      <w:r>
+        <w:t xml:space="preserve"> </w:t>
+      </w:r>
+      <w:r>
+        <w:t xml:space="preserve">Re-seat the chest strap.</w:t>
       </w:r>
     </w:p>
     <w:p>
@@ -1783,51 +1933,37 @@
         <w:pStyle w:val="Compact"/>
         <w:numPr>
           <w:ilvl w:val="0"/>
-          <w:numId w:val="13"/>
+          <w:numId w:val="1012"/>
         </w:numPr>
       </w:pPr>
       <w:r>
-        <w:t xml:space="preserve">Check the </w:t>
-      </w:r>
-      <w:r>
-        <w:rPr>
-          <w:b/>
-          <w:bCs/>
-        </w:rPr>
-        <w:t>Galaxy Watch 8</w:t>
-      </w:r>
-      <w:r>
-        <w:t xml:space="preserve"> card status: </w:t>
-      </w:r>
-      <w:r>
-        <w:rPr>
-          <w:b/>
-          <w:bCs/>
-        </w:rPr>
-        <w:t>Connected</w:t>
-      </w:r>
-      <w:r>
-        <w:t xml:space="preserve"> (live data), </w:t>
-      </w:r>
-      <w:r>
-        <w:rPr>
-          <w:b/>
-          <w:bCs/>
-        </w:rPr>
-        <w:t>Watch dozing — buffering</w:t>
-      </w:r>
-      <w:r>
-        <w:t xml:space="preserve"> (the watch screen is off — data is being stored on the watch, not lost), or </w:t>
-      </w:r>
-      <w:r>
-        <w:rPr>
-          <w:b/>
-          <w:bCs/>
-        </w:rPr>
-        <w:t>Disconnected</w:t>
-      </w:r>
-      <w:r>
-        <w:t>.</w:t>
+        <w:rPr>
+          <w:b/>
+          <w:bCs/>
+        </w:rPr>
+        <w:t xml:space="preserve">No breathing detected</w:t>
+      </w:r>
+      <w:r>
+        <w:t xml:space="preserve"> </w:t>
+      </w:r>
+      <w:r>
+        <w:t xml:space="preserve">— the strap is on but is not tracking breathing (e.g. worn too loose).</w:t>
+      </w:r>
+      <w:r>
+        <w:t xml:space="preserve"> </w:t>
+      </w:r>
+      <w:r>
+        <w:t xml:space="preserve">Tighten and reposition the strap.</w:t>
+      </w:r>
+    </w:p>
+    <w:bookmarkEnd w:id="43"/>
+    <w:bookmarkStart w:id="47" w:name="galaxy-watch-8"/>
+    <w:p>
+      <w:pPr>
+        <w:pStyle w:val="Nadpis3"/>
+      </w:pPr>
+      <w:r>
+        <w:t xml:space="preserve">4.3 Galaxy Watch 8</w:t>
       </w:r>
     </w:p>
     <w:p>
@@ -1835,24 +1971,118 @@
         <w:pStyle w:val="Compact"/>
         <w:numPr>
           <w:ilvl w:val="0"/>
-          <w:numId w:val="13"/>
+          <w:numId w:val="1013"/>
         </w:numPr>
       </w:pPr>
       <w:r>
-        <w:t xml:space="preserve">The </w:t>
-      </w:r>
-      <w:r>
-        <w:rPr>
-          <w:b/>
-          <w:bCs/>
-        </w:rPr>
-        <w:t>dozing</w:t>
-      </w:r>
-      <w:r>
-        <w:t xml:space="preserve"> state is normal whenever the watch screen is off — the buf</w:t>
-      </w:r>
-      <w:r>
-        <w:t>fered data is sent back to the tablet automatically at the end-of-session flush (see §8.1).</w:t>
+        <w:t xml:space="preserve">Make sure Bluetooth is on — the watch link runs over direct Bluetooth, not Wi-Fi.</w:t>
+      </w:r>
+    </w:p>
+    <w:p>
+      <w:pPr>
+        <w:pStyle w:val="Compact"/>
+        <w:numPr>
+          <w:ilvl w:val="0"/>
+          <w:numId w:val="1013"/>
+        </w:numPr>
+      </w:pPr>
+      <w:r>
+        <w:t xml:space="preserve">Check the</w:t>
+      </w:r>
+      <w:r>
+        <w:t xml:space="preserve"> </w:t>
+      </w:r>
+      <w:r>
+        <w:rPr>
+          <w:b/>
+          <w:bCs/>
+        </w:rPr>
+        <w:t xml:space="preserve">Galaxy Watch 8</w:t>
+      </w:r>
+      <w:r>
+        <w:t xml:space="preserve"> </w:t>
+      </w:r>
+      <w:r>
+        <w:t xml:space="preserve">card status:</w:t>
+      </w:r>
+      <w:r>
+        <w:t xml:space="preserve"> </w:t>
+      </w:r>
+      <w:r>
+        <w:rPr>
+          <w:b/>
+          <w:bCs/>
+        </w:rPr>
+        <w:t xml:space="preserve">Connected</w:t>
+      </w:r>
+      <w:r>
+        <w:t xml:space="preserve"> </w:t>
+      </w:r>
+      <w:r>
+        <w:t xml:space="preserve">(live data),</w:t>
+      </w:r>
+      <w:r>
+        <w:t xml:space="preserve"> </w:t>
+      </w:r>
+      <w:r>
+        <w:rPr>
+          <w:b/>
+          <w:bCs/>
+        </w:rPr>
+        <w:t xml:space="preserve">Watch dozing — buffering</w:t>
+      </w:r>
+      <w:r>
+        <w:t xml:space="preserve"> </w:t>
+      </w:r>
+      <w:r>
+        <w:t xml:space="preserve">(the watch screen is off — data is being stored on the watch, not lost), or</w:t>
+      </w:r>
+      <w:r>
+        <w:t xml:space="preserve"> </w:t>
+      </w:r>
+      <w:r>
+        <w:rPr>
+          <w:b/>
+          <w:bCs/>
+        </w:rPr>
+        <w:t xml:space="preserve">Disconnected</w:t>
+      </w:r>
+      <w:r>
+        <w:t xml:space="preserve">.</w:t>
+      </w:r>
+    </w:p>
+    <w:p>
+      <w:pPr>
+        <w:pStyle w:val="Compact"/>
+        <w:numPr>
+          <w:ilvl w:val="0"/>
+          <w:numId w:val="1013"/>
+        </w:numPr>
+      </w:pPr>
+      <w:r>
+        <w:t xml:space="preserve">The</w:t>
+      </w:r>
+      <w:r>
+        <w:t xml:space="preserve"> </w:t>
+      </w:r>
+      <w:r>
+        <w:rPr>
+          <w:b/>
+          <w:bCs/>
+        </w:rPr>
+        <w:t xml:space="preserve">dozing</w:t>
+      </w:r>
+      <w:r>
+        <w:t xml:space="preserve"> </w:t>
+      </w:r>
+      <w:r>
+        <w:t xml:space="preserve">state is normal whenever the watch screen is off — the buffered data is sent back to</w:t>
+      </w:r>
+      <w:r>
+        <w:t xml:space="preserve"> </w:t>
+      </w:r>
+      <w:r>
+        <w:t xml:space="preserve">the tablet automatically at the end-of-session flush (see §8.1).</w:t>
       </w:r>
     </w:p>
     <w:p>
@@ -1860,17 +2090,26 @@
         <w:pStyle w:val="Oznaitext"/>
       </w:pPr>
       <w:r>
-        <w:t xml:space="preserve">If the status stays </w:t>
-      </w:r>
-      <w:r>
-        <w:rPr>
-          <w:b/>
-          <w:bCs/>
-        </w:rPr>
-        <w:t>Disconnected</w:t>
-      </w:r>
-      <w:r>
-        <w:t>: check that Bluetooth on the tablet is on and that the watch’s companion app is running.</w:t>
+        <w:t xml:space="preserve">If the status stays</w:t>
+      </w:r>
+      <w:r>
+        <w:t xml:space="preserve"> </w:t>
+      </w:r>
+      <w:r>
+        <w:rPr>
+          <w:b/>
+          <w:bCs/>
+        </w:rPr>
+        <w:t xml:space="preserve">Disconnected</w:t>
+      </w:r>
+      <w:r>
+        <w:t xml:space="preserve">: check that Bluetooth on the tablet is on and that the watch’s</w:t>
+      </w:r>
+      <w:r>
+        <w:t xml:space="preserve"> </w:t>
+      </w:r>
+      <w:r>
+        <w:t xml:space="preserve">companion app is running.</w:t>
       </w:r>
     </w:p>
     <w:p>
@@ -1879,41 +2118,31 @@
       </w:pPr>
       <w:r>
         <w:rPr>
-          <w:noProof/>
-          <w:lang w:val="sk-SK" w:eastAsia="sk-SK"/>
-        </w:rPr>
-        <w:lastRenderedPageBreak/>
+          <w:i/>
+          <w:iCs/>
+        </w:rPr>
+        <w:t xml:space="preserve">Screenshot: Sensor-setup screen — Mindfield eSense (connecting) and Galaxy Watch 8 (disconnected)</w:t>
+      </w:r>
+      <w:r>
+        <w:t xml:space="preserve"> </w:t>
+      </w:r>
+      <w:r>
         <w:drawing>
-          <wp:anchor distT="0" distB="0" distL="114300" distR="114300" simplePos="0" relativeHeight="251667968" behindDoc="0" locked="0" layoutInCell="1" allowOverlap="1">
-            <wp:simplePos x="0" y="0"/>
-            <wp:positionH relativeFrom="column">
-              <wp:posOffset>1671955</wp:posOffset>
-            </wp:positionH>
-            <wp:positionV relativeFrom="paragraph">
-              <wp:posOffset>-4445</wp:posOffset>
-            </wp:positionV>
-            <wp:extent cx="2103120" cy="4674870"/>
-            <wp:effectExtent l="0" t="0" r="0" b="0"/>
-            <wp:wrapTopAndBottom/>
-            <wp:docPr id="31" name="Picture" descr="Sensor setup"/>
-            <wp:cNvGraphicFramePr/>
-            <a:graphic xmlns:a="http://schemas.openxmlformats.org/drawingml/2006/main">
+          <wp:inline>
+            <wp:extent cx="2103120" cy="4675060"/>
+            <wp:effectExtent b="0" l="0" r="0" t="0"/>
+            <wp:docPr descr="Sensor setup" title="" id="45" name="Picture"/>
+            <a:graphic>
               <a:graphicData uri="http://schemas.openxmlformats.org/drawingml/2006/picture">
-                <pic:pic xmlns:pic="http://schemas.openxmlformats.org/drawingml/2006/picture">
+                <pic:pic>
                   <pic:nvPicPr>
-                    <pic:cNvPr id="32" name="Picture" descr="screenshots/VW_04_sensor_setup.jpg"/>
+                    <pic:cNvPr descr="screenshots/VW_04_sensor_setup.jpg" id="46" name="Picture"/>
                     <pic:cNvPicPr>
-                      <a:picLocks noChangeAspect="1" noChangeArrowheads="1"/>
+                      <a:picLocks noChangeArrowheads="1" noChangeAspect="1"/>
                     </pic:cNvPicPr>
                   </pic:nvPicPr>
                   <pic:blipFill>
-                    <a:blip r:embed="rId8">
-                      <a:extLst>
-                        <a:ext uri="{28A0092B-C50C-407E-A947-70E740481C1C}">
-                          <a14:useLocalDpi xmlns:a14="http://schemas.microsoft.com/office/drawing/2010/main" val="0"/>
-                        </a:ext>
-                      </a:extLst>
-                    </a:blip>
+                    <a:blip r:embed="rId44"/>
                     <a:stretch>
                       <a:fillRect/>
                     </a:stretch>
@@ -1921,7 +2150,7 @@
                   <pic:spPr bwMode="auto">
                     <a:xfrm>
                       <a:off x="0" y="0"/>
-                      <a:ext cx="2103120" cy="4674870"/>
+                      <a:ext cx="2103120" cy="4675060"/>
                     </a:xfrm>
                     <a:prstGeom prst="rect">
                       <a:avLst/>
@@ -1936,64 +2165,50 @@
                 </pic:pic>
               </a:graphicData>
             </a:graphic>
-          </wp:anchor>
+          </wp:inline>
         </w:drawing>
       </w:r>
-      <w:r>
-        <w:rPr>
-          <w:i/>
-          <w:iCs/>
-        </w:rPr>
-        <w:t>Screenshot: Sensor-setup screen — Mindfiel</w:t>
-      </w:r>
-      <w:r>
-        <w:rPr>
-          <w:i/>
-          <w:iCs/>
-        </w:rPr>
-        <w:t>d eSense (connecting) and Galaxy Watch 8 (disconnected)</w:t>
-      </w:r>
-      <w:r>
-        <w:t xml:space="preserve"> </w:t>
-      </w:r>
     </w:p>
     <w:p>
       <w:r>
         <w:pict>
-          <v:rect id="_x0000_i1030" style="width:0;height:1.5pt" o:hralign="center" o:hrstd="t" o:hr="t"/>
+          <v:rect style="width:0;height:1.5pt" o:hralign="center" o:hrstd="t" o:hr="t"/>
         </w:pict>
       </w:r>
     </w:p>
+    <w:bookmarkEnd w:id="47"/>
+    <w:bookmarkEnd w:id="48"/>
+    <w:bookmarkStart w:id="52" w:name="X80e53d4fa36e946c19ecf2f5effc42e2781e1b5"/>
     <w:p>
       <w:pPr>
         <w:pStyle w:val="Nadpis2"/>
       </w:pPr>
-      <w:bookmarkStart w:id="15" w:name="X80e53d4fa36e946c19ecf2f5effc42e2781e1b5"/>
-      <w:bookmarkEnd w:id="11"/>
-      <w:bookmarkEnd w:id="14"/>
-      <w:r>
-        <w:t>5. Creating a participant and starting a session</w:t>
+      <w:r>
+        <w:t xml:space="preserve">5. Creating a participant and starting a session</w:t>
       </w:r>
     </w:p>
     <w:p>
       <w:pPr>
         <w:numPr>
           <w:ilvl w:val="0"/>
-          <w:numId w:val="14"/>
+          <w:numId w:val="1014"/>
         </w:numPr>
       </w:pPr>
       <w:r>
-        <w:t xml:space="preserve">On the Home screen, tap </w:t>
-      </w:r>
-      <w:r>
-        <w:rPr>
-          <w:b/>
-          <w:bCs/>
-        </w:rPr>
-        <w:t>Start New Session</w:t>
-      </w:r>
-      <w:r>
-        <w:t>.</w:t>
+        <w:t xml:space="preserve">On the Home screen, tap</w:t>
+      </w:r>
+      <w:r>
+        <w:t xml:space="preserve"> </w:t>
+      </w:r>
+      <w:r>
+        <w:rPr>
+          <w:b/>
+          <w:bCs/>
+        </w:rPr>
+        <w:t xml:space="preserve">Start New Session</w:t>
+      </w:r>
+      <w:r>
+        <w:t xml:space="preserve">.</w:t>
       </w:r>
     </w:p>
     <w:p>
@@ -2001,7 +2216,7 @@
         <w:pStyle w:val="Oznaitext"/>
         <w:numPr>
           <w:ilvl w:val="0"/>
-          <w:numId w:val="1"/>
+          <w:numId w:val="1000"/>
         </w:numPr>
       </w:pPr>
       <w:r>
@@ -2009,77 +2224,125 @@
           <w:b/>
           <w:bCs/>
         </w:rPr>
-        <w:t>If the button is grayed out</w:t>
-      </w:r>
-      <w:r>
-        <w:t xml:space="preserve"> with the note </w:t>
+        <w:t xml:space="preserve">If the button is grayed out</w:t>
+      </w:r>
+      <w:r>
+        <w:t xml:space="preserve"> </w:t>
+      </w:r>
+      <w:r>
+        <w:t xml:space="preserve">with the note</w:t>
+      </w:r>
+      <w:r>
+        <w:t xml:space="preserve"> </w:t>
       </w:r>
       <w:r>
         <w:rPr>
           <w:i/>
           <w:iCs/>
         </w:rPr>
-        <w:t>“Fix the warnings above to start”</w:t>
-      </w:r>
-      <w:r>
-        <w:t>, the tablet is missing a set</w:t>
-      </w:r>
-      <w:r>
-        <w:t xml:space="preserve">ting the session cannot safely run without — the </w:t>
-      </w:r>
-      <w:r>
-        <w:rPr>
-          <w:b/>
-          <w:bCs/>
-        </w:rPr>
-        <w:t>battery-optimization exemption</w:t>
-      </w:r>
-      <w:r>
-        <w:t xml:space="preserve"> or the </w:t>
-      </w:r>
-      <w:r>
-        <w:rPr>
-          <w:b/>
-          <w:bCs/>
-        </w:rPr>
-        <w:t>notification permission</w:t>
-      </w:r>
-      <w:r>
-        <w:t xml:space="preserve"> (without them, the system can silently kill the recording while the screen is off and the whole session would be lost). Use the </w:t>
-      </w:r>
-      <w:r>
-        <w:rPr>
-          <w:b/>
-          <w:bCs/>
-        </w:rPr>
-        <w:t>Fix</w:t>
-      </w:r>
-      <w:r>
-        <w:t xml:space="preserve"> buttons in th</w:t>
-      </w:r>
-      <w:r>
-        <w:t>e warning card at the top of the Home screen; the button unlocks as soon as both are granted. Resuming an already-running session is never blocked.</w:t>
+        <w:t xml:space="preserve">“Fix the warnings above to start”</w:t>
+      </w:r>
+      <w:r>
+        <w:t xml:space="preserve">, the tablet is</w:t>
+      </w:r>
+      <w:r>
+        <w:t xml:space="preserve"> </w:t>
+      </w:r>
+      <w:r>
+        <w:t xml:space="preserve">missing a setting the session cannot safely run without — the</w:t>
+      </w:r>
+      <w:r>
+        <w:t xml:space="preserve"> </w:t>
+      </w:r>
+      <w:r>
+        <w:rPr>
+          <w:b/>
+          <w:bCs/>
+        </w:rPr>
+        <w:t xml:space="preserve">battery-optimization exemption</w:t>
+      </w:r>
+      <w:r>
+        <w:t xml:space="preserve"> </w:t>
+      </w:r>
+      <w:r>
+        <w:t xml:space="preserve">or the</w:t>
+      </w:r>
+      <w:r>
+        <w:t xml:space="preserve"> </w:t>
+      </w:r>
+      <w:r>
+        <w:rPr>
+          <w:b/>
+          <w:bCs/>
+        </w:rPr>
+        <w:t xml:space="preserve">notification permission</w:t>
+      </w:r>
+      <w:r>
+        <w:t xml:space="preserve"> </w:t>
+      </w:r>
+      <w:r>
+        <w:t xml:space="preserve">(without them, the system can silently kill the recording</w:t>
+      </w:r>
+      <w:r>
+        <w:t xml:space="preserve"> </w:t>
+      </w:r>
+      <w:r>
+        <w:t xml:space="preserve">while the screen is off and the whole session would be lost). Use the</w:t>
+      </w:r>
+      <w:r>
+        <w:t xml:space="preserve"> </w:t>
+      </w:r>
+      <w:r>
+        <w:rPr>
+          <w:b/>
+          <w:bCs/>
+        </w:rPr>
+        <w:t xml:space="preserve">Fix</w:t>
+      </w:r>
+      <w:r>
+        <w:t xml:space="preserve"> </w:t>
+      </w:r>
+      <w:r>
+        <w:t xml:space="preserve">buttons in the</w:t>
+      </w:r>
+      <w:r>
+        <w:t xml:space="preserve"> </w:t>
+      </w:r>
+      <w:r>
+        <w:t xml:space="preserve">warning card at the top of the Home screen; the button unlocks as soon as both are granted.</w:t>
+      </w:r>
+      <w:r>
+        <w:t xml:space="preserve"> </w:t>
+      </w:r>
+      <w:r>
+        <w:t xml:space="preserve">Resuming an already-running session is never blocked.</w:t>
       </w:r>
     </w:p>
     <w:p>
       <w:pPr>
         <w:numPr>
           <w:ilvl w:val="0"/>
-          <w:numId w:val="14"/>
+          <w:numId w:val="1014"/>
         </w:numPr>
       </w:pPr>
       <w:r>
-        <w:t xml:space="preserve">The </w:t>
-      </w:r>
-      <w:r>
-        <w:rPr>
-          <w:b/>
-          <w:bCs/>
-        </w:rPr>
-        <w:t>New Participant</w:t>
-      </w:r>
-      <w:r>
-        <w:t xml:space="preserve"> form appears:</w:t>
+        <w:t xml:space="preserve">The</w:t>
+      </w:r>
+      <w:r>
+        <w:t xml:space="preserve"> </w:t>
+      </w:r>
+      <w:r>
+        <w:rPr>
+          <w:b/>
+          <w:bCs/>
+        </w:rPr>
+        <w:t xml:space="preserve">New Participant</w:t>
+      </w:r>
+      <w:r>
+        <w:t xml:space="preserve"> </w:t>
+      </w:r>
+      <w:r>
+        <w:t xml:space="preserve">form appears:</w:t>
       </w:r>
     </w:p>
     <w:p>
@@ -2087,7 +2350,7 @@
         <w:pStyle w:val="Compact"/>
         <w:numPr>
           <w:ilvl w:val="1"/>
-          <w:numId w:val="15"/>
+          <w:numId w:val="1015"/>
         </w:numPr>
       </w:pPr>
       <w:r>
@@ -2095,22 +2358,28 @@
           <w:b/>
           <w:bCs/>
         </w:rPr>
-        <w:t>Participant code</w:t>
-      </w:r>
-      <w:r>
-        <w:t xml:space="preserve"> — automatically generated (e.g. </w:t>
+        <w:t xml:space="preserve">Participant code</w:t>
+      </w:r>
+      <w:r>
+        <w:t xml:space="preserve"> </w:t>
+      </w:r>
+      <w:r>
+        <w:t xml:space="preserve">— automatically generated (e.g. </w:t>
       </w:r>
       <w:r>
         <w:rPr>
           <w:rStyle w:val="VerbatimChar"/>
         </w:rPr>
-        <w:t>A-004-260722-115828</w:t>
-      </w:r>
-      <w:r>
-        <w:t>). Rea</w:t>
-      </w:r>
-      <w:r>
-        <w:t>d-only — do not try to edit it.</w:t>
+        <w:t xml:space="preserve">A-004-260722-115828</w:t>
+      </w:r>
+      <w:r>
+        <w:t xml:space="preserve">). Read-only — do not</w:t>
+      </w:r>
+      <w:r>
+        <w:t xml:space="preserve"> </w:t>
+      </w:r>
+      <w:r>
+        <w:t xml:space="preserve">try to edit it.</w:t>
       </w:r>
     </w:p>
     <w:p>
@@ -2118,7 +2387,7 @@
         <w:pStyle w:val="Compact"/>
         <w:numPr>
           <w:ilvl w:val="1"/>
-          <w:numId w:val="15"/>
+          <w:numId w:val="1015"/>
         </w:numPr>
       </w:pPr>
       <w:r>
@@ -2126,10 +2395,13 @@
           <w:b/>
           <w:bCs/>
         </w:rPr>
-        <w:t>Age</w:t>
-      </w:r>
-      <w:r>
-        <w:t xml:space="preserve"> — the participant’s age (18–80 years); use the − / + buttons to set it.</w:t>
+        <w:t xml:space="preserve">Age</w:t>
+      </w:r>
+      <w:r>
+        <w:t xml:space="preserve"> </w:t>
+      </w:r>
+      <w:r>
+        <w:t xml:space="preserve">— the participant’s age (18–80 years); use the − / + buttons to set it.</w:t>
       </w:r>
     </w:p>
     <w:p>
@@ -2137,7 +2409,7 @@
         <w:pStyle w:val="Compact"/>
         <w:numPr>
           <w:ilvl w:val="1"/>
-          <w:numId w:val="15"/>
+          <w:numId w:val="1015"/>
         </w:numPr>
       </w:pPr>
       <w:r>
@@ -2145,56 +2417,70 @@
           <w:b/>
           <w:bCs/>
         </w:rPr>
-        <w:lastRenderedPageBreak/>
-        <w:t>Gender</w:t>
-      </w:r>
-      <w:r>
-        <w:t xml:space="preserve"> — Male / Female / Other / N/A.</w:t>
+        <w:t xml:space="preserve">Gender</w:t>
+      </w:r>
+      <w:r>
+        <w:t xml:space="preserve"> </w:t>
+      </w:r>
+      <w:r>
+        <w:t xml:space="preserve">— Male / Female / Other / N/A.</w:t>
       </w:r>
     </w:p>
     <w:p>
       <w:pPr>
         <w:numPr>
           <w:ilvl w:val="0"/>
-          <w:numId w:val="14"/>
+          <w:numId w:val="1014"/>
         </w:numPr>
       </w:pPr>
       <w:r>
-        <w:rPr>
-          <w:noProof/>
-          <w:lang w:val="sk-SK" w:eastAsia="sk-SK"/>
-        </w:rPr>
+        <w:t xml:space="preserve">Tap</w:t>
+      </w:r>
+      <w:r>
+        <w:t xml:space="preserve"> </w:t>
+      </w:r>
+      <w:r>
+        <w:rPr>
+          <w:b/>
+          <w:bCs/>
+        </w:rPr>
+        <w:t xml:space="preserve">Start session</w:t>
+      </w:r>
+      <w:r>
+        <w:t xml:space="preserve">.</w:t>
+      </w:r>
+    </w:p>
+    <w:p>
+      <w:pPr>
+        <w:pStyle w:val="FirstParagraph"/>
+      </w:pPr>
+      <w:r>
+        <w:rPr>
+          <w:i/>
+          <w:iCs/>
+        </w:rPr>
+        <w:t xml:space="preserve">Screenshot: New Participant form</w:t>
+      </w:r>
+      <w:r>
+        <w:t xml:space="preserve"> </w:t>
+      </w:r>
+      <w:r>
         <w:drawing>
-          <wp:anchor distT="0" distB="0" distL="114300" distR="114300" simplePos="0" relativeHeight="251675136" behindDoc="0" locked="0" layoutInCell="1" allowOverlap="1">
-            <wp:simplePos x="0" y="0"/>
-            <wp:positionH relativeFrom="column">
-              <wp:posOffset>195580</wp:posOffset>
-            </wp:positionH>
-            <wp:positionV relativeFrom="paragraph">
-              <wp:posOffset>321310</wp:posOffset>
-            </wp:positionV>
-            <wp:extent cx="2103120" cy="4674870"/>
-            <wp:effectExtent l="0" t="0" r="0" b="0"/>
-            <wp:wrapTopAndBottom/>
-            <wp:docPr id="36" name="Picture" descr="New participant"/>
-            <wp:cNvGraphicFramePr/>
-            <a:graphic xmlns:a="http://schemas.openxmlformats.org/drawingml/2006/main">
+          <wp:inline>
+            <wp:extent cx="2103120" cy="4675060"/>
+            <wp:effectExtent b="0" l="0" r="0" t="0"/>
+            <wp:docPr descr="New participant" title="" id="50" name="Picture"/>
+            <a:graphic>
               <a:graphicData uri="http://schemas.openxmlformats.org/drawingml/2006/picture">
-                <pic:pic xmlns:pic="http://schemas.openxmlformats.org/drawingml/2006/picture">
+                <pic:pic>
                   <pic:nvPicPr>
-                    <pic:cNvPr id="37" name="Picture" descr="screenshots/VW_03_new_participant.jpg"/>
+                    <pic:cNvPr descr="screenshots/VW_03_new_participant.jpg" id="51" name="Picture"/>
                     <pic:cNvPicPr>
-                      <a:picLocks noChangeAspect="1" noChangeArrowheads="1"/>
+                      <a:picLocks noChangeArrowheads="1" noChangeAspect="1"/>
                     </pic:cNvPicPr>
                   </pic:nvPicPr>
                   <pic:blipFill>
-                    <a:blip r:embed="rId9">
-                      <a:extLst>
-                        <a:ext uri="{28A0092B-C50C-407E-A947-70E740481C1C}">
-                          <a14:useLocalDpi xmlns:a14="http://schemas.microsoft.com/office/drawing/2010/main" val="0"/>
-                        </a:ext>
-                      </a:extLst>
-                    </a:blip>
+                    <a:blip r:embed="rId49"/>
                     <a:stretch>
                       <a:fillRect/>
                     </a:stretch>
@@ -2202,7 +2488,7 @@
                   <pic:spPr bwMode="auto">
                     <a:xfrm>
                       <a:off x="0" y="0"/>
-                      <a:ext cx="2103120" cy="4674870"/>
+                      <a:ext cx="2103120" cy="4675060"/>
                     </a:xfrm>
                     <a:prstGeom prst="rect">
                       <a:avLst/>
@@ -2217,36 +2503,8 @@
                 </pic:pic>
               </a:graphicData>
             </a:graphic>
-          </wp:anchor>
+          </wp:inline>
         </w:drawing>
-      </w:r>
-      <w:r>
-        <w:t xml:space="preserve">Tap </w:t>
-      </w:r>
-      <w:r>
-        <w:rPr>
-          <w:b/>
-          <w:bCs/>
-        </w:rPr>
-        <w:t>Start session</w:t>
-      </w:r>
-      <w:r>
-        <w:t>.</w:t>
-      </w:r>
-    </w:p>
-    <w:p>
-      <w:pPr>
-        <w:pStyle w:val="FirstParagraph"/>
-      </w:pPr>
-      <w:r>
-        <w:rPr>
-          <w:i/>
-          <w:iCs/>
-        </w:rPr>
-        <w:t>Screenshot: New Participant form</w:t>
-      </w:r>
-      <w:r>
-        <w:t xml:space="preserve"> </w:t>
       </w:r>
     </w:p>
     <w:p>
@@ -2254,71 +2512,118 @@
         <w:pStyle w:val="Compact"/>
         <w:numPr>
           <w:ilvl w:val="0"/>
-          <w:numId w:val="16"/>
+          <w:numId w:val="1016"/>
         </w:numPr>
       </w:pPr>
       <w:r>
-        <w:t xml:space="preserve">The app opens the </w:t>
-      </w:r>
-      <w:r>
-        <w:rPr>
-          <w:b/>
-          <w:bCs/>
-        </w:rPr>
-        <w:t>sensor-setup screen</w:t>
-      </w:r>
-      <w:r>
-        <w:t xml:space="preserve"> </w:t>
-      </w:r>
-      <w:r>
-        <w:t xml:space="preserve">— a one-time check to confirm sensors before recording starts (see §4 and the screenshot above). Tap </w:t>
-      </w:r>
-      <w:r>
-        <w:rPr>
-          <w:b/>
-          <w:bCs/>
-        </w:rPr>
-        <w:t>Proceed to scenarios</w:t>
-      </w:r>
-      <w:r>
-        <w:t xml:space="preserve"> once the sensors you need are connected. The button stays disabled (with the hint </w:t>
+        <w:t xml:space="preserve">The app opens the</w:t>
+      </w:r>
+      <w:r>
+        <w:t xml:space="preserve"> </w:t>
+      </w:r>
+      <w:r>
+        <w:rPr>
+          <w:b/>
+          <w:bCs/>
+        </w:rPr>
+        <w:t xml:space="preserve">sensor-setup screen</w:t>
+      </w:r>
+      <w:r>
+        <w:t xml:space="preserve"> </w:t>
+      </w:r>
+      <w:r>
+        <w:t xml:space="preserve">— a one-time check to confirm sensors before recording</w:t>
+      </w:r>
+      <w:r>
+        <w:t xml:space="preserve"> </w:t>
+      </w:r>
+      <w:r>
+        <w:t xml:space="preserve">starts (see §4 and the screenshot above). Tap</w:t>
+      </w:r>
+      <w:r>
+        <w:t xml:space="preserve"> </w:t>
+      </w:r>
+      <w:r>
+        <w:rPr>
+          <w:b/>
+          <w:bCs/>
+        </w:rPr>
+        <w:t xml:space="preserve">Proceed to scenarios</w:t>
+      </w:r>
+      <w:r>
+        <w:t xml:space="preserve"> </w:t>
+      </w:r>
+      <w:r>
+        <w:t xml:space="preserve">once the sensors you need are</w:t>
+      </w:r>
+      <w:r>
+        <w:t xml:space="preserve"> </w:t>
+      </w:r>
+      <w:r>
+        <w:t xml:space="preserve">connected. The button stays disabled (with the hint</w:t>
+      </w:r>
+      <w:r>
+        <w:t xml:space="preserve"> </w:t>
       </w:r>
       <w:r>
         <w:rPr>
           <w:i/>
           <w:iCs/>
         </w:rPr>
-        <w:t>“Connect at least one sensor to continue.”</w:t>
-      </w:r>
-      <w:r>
-        <w:t xml:space="preserve">) until </w:t>
-      </w:r>
-      <w:r>
-        <w:rPr>
-          <w:b/>
-          <w:bCs/>
-        </w:rPr>
-        <w:t>at</w:t>
-      </w:r>
-      <w:r>
-        <w:rPr>
-          <w:b/>
-          <w:bCs/>
-        </w:rPr>
-        <w:t xml:space="preserve"> least one sensor is connected</w:t>
-      </w:r>
-      <w:r>
-        <w:t xml:space="preserve"> — this prevents starting a scenario that would record no data. Disconnected sensors show a dashed border with a </w:t>
-      </w:r>
-      <w:r>
-        <w:rPr>
-          <w:b/>
-          <w:bCs/>
-        </w:rPr>
-        <w:t>Tap to connect</w:t>
-      </w:r>
-      <w:r>
-        <w:t xml:space="preserve"> pill; tapping anywhere on such a card starts its connection flow.</w:t>
+        <w:t xml:space="preserve">“Connect at least one sensor to continue.”</w:t>
+      </w:r>
+      <w:r>
+        <w:t xml:space="preserve">)</w:t>
+      </w:r>
+      <w:r>
+        <w:t xml:space="preserve"> </w:t>
+      </w:r>
+      <w:r>
+        <w:t xml:space="preserve">until</w:t>
+      </w:r>
+      <w:r>
+        <w:t xml:space="preserve"> </w:t>
+      </w:r>
+      <w:r>
+        <w:rPr>
+          <w:b/>
+          <w:bCs/>
+        </w:rPr>
+        <w:t xml:space="preserve">at least one sensor is connected</w:t>
+      </w:r>
+      <w:r>
+        <w:t xml:space="preserve"> </w:t>
+      </w:r>
+      <w:r>
+        <w:t xml:space="preserve">— this prevents starting a scenario that would record no</w:t>
+      </w:r>
+      <w:r>
+        <w:t xml:space="preserve"> </w:t>
+      </w:r>
+      <w:r>
+        <w:t xml:space="preserve">data. Disconnected sensors show a dashed border with a</w:t>
+      </w:r>
+      <w:r>
+        <w:t xml:space="preserve"> </w:t>
+      </w:r>
+      <w:r>
+        <w:rPr>
+          <w:b/>
+          <w:bCs/>
+        </w:rPr>
+        <w:t xml:space="preserve">Tap to connect</w:t>
+      </w:r>
+      <w:r>
+        <w:t xml:space="preserve"> </w:t>
+      </w:r>
+      <w:r>
+        <w:t xml:space="preserve">pill; tapping anywhere on</w:t>
+      </w:r>
+      <w:r>
+        <w:t xml:space="preserve"> </w:t>
+      </w:r>
+      <w:r>
+        <w:t xml:space="preserve">such a card starts its connection flow.</w:t>
       </w:r>
     </w:p>
     <w:p>
@@ -2326,25 +2631,30 @@
         <w:pStyle w:val="Oznaitext"/>
       </w:pPr>
       <w:r>
-        <w:t>A foreground service keeps the sensors and (if enabled) the device link alive even while the tablet screen is off, so the operator does not have to hold the tablet continuously.</w:t>
+        <w:t xml:space="preserve">A foreground service keeps the sensors and (if enabled) the device link alive even while the tablet</w:t>
+      </w:r>
+      <w:r>
+        <w:t xml:space="preserve"> </w:t>
+      </w:r>
+      <w:r>
+        <w:t xml:space="preserve">screen is off, so the operator does not have to hold the tablet continuously.</w:t>
       </w:r>
     </w:p>
     <w:p>
       <w:r>
         <w:pict>
-          <v:rect id="_x0000_i1031" style="width:0;height:1.5pt" o:hralign="center" o:hrstd="t" o:hr="t"/>
+          <v:rect style="width:0;height:1.5pt" o:hralign="center" o:hrstd="t" o:hr="t"/>
         </w:pict>
       </w:r>
     </w:p>
+    <w:bookmarkEnd w:id="52"/>
+    <w:bookmarkStart w:id="61" w:name="X7c86569eda5bfa7164de377f204df4f3f1732d3"/>
     <w:p>
       <w:pPr>
         <w:pStyle w:val="Nadpis2"/>
       </w:pPr>
-      <w:bookmarkStart w:id="16" w:name="X7c86569eda5bfa7164de377f204df4f3f1732d3"/>
-      <w:bookmarkEnd w:id="15"/>
-      <w:r>
-        <w:lastRenderedPageBreak/>
-        <w:t>6. Pairing the second device (screen mirroring)</w:t>
+      <w:r>
+        <w:t xml:space="preserve">6. Pairing the second device (screen mirroring)</w:t>
       </w:r>
     </w:p>
     <w:p>
@@ -2352,74 +2662,140 @@
         <w:pStyle w:val="Oznaitext"/>
       </w:pPr>
       <w:r>
-        <w:t xml:space="preserve">This step is </w:t>
-      </w:r>
-      <w:r>
-        <w:rPr>
-          <w:b/>
-          <w:bCs/>
-        </w:rPr>
-        <w:t>optional</w:t>
-      </w:r>
-      <w:r>
-        <w:t xml:space="preserve"> — only</w:t>
-      </w:r>
-      <w:r>
-        <w:t xml:space="preserve"> needed if a second operator wants to watch the Client’s screen remotely. Skip this section for a single-tablet session.</w:t>
-      </w:r>
-    </w:p>
+        <w:t xml:space="preserve">This step is</w:t>
+      </w:r>
+      <w:r>
+        <w:t xml:space="preserve"> </w:t>
+      </w:r>
+      <w:r>
+        <w:rPr>
+          <w:b/>
+          <w:bCs/>
+        </w:rPr>
+        <w:t xml:space="preserve">optional</w:t>
+      </w:r>
+      <w:r>
+        <w:t xml:space="preserve"> </w:t>
+      </w:r>
+      <w:r>
+        <w:t xml:space="preserve">— only needed if a second operator wants to watch the Client’s screen</w:t>
+      </w:r>
+      <w:r>
+        <w:t xml:space="preserve"> </w:t>
+      </w:r>
+      <w:r>
+        <w:t xml:space="preserve">remotely. Skip this section for a single-tablet session.</w:t>
+      </w:r>
+    </w:p>
+    <w:bookmarkStart w:id="59" w:name="pairing-procedure"/>
     <w:p>
       <w:pPr>
         <w:pStyle w:val="Nadpis3"/>
       </w:pPr>
-      <w:bookmarkStart w:id="17" w:name="pairing-procedure"/>
-      <w:r>
-        <w:t>6.1 Pairing procedure</w:t>
+      <w:r>
+        <w:t xml:space="preserve">6.1 Pairing procedure</w:t>
       </w:r>
     </w:p>
     <w:p>
       <w:pPr>
         <w:numPr>
           <w:ilvl w:val="0"/>
-          <w:numId w:val="17"/>
+          <w:numId w:val="1017"/>
         </w:numPr>
       </w:pPr>
       <w:r>
-        <w:rPr>
-          <w:noProof/>
-          <w:lang w:val="sk-SK" w:eastAsia="sk-SK"/>
-        </w:rPr>
+        <w:t xml:space="preserve">On the</w:t>
+      </w:r>
+      <w:r>
+        <w:t xml:space="preserve"> </w:t>
+      </w:r>
+      <w:r>
+        <w:rPr>
+          <w:b/>
+          <w:bCs/>
+        </w:rPr>
+        <w:t xml:space="preserve">Server</w:t>
+      </w:r>
+      <w:r>
+        <w:t xml:space="preserve"> </w:t>
+      </w:r>
+      <w:r>
+        <w:t xml:space="preserve">device, tap</w:t>
+      </w:r>
+      <w:r>
+        <w:t xml:space="preserve"> </w:t>
+      </w:r>
+      <w:r>
+        <w:rPr>
+          <w:b/>
+          <w:bCs/>
+        </w:rPr>
+        <w:t xml:space="preserve">Connect as Server</w:t>
+      </w:r>
+      <w:r>
+        <w:t xml:space="preserve">, then</w:t>
+      </w:r>
+      <w:r>
+        <w:t xml:space="preserve"> </w:t>
+      </w:r>
+      <w:r>
+        <w:rPr>
+          <w:b/>
+          <w:bCs/>
+        </w:rPr>
+        <w:t xml:space="preserve">Connect</w:t>
+      </w:r>
+      <w:r>
+        <w:t xml:space="preserve">. The status shows</w:t>
+      </w:r>
+      <w:r>
+        <w:t xml:space="preserve"> </w:t>
+      </w:r>
+      <w:r>
+        <w:rPr>
+          <w:i/>
+          <w:iCs/>
+        </w:rPr>
+        <w:t xml:space="preserve">Waiting for monitored device</w:t>
+      </w:r>
+      <w:r>
+        <w:t xml:space="preserve">.</w:t>
+      </w:r>
+    </w:p>
+    <w:p>
+      <w:pPr>
+        <w:numPr>
+          <w:ilvl w:val="0"/>
+          <w:numId w:val="1000"/>
+        </w:numPr>
+      </w:pPr>
+      <w:r>
+        <w:rPr>
+          <w:i/>
+          <w:iCs/>
+        </w:rPr>
+        <w:t xml:space="preserve">Screenshot: Link — Server, before connecting</w:t>
+      </w:r>
+      <w:r>
+        <w:t xml:space="preserve"> </w:t>
+      </w:r>
+      <w:r>
         <w:drawing>
-          <wp:anchor distT="0" distB="0" distL="114300" distR="114300" simplePos="0" relativeHeight="251680256" behindDoc="0" locked="0" layoutInCell="1" allowOverlap="1">
-            <wp:simplePos x="0" y="0"/>
-            <wp:positionH relativeFrom="column">
-              <wp:posOffset>957580</wp:posOffset>
-            </wp:positionH>
-            <wp:positionV relativeFrom="paragraph">
-              <wp:posOffset>543560</wp:posOffset>
-            </wp:positionV>
-            <wp:extent cx="2103120" cy="4674870"/>
-            <wp:effectExtent l="0" t="0" r="0" b="0"/>
-            <wp:wrapTopAndBottom/>
-            <wp:docPr id="40" name="Picture" descr="Link — Server"/>
-            <wp:cNvGraphicFramePr/>
-            <a:graphic xmlns:a="http://schemas.openxmlformats.org/drawingml/2006/main">
+          <wp:inline>
+            <wp:extent cx="2103120" cy="4675060"/>
+            <wp:effectExtent b="0" l="0" r="0" t="0"/>
+            <wp:docPr descr="Link — Server" title="" id="54" name="Picture"/>
+            <a:graphic>
               <a:graphicData uri="http://schemas.openxmlformats.org/drawingml/2006/picture">
-                <pic:pic xmlns:pic="http://schemas.openxmlformats.org/drawingml/2006/picture">
+                <pic:pic>
                   <pic:nvPicPr>
-                    <pic:cNvPr id="41" name="Picture" descr="screenshots/VW_10_link_server.jpg"/>
+                    <pic:cNvPr descr="screenshots/VW_10_link_server.jpg" id="55" name="Picture"/>
                     <pic:cNvPicPr>
-                      <a:picLocks noChangeAspect="1" noChangeArrowheads="1"/>
+                      <a:picLocks noChangeArrowheads="1" noChangeAspect="1"/>
                     </pic:cNvPicPr>
                   </pic:nvPicPr>
                   <pic:blipFill>
-                    <a:blip r:embed="rId10">
-                      <a:extLst>
-                        <a:ext uri="{28A0092B-C50C-407E-A947-70E740481C1C}">
-                          <a14:useLocalDpi xmlns:a14="http://schemas.microsoft.com/office/drawing/2010/main" val="0"/>
-                        </a:ext>
-                      </a:extLst>
-                    </a:blip>
+                    <a:blip r:embed="rId53"/>
                     <a:stretch>
                       <a:fillRect/>
                     </a:stretch>
@@ -2427,7 +2803,7 @@
                   <pic:spPr bwMode="auto">
                     <a:xfrm>
                       <a:off x="0" y="0"/>
-                      <a:ext cx="2103120" cy="4674870"/>
+                      <a:ext cx="2103120" cy="4675060"/>
                     </a:xfrm>
                     <a:prstGeom prst="rect">
                       <a:avLst/>
@@ -2442,153 +2818,84 @@
                 </pic:pic>
               </a:graphicData>
             </a:graphic>
-          </wp:anchor>
+          </wp:inline>
         </w:drawing>
       </w:r>
-      <w:r>
-        <w:t xml:space="preserve">On the </w:t>
-      </w:r>
-      <w:r>
-        <w:rPr>
-          <w:b/>
-          <w:bCs/>
-        </w:rPr>
-        <w:t>Server</w:t>
-      </w:r>
-      <w:r>
-        <w:t xml:space="preserve"> device, tap </w:t>
-      </w:r>
-      <w:r>
-        <w:rPr>
-          <w:b/>
-          <w:bCs/>
-        </w:rPr>
-        <w:t>Connect as Server</w:t>
-      </w:r>
-      <w:r>
-        <w:t xml:space="preserve">, then </w:t>
-      </w:r>
-      <w:r>
-        <w:rPr>
-          <w:b/>
-          <w:bCs/>
-        </w:rPr>
-        <w:t>Connect</w:t>
-      </w:r>
-      <w:r>
-        <w:t xml:space="preserve">. The status shows </w:t>
-      </w:r>
+    </w:p>
+    <w:p>
+      <w:pPr>
+        <w:numPr>
+          <w:ilvl w:val="0"/>
+          <w:numId w:val="1017"/>
+        </w:numPr>
+      </w:pPr>
+      <w:r>
+        <w:t xml:space="preserve">On the</w:t>
+      </w:r>
+      <w:r>
+        <w:t xml:space="preserve"> </w:t>
+      </w:r>
+      <w:r>
+        <w:rPr>
+          <w:b/>
+          <w:bCs/>
+        </w:rPr>
+        <w:t xml:space="preserve">Client</w:t>
+      </w:r>
+      <w:r>
+        <w:t xml:space="preserve"> </w:t>
+      </w:r>
+      <w:r>
+        <w:t xml:space="preserve">device, tap</w:t>
+      </w:r>
+      <w:r>
+        <w:t xml:space="preserve"> </w:t>
+      </w:r>
+      <w:r>
+        <w:rPr>
+          <w:b/>
+          <w:bCs/>
+        </w:rPr>
+        <w:t xml:space="preserve">Connect as Client</w:t>
+      </w:r>
+      <w:r>
+        <w:t xml:space="preserve">. It scans for the Server over mDNS.</w:t>
+      </w:r>
+    </w:p>
+    <w:p>
+      <w:pPr>
+        <w:numPr>
+          <w:ilvl w:val="0"/>
+          <w:numId w:val="1000"/>
+        </w:numPr>
+      </w:pPr>
       <w:r>
         <w:rPr>
           <w:i/>
           <w:iCs/>
         </w:rPr>
-        <w:t>Waiting for monitored device</w:t>
-      </w:r>
-      <w:r>
-        <w:t>.</w:t>
-      </w:r>
-    </w:p>
-    <w:p>
-      <w:pPr>
-        <w:numPr>
-          <w:ilvl w:val="0"/>
-          <w:numId w:val="1"/>
-        </w:numPr>
-      </w:pPr>
-      <w:r>
-        <w:rPr>
-          <w:i/>
-          <w:iCs/>
-        </w:rPr>
-        <w:t>Screens</w:t>
-      </w:r>
-      <w:r>
-        <w:rPr>
-          <w:i/>
-          <w:iCs/>
-        </w:rPr>
-        <w:t>hot: Link — Server, before connecting</w:t>
-      </w:r>
-      <w:r>
-        <w:t xml:space="preserve"> </w:t>
-      </w:r>
-    </w:p>
-    <w:p>
-      <w:pPr>
-        <w:numPr>
-          <w:ilvl w:val="0"/>
-          <w:numId w:val="17"/>
-        </w:numPr>
-      </w:pPr>
-      <w:r>
-        <w:t xml:space="preserve">On the </w:t>
-      </w:r>
-      <w:r>
-        <w:rPr>
-          <w:b/>
-          <w:bCs/>
-        </w:rPr>
-        <w:t>Client</w:t>
-      </w:r>
-      <w:r>
-        <w:t xml:space="preserve"> device, tap </w:t>
-      </w:r>
-      <w:r>
-        <w:rPr>
-          <w:b/>
-          <w:bCs/>
-        </w:rPr>
-        <w:t>Connect as Client</w:t>
-      </w:r>
-      <w:r>
-        <w:t>. It scans for the Server over mDNS.</w:t>
-      </w:r>
-    </w:p>
-    <w:p>
-      <w:pPr>
-        <w:numPr>
-          <w:ilvl w:val="0"/>
-          <w:numId w:val="1"/>
-        </w:numPr>
-      </w:pPr>
-      <w:r>
-        <w:rPr>
-          <w:noProof/>
-          <w:lang w:val="sk-SK" w:eastAsia="sk-SK"/>
-        </w:rPr>
-        <w:lastRenderedPageBreak/>
+        <w:t xml:space="preserve">Screenshot: Link — Client, scanning</w:t>
+      </w:r>
+      <w:r>
+        <w:t xml:space="preserve"> </w:t>
+      </w:r>
+      <w:r>
         <w:drawing>
-          <wp:anchor distT="0" distB="0" distL="114300" distR="114300" simplePos="0" relativeHeight="251685376" behindDoc="0" locked="0" layoutInCell="1" allowOverlap="1">
-            <wp:simplePos x="0" y="0"/>
-            <wp:positionH relativeFrom="column">
-              <wp:posOffset>967105</wp:posOffset>
-            </wp:positionH>
-            <wp:positionV relativeFrom="paragraph">
-              <wp:posOffset>-185420</wp:posOffset>
-            </wp:positionV>
-            <wp:extent cx="2103120" cy="4674870"/>
-            <wp:effectExtent l="0" t="0" r="0" b="0"/>
-            <wp:wrapTopAndBottom/>
-            <wp:docPr id="43" name="Picture" descr="Link — Client"/>
-            <wp:cNvGraphicFramePr/>
-            <a:graphic xmlns:a="http://schemas.openxmlformats.org/drawingml/2006/main">
+          <wp:inline>
+            <wp:extent cx="2103120" cy="4675060"/>
+            <wp:effectExtent b="0" l="0" r="0" t="0"/>
+            <wp:docPr descr="Link — Client" title="" id="57" name="Picture"/>
+            <a:graphic>
               <a:graphicData uri="http://schemas.openxmlformats.org/drawingml/2006/picture">
-                <pic:pic xmlns:pic="http://schemas.openxmlformats.org/drawingml/2006/picture">
+                <pic:pic>
                   <pic:nvPicPr>
-                    <pic:cNvPr id="44" name="Picture" descr="screenshots/VW_08_link_client.jpg"/>
+                    <pic:cNvPr descr="screenshots/VW_08_link_client.jpg" id="58" name="Picture"/>
                     <pic:cNvPicPr>
-                      <a:picLocks noChangeAspect="1" noChangeArrowheads="1"/>
+                      <a:picLocks noChangeArrowheads="1" noChangeAspect="1"/>
                     </pic:cNvPicPr>
                   </pic:nvPicPr>
                   <pic:blipFill>
-                    <a:blip r:embed="rId11">
-                      <a:extLst>
-                        <a:ext uri="{28A0092B-C50C-407E-A947-70E740481C1C}">
-                          <a14:useLocalDpi xmlns:a14="http://schemas.microsoft.com/office/drawing/2010/main" val="0"/>
-                        </a:ext>
-                      </a:extLst>
-                    </a:blip>
+                    <a:blip r:embed="rId56"/>
                     <a:stretch>
                       <a:fillRect/>
                     </a:stretch>
@@ -2596,7 +2903,7 @@
                   <pic:spPr bwMode="auto">
                     <a:xfrm>
                       <a:off x="0" y="0"/>
-                      <a:ext cx="2103120" cy="4674870"/>
+                      <a:ext cx="2103120" cy="4675060"/>
                     </a:xfrm>
                     <a:prstGeom prst="rect">
                       <a:avLst/>
@@ -2611,177 +2918,236 @@
                 </pic:pic>
               </a:graphicData>
             </a:graphic>
-          </wp:anchor>
+          </wp:inline>
         </w:drawing>
       </w:r>
+    </w:p>
+    <w:p>
+      <w:pPr>
+        <w:numPr>
+          <w:ilvl w:val="0"/>
+          <w:numId w:val="1017"/>
+        </w:numPr>
+      </w:pPr>
+      <w:r>
+        <w:t xml:space="preserve">On the Client, tap the discovered device in</w:t>
+      </w:r>
+      <w:r>
+        <w:t xml:space="preserve"> </w:t>
+      </w:r>
+      <w:r>
+        <w:rPr>
+          <w:b/>
+          <w:bCs/>
+        </w:rPr>
+        <w:t xml:space="preserve">Discovered peers</w:t>
+      </w:r>
+      <w:r>
+        <w:t xml:space="preserve">, then tap</w:t>
+      </w:r>
+      <w:r>
+        <w:t xml:space="preserve"> </w:t>
+      </w:r>
+      <w:r>
+        <w:rPr>
+          <w:b/>
+          <w:bCs/>
+        </w:rPr>
+        <w:t xml:space="preserve">Connect</w:t>
+      </w:r>
+      <w:r>
+        <w:t xml:space="preserve">. Both</w:t>
+      </w:r>
+      <w:r>
+        <w:t xml:space="preserve"> </w:t>
+      </w:r>
+      <w:r>
+        <w:t xml:space="preserve">screens turn to a green</w:t>
+      </w:r>
+      <w:r>
+        <w:t xml:space="preserve"> </w:t>
+      </w:r>
+      <w:r>
+        <w:rPr>
+          <w:b/>
+          <w:bCs/>
+        </w:rPr>
+        <w:t xml:space="preserve">Connected</w:t>
+      </w:r>
+      <w:r>
+        <w:t xml:space="preserve"> </w:t>
+      </w:r>
+      <w:r>
+        <w:t xml:space="preserve">status once the WebSocket link is up.</w:t>
+      </w:r>
+    </w:p>
+    <w:p>
+      <w:pPr>
+        <w:numPr>
+          <w:ilvl w:val="0"/>
+          <w:numId w:val="1017"/>
+        </w:numPr>
+      </w:pPr>
+      <w:r>
+        <w:t xml:space="preserve">On the Server, tap</w:t>
+      </w:r>
+      <w:r>
+        <w:t xml:space="preserve"> </w:t>
+      </w:r>
+      <w:r>
+        <w:rPr>
+          <w:b/>
+          <w:bCs/>
+        </w:rPr>
+        <w:t xml:space="preserve">View screen</w:t>
+      </w:r>
+      <w:r>
+        <w:t xml:space="preserve"> </w:t>
+      </w:r>
+      <w:r>
+        <w:t xml:space="preserve">— the Client device shows Android’s screen-capture consent</w:t>
+      </w:r>
+      <w:r>
+        <w:t xml:space="preserve"> </w:t>
+      </w:r>
+      <w:r>
+        <w:t xml:space="preserve">dialog. Once accepted, the Client’s screen streams live to the Server, peer-to-peer over Wi-Fi</w:t>
+      </w:r>
+      <w:r>
+        <w:t xml:space="preserve"> </w:t>
+      </w:r>
+      <w:r>
+        <w:t xml:space="preserve">(WebRTC) — no data leaves the local network.</w:t>
+      </w:r>
+    </w:p>
+    <w:bookmarkEnd w:id="59"/>
+    <w:bookmarkStart w:id="60" w:name="X8dd1245d2536c2675be7943ddcabc9721f10f3a"/>
+    <w:p>
+      <w:pPr>
+        <w:pStyle w:val="Nadpis3"/>
+      </w:pPr>
+      <w:r>
+        <w:t xml:space="preserve">6.2 Recovering the connection after a dropout</w:t>
+      </w:r>
+    </w:p>
+    <w:p>
+      <w:pPr>
+        <w:pStyle w:val="FirstParagraph"/>
+      </w:pPr>
+      <w:r>
+        <w:t xml:space="preserve">If the Wi-Fi link drops, reconnect using the same steps as above — Connect on the Server, then select</w:t>
+      </w:r>
+      <w:r>
+        <w:t xml:space="preserve"> </w:t>
+      </w:r>
+      <w:r>
+        <w:t xml:space="preserve">the discovered device on the Client. A dropout does not affect the session or sensor recording on the</w:t>
+      </w:r>
+      <w:r>
+        <w:t xml:space="preserve"> </w:t>
+      </w:r>
+      <w:r>
+        <w:t xml:space="preserve">Client — screen mirroring is a monitoring aid, not part of the measurement itself.</w:t>
+      </w:r>
+    </w:p>
+    <w:p>
+      <w:r>
+        <w:pict>
+          <v:rect style="width:0;height:1.5pt" o:hralign="center" o:hrstd="t" o:hr="t"/>
+        </w:pict>
+      </w:r>
+    </w:p>
+    <w:bookmarkEnd w:id="60"/>
+    <w:bookmarkEnd w:id="61"/>
+    <w:bookmarkStart w:id="67" w:name="running-the-measurement-scenarios-ae"/>
+    <w:p>
+      <w:pPr>
+        <w:pStyle w:val="Nadpis2"/>
+      </w:pPr>
+      <w:r>
+        <w:t xml:space="preserve">7. Running the measurement — scenarios A–E</w:t>
+      </w:r>
+    </w:p>
+    <w:bookmarkStart w:id="65" w:name="the-scenario-hub"/>
+    <w:p>
+      <w:pPr>
+        <w:pStyle w:val="Nadpis3"/>
+      </w:pPr>
+      <w:r>
+        <w:t xml:space="preserve">7.1 The scenario hub</w:t>
+      </w:r>
+    </w:p>
+    <w:p>
+      <w:pPr>
+        <w:pStyle w:val="FirstParagraph"/>
+      </w:pPr>
+      <w:r>
+        <w:t xml:space="preserve">After the sensor-setup screen, the</w:t>
+      </w:r>
+      <w:r>
+        <w:t xml:space="preserve"> </w:t>
+      </w:r>
+      <w:r>
+        <w:rPr>
+          <w:b/>
+          <w:bCs/>
+        </w:rPr>
+        <w:t xml:space="preserve">scenario hub</w:t>
+      </w:r>
+      <w:r>
+        <w:t xml:space="preserve"> </w:t>
+      </w:r>
+      <w:r>
+        <w:t xml:space="preserve">is shown — one card per scenario, plus</w:t>
+      </w:r>
+      <w:r>
+        <w:t xml:space="preserve"> </w:t>
+      </w:r>
+      <w:r>
+        <w:rPr>
+          <w:b/>
+          <w:bCs/>
+        </w:rPr>
+        <w:t xml:space="preserve">End Session &amp; Save</w:t>
+      </w:r>
+      <w:r>
+        <w:t xml:space="preserve"> </w:t>
+      </w:r>
+      <w:r>
+        <w:t xml:space="preserve">at the bottom.</w:t>
+      </w:r>
+    </w:p>
+    <w:p>
+      <w:pPr>
+        <w:pStyle w:val="Zkladntext"/>
+      </w:pPr>
       <w:r>
         <w:rPr>
           <w:i/>
           <w:iCs/>
         </w:rPr>
-        <w:t>Screenshot: Link — Client, scanning</w:t>
-      </w:r>
-      <w:r>
-        <w:t xml:space="preserve"> </w:t>
-      </w:r>
-    </w:p>
-    <w:p>
-      <w:pPr>
-        <w:numPr>
-          <w:ilvl w:val="0"/>
-          <w:numId w:val="17"/>
-        </w:numPr>
-      </w:pPr>
-      <w:r>
-        <w:t xml:space="preserve">On the Client, tap the discovered device in </w:t>
-      </w:r>
-      <w:r>
-        <w:rPr>
-          <w:b/>
-          <w:bCs/>
-        </w:rPr>
-        <w:t>Discovered peers</w:t>
-      </w:r>
-      <w:r>
-        <w:t xml:space="preserve">, then tap </w:t>
-      </w:r>
-      <w:r>
-        <w:rPr>
-          <w:b/>
-          <w:bCs/>
-        </w:rPr>
-        <w:t>Connect</w:t>
-      </w:r>
-      <w:r>
-        <w:t xml:space="preserve">. Both screens turn </w:t>
-      </w:r>
-      <w:r>
-        <w:t xml:space="preserve">to a green </w:t>
-      </w:r>
-      <w:r>
-        <w:rPr>
-          <w:b/>
-          <w:bCs/>
-        </w:rPr>
-        <w:t>Connected</w:t>
-      </w:r>
-      <w:r>
-        <w:t xml:space="preserve"> status once the WebSocket link is up.</w:t>
-      </w:r>
-    </w:p>
-    <w:p>
-      <w:pPr>
-        <w:numPr>
-          <w:ilvl w:val="0"/>
-          <w:numId w:val="17"/>
-        </w:numPr>
-      </w:pPr>
-      <w:r>
-        <w:t xml:space="preserve">On the Server, tap </w:t>
-      </w:r>
-      <w:r>
-        <w:rPr>
-          <w:b/>
-          <w:bCs/>
-        </w:rPr>
-        <w:t>View screen</w:t>
-      </w:r>
-      <w:r>
-        <w:t xml:space="preserve"> — the Client device shows Android’s screen-capture consent dialog. Once accepted, the Client’s screen streams live to the Server, peer-to-peer over Wi-Fi (WebRTC) — n</w:t>
-      </w:r>
-      <w:r>
-        <w:t>o data leaves the local network.</w:t>
-      </w:r>
-    </w:p>
-    <w:p>
-      <w:pPr>
-        <w:pStyle w:val="Nadpis3"/>
-      </w:pPr>
-      <w:bookmarkStart w:id="18" w:name="X8dd1245d2536c2675be7943ddcabc9721f10f3a"/>
-      <w:bookmarkEnd w:id="17"/>
-      <w:r>
-        <w:t>6.2 Recovering the connection after a dropout</w:t>
-      </w:r>
-    </w:p>
-    <w:p>
-      <w:pPr>
-        <w:pStyle w:val="FirstParagraph"/>
-      </w:pPr>
-      <w:r>
-        <w:t xml:space="preserve">If the Wi-Fi link drops, reconnect using the same steps as above — Connect on the Server, then select the discovered device on the Client. A dropout does not affect the session </w:t>
-      </w:r>
-      <w:r>
-        <w:t>or sensor recording on the Client — screen mirroring is a monitoring aid, not part of the measurement itself.</w:t>
-      </w:r>
-    </w:p>
-    <w:p>
-      <w:r>
-        <w:pict>
-          <v:rect id="_x0000_i1032" style="width:0;height:1.5pt" o:hralign="center" o:hrstd="t" o:hr="t"/>
-        </w:pict>
-      </w:r>
-    </w:p>
-    <w:p>
-      <w:pPr>
-        <w:pStyle w:val="Nadpis2"/>
-      </w:pPr>
-      <w:bookmarkStart w:id="19" w:name="running-the-measurement-scenarios-ae"/>
-      <w:bookmarkEnd w:id="16"/>
-      <w:bookmarkEnd w:id="18"/>
-      <w:r>
-        <w:t>7. Running the measurement — scenarios A–E</w:t>
-      </w:r>
-    </w:p>
-    <w:p>
-      <w:pPr>
-        <w:pStyle w:val="Nadpis3"/>
-      </w:pPr>
-      <w:bookmarkStart w:id="20" w:name="the-scenario-hub"/>
-      <w:r>
-        <w:t>7.1 The scenario hub</w:t>
-      </w:r>
-    </w:p>
-    <w:p>
-      <w:pPr>
-        <w:pStyle w:val="FirstParagraph"/>
-      </w:pPr>
-      <w:r>
-        <w:rPr>
-          <w:noProof/>
-          <w:lang w:val="sk-SK" w:eastAsia="sk-SK"/>
-        </w:rPr>
-        <w:lastRenderedPageBreak/>
+        <w:t xml:space="preserve">Screenshot: Scenario hub</w:t>
+      </w:r>
+      <w:r>
+        <w:t xml:space="preserve"> </w:t>
+      </w:r>
+      <w:r>
         <w:drawing>
-          <wp:anchor distT="0" distB="0" distL="114300" distR="114300" simplePos="0" relativeHeight="251690496" behindDoc="0" locked="0" layoutInCell="1" allowOverlap="1">
-            <wp:simplePos x="0" y="0"/>
-            <wp:positionH relativeFrom="column">
-              <wp:posOffset>347980</wp:posOffset>
-            </wp:positionH>
-            <wp:positionV relativeFrom="paragraph">
-              <wp:posOffset>557530</wp:posOffset>
-            </wp:positionV>
-            <wp:extent cx="2103120" cy="4674870"/>
-            <wp:effectExtent l="0" t="0" r="0" b="0"/>
-            <wp:wrapTopAndBottom/>
-            <wp:docPr id="49" name="Picture" descr="Scenario hub"/>
-            <wp:cNvGraphicFramePr/>
-            <a:graphic xmlns:a="http://schemas.openxmlformats.org/drawingml/2006/main">
+          <wp:inline>
+            <wp:extent cx="2103120" cy="4675060"/>
+            <wp:effectExtent b="0" l="0" r="0" t="0"/>
+            <wp:docPr descr="Scenario hub" title="" id="63" name="Picture"/>
+            <a:graphic>
               <a:graphicData uri="http://schemas.openxmlformats.org/drawingml/2006/picture">
-                <pic:pic xmlns:pic="http://schemas.openxmlformats.org/drawingml/2006/picture">
+                <pic:pic>
                   <pic:nvPicPr>
-                    <pic:cNvPr id="50" name="Picture" descr="screenshots/VW_05_scenario_hub.jpg"/>
+                    <pic:cNvPr descr="screenshots/VW_05_scenario_hub.jpg" id="64" name="Picture"/>
                     <pic:cNvPicPr>
-                      <a:picLocks noChangeAspect="1" noChangeArrowheads="1"/>
+                      <a:picLocks noChangeArrowheads="1" noChangeAspect="1"/>
                     </pic:cNvPicPr>
                   </pic:nvPicPr>
                   <pic:blipFill>
-                    <a:blip r:embed="rId12">
-                      <a:extLst>
-                        <a:ext uri="{28A0092B-C50C-407E-A947-70E740481C1C}">
-                          <a14:useLocalDpi xmlns:a14="http://schemas.microsoft.com/office/drawing/2010/main" val="0"/>
-                        </a:ext>
-                      </a:extLst>
-                    </a:blip>
+                    <a:blip r:embed="rId62"/>
                     <a:stretch>
                       <a:fillRect/>
                     </a:stretch>
@@ -2789,7 +3155,7 @@
                   <pic:spPr bwMode="auto">
                     <a:xfrm>
                       <a:off x="0" y="0"/>
-                      <a:ext cx="2103120" cy="4674870"/>
+                      <a:ext cx="2103120" cy="4675060"/>
                     </a:xfrm>
                     <a:prstGeom prst="rect">
                       <a:avLst/>
@@ -2804,113 +3170,63 @@
                 </pic:pic>
               </a:graphicData>
             </a:graphic>
-          </wp:anchor>
+          </wp:inline>
         </w:drawing>
-      </w:r>
-      <w:r>
-        <w:t xml:space="preserve">After the sensor-setup screen, the </w:t>
-      </w:r>
-      <w:r>
-        <w:rPr>
-          <w:b/>
-          <w:bCs/>
-        </w:rPr>
-        <w:t>scenario hub</w:t>
-      </w:r>
-      <w:r>
-        <w:t xml:space="preserve"> is shown — one card per scenario</w:t>
-      </w:r>
-      <w:r>
-        <w:t xml:space="preserve">, plus </w:t>
-      </w:r>
-      <w:r>
-        <w:rPr>
-          <w:b/>
-          <w:bCs/>
-        </w:rPr>
-        <w:t>End Session &amp; Save</w:t>
-      </w:r>
-      <w:r>
-        <w:t xml:space="preserve"> at the bottom.</w:t>
-      </w:r>
-    </w:p>
-    <w:p>
-      <w:pPr>
-        <w:pStyle w:val="Zkladntext"/>
-      </w:pPr>
-      <w:r>
-        <w:rPr>
-          <w:i/>
-          <w:iCs/>
-        </w:rPr>
-        <w:t>Screenshot: Scenario hub</w:t>
-      </w:r>
-      <w:r>
-        <w:t xml:space="preserve"> </w:t>
       </w:r>
     </w:p>
     <w:tbl>
       <w:tblPr>
         <w:tblStyle w:val="Table"/>
-        <w:tblW w:w="5000" w:type="pct"/>
+        <w:tblW w:type="pct" w:w="5000"/>
         <w:tblLayout w:type="fixed"/>
-        <w:tblLook w:val="0020" w:firstRow="1" w:lastRow="0" w:firstColumn="0" w:lastColumn="0" w:noHBand="0" w:noVBand="0"/>
+        <w:tblLook w:firstRow="1" w:lastRow="0" w:firstColumn="0" w:lastColumn="0" w:noHBand="0" w:noVBand="0" w:val="0020"/>
       </w:tblPr>
       <w:tblGrid>
-        <w:gridCol w:w="3319"/>
-        <w:gridCol w:w="3318"/>
-        <w:gridCol w:w="2985"/>
+        <w:gridCol w:w="2731"/>
+        <w:gridCol w:w="2731"/>
+        <w:gridCol w:w="2457"/>
       </w:tblGrid>
       <w:tr>
         <w:trPr>
-          <w:cnfStyle w:val="100000000000" w:firstRow="1" w:lastRow="0" w:firstColumn="0" w:lastColumn="0" w:oddVBand="0" w:evenVBand="0" w:oddHBand="0" w:evenHBand="0" w:firstRowFirstColumn="0" w:firstRowLastColumn="0" w:lastRowFirstColumn="0" w:lastRowLastColumn="0"/>
-          <w:tblHeader/>
+          <w:tblHeader w:val="on"/>
         </w:trPr>
         <w:tc>
-          <w:tcPr>
-            <w:tcW w:w="2731" w:type="dxa"/>
-          </w:tcPr>
-          <w:p>
-            <w:pPr>
-              <w:pStyle w:val="Compact"/>
-            </w:pPr>
-            <w:r>
-              <w:t>Scenario</w:t>
-            </w:r>
-          </w:p>
-        </w:tc>
-        <w:tc>
-          <w:tcPr>
-            <w:tcW w:w="2731" w:type="dxa"/>
-          </w:tcPr>
-          <w:p>
-            <w:pPr>
-              <w:pStyle w:val="Compact"/>
-            </w:pPr>
-            <w:r>
-              <w:t>Duration</w:t>
-            </w:r>
-          </w:p>
-        </w:tc>
-        <w:tc>
-          <w:tcPr>
-            <w:tcW w:w="2457" w:type="dxa"/>
-          </w:tcPr>
-          <w:p>
-            <w:pPr>
-              <w:pStyle w:val="Compact"/>
-            </w:pPr>
-            <w:r>
-              <w:t>Purpose</w:t>
+          <w:tcPr/>
+          <w:p>
+            <w:pPr>
+              <w:pStyle w:val="Compact"/>
+            </w:pPr>
+            <w:r>
+              <w:t xml:space="preserve">Scenario</w:t>
+            </w:r>
+          </w:p>
+        </w:tc>
+        <w:tc>
+          <w:tcPr/>
+          <w:p>
+            <w:pPr>
+              <w:pStyle w:val="Compact"/>
+            </w:pPr>
+            <w:r>
+              <w:t xml:space="preserve">Duration</w:t>
+            </w:r>
+          </w:p>
+        </w:tc>
+        <w:tc>
+          <w:tcPr/>
+          <w:p>
+            <w:pPr>
+              <w:pStyle w:val="Compact"/>
+            </w:pPr>
+            <w:r>
+              <w:t xml:space="preserve">Purpose</w:t>
             </w:r>
           </w:p>
         </w:tc>
       </w:tr>
       <w:tr>
         <w:tc>
-          <w:tcPr>
-            <w:tcW w:w="2731" w:type="dxa"/>
-          </w:tcPr>
+          <w:tcPr/>
           <w:p>
             <w:pPr>
               <w:pStyle w:val="Compact"/>
@@ -2920,42 +3236,36 @@
                 <w:b/>
                 <w:bCs/>
               </w:rPr>
-              <w:t>A — Reference State</w:t>
-            </w:r>
-          </w:p>
-        </w:tc>
-        <w:tc>
-          <w:tcPr>
-            <w:tcW w:w="2731" w:type="dxa"/>
-          </w:tcPr>
-          <w:p>
-            <w:pPr>
-              <w:pStyle w:val="Compact"/>
-            </w:pPr>
-            <w:r>
-              <w:t>10 min</w:t>
-            </w:r>
-          </w:p>
-        </w:tc>
-        <w:tc>
-          <w:tcPr>
-            <w:tcW w:w="2457" w:type="dxa"/>
-          </w:tcPr>
-          <w:p>
-            <w:pPr>
-              <w:pStyle w:val="Compact"/>
-            </w:pPr>
-            <w:r>
-              <w:t>Baseline measurement, no induced load</w:t>
+              <w:t xml:space="preserve">A — Reference State</w:t>
+            </w:r>
+          </w:p>
+        </w:tc>
+        <w:tc>
+          <w:tcPr/>
+          <w:p>
+            <w:pPr>
+              <w:pStyle w:val="Compact"/>
+            </w:pPr>
+            <w:r>
+              <w:t xml:space="preserve">10 min</w:t>
+            </w:r>
+          </w:p>
+        </w:tc>
+        <w:tc>
+          <w:tcPr/>
+          <w:p>
+            <w:pPr>
+              <w:pStyle w:val="Compact"/>
+            </w:pPr>
+            <w:r>
+              <w:t xml:space="preserve">Baseline measurement, no induced load</w:t>
             </w:r>
           </w:p>
         </w:tc>
       </w:tr>
       <w:tr>
         <w:tc>
-          <w:tcPr>
-            <w:tcW w:w="2731" w:type="dxa"/>
-          </w:tcPr>
+          <w:tcPr/>
           <w:p>
             <w:pPr>
               <w:pStyle w:val="Compact"/>
@@ -2965,42 +3275,36 @@
                 <w:b/>
                 <w:bCs/>
               </w:rPr>
-              <w:t>B — Increased Cognitive Load</w:t>
-            </w:r>
-          </w:p>
-        </w:tc>
-        <w:tc>
-          <w:tcPr>
-            <w:tcW w:w="2731" w:type="dxa"/>
-          </w:tcPr>
-          <w:p>
-            <w:pPr>
-              <w:pStyle w:val="Compact"/>
-            </w:pPr>
-            <w:r>
-              <w:t>20 min</w:t>
-            </w:r>
-          </w:p>
-        </w:tc>
-        <w:tc>
-          <w:tcPr>
-            <w:tcW w:w="2457" w:type="dxa"/>
-          </w:tcPr>
-          <w:p>
-            <w:pPr>
-              <w:pStyle w:val="Compact"/>
-            </w:pPr>
-            <w:r>
-              <w:t>Mental workload condition</w:t>
+              <w:t xml:space="preserve">B — Increased Cognitive Load</w:t>
+            </w:r>
+          </w:p>
+        </w:tc>
+        <w:tc>
+          <w:tcPr/>
+          <w:p>
+            <w:pPr>
+              <w:pStyle w:val="Compact"/>
+            </w:pPr>
+            <w:r>
+              <w:t xml:space="preserve">20 min</w:t>
+            </w:r>
+          </w:p>
+        </w:tc>
+        <w:tc>
+          <w:tcPr/>
+          <w:p>
+            <w:pPr>
+              <w:pStyle w:val="Compact"/>
+            </w:pPr>
+            <w:r>
+              <w:t xml:space="preserve">Mental workload condition</w:t>
             </w:r>
           </w:p>
         </w:tc>
       </w:tr>
       <w:tr>
         <w:tc>
-          <w:tcPr>
-            <w:tcW w:w="2731" w:type="dxa"/>
-          </w:tcPr>
+          <w:tcPr/>
           <w:p>
             <w:pPr>
               <w:pStyle w:val="Compact"/>
@@ -3010,42 +3314,36 @@
                 <w:b/>
                 <w:bCs/>
               </w:rPr>
-              <w:t>C — Distracting Environment</w:t>
-            </w:r>
-          </w:p>
-        </w:tc>
-        <w:tc>
-          <w:tcPr>
-            <w:tcW w:w="2731" w:type="dxa"/>
-          </w:tcPr>
-          <w:p>
-            <w:pPr>
-              <w:pStyle w:val="Compact"/>
-            </w:pPr>
-            <w:r>
-              <w:t>20 min</w:t>
-            </w:r>
-          </w:p>
-        </w:tc>
-        <w:tc>
-          <w:tcPr>
-            <w:tcW w:w="2457" w:type="dxa"/>
-          </w:tcPr>
-          <w:p>
-            <w:pPr>
-              <w:pStyle w:val="Compact"/>
-            </w:pPr>
-            <w:r>
-              <w:t>Environmental distraction condition</w:t>
+              <w:t xml:space="preserve">C — Distracting Environment</w:t>
+            </w:r>
+          </w:p>
+        </w:tc>
+        <w:tc>
+          <w:tcPr/>
+          <w:p>
+            <w:pPr>
+              <w:pStyle w:val="Compact"/>
+            </w:pPr>
+            <w:r>
+              <w:t xml:space="preserve">20 min</w:t>
+            </w:r>
+          </w:p>
+        </w:tc>
+        <w:tc>
+          <w:tcPr/>
+          <w:p>
+            <w:pPr>
+              <w:pStyle w:val="Compact"/>
+            </w:pPr>
+            <w:r>
+              <w:t xml:space="preserve">Environmental distraction condition</w:t>
             </w:r>
           </w:p>
         </w:tc>
       </w:tr>
       <w:tr>
         <w:tc>
-          <w:tcPr>
-            <w:tcW w:w="2731" w:type="dxa"/>
-          </w:tcPr>
+          <w:tcPr/>
           <w:p>
             <w:pPr>
               <w:pStyle w:val="Compact"/>
@@ -3055,42 +3353,36 @@
                 <w:b/>
                 <w:bCs/>
               </w:rPr>
-              <w:t>D — Long-Term Load and Fatigue</w:t>
-            </w:r>
-          </w:p>
-        </w:tc>
-        <w:tc>
-          <w:tcPr>
-            <w:tcW w:w="2731" w:type="dxa"/>
-          </w:tcPr>
-          <w:p>
-            <w:pPr>
-              <w:pStyle w:val="Compact"/>
-            </w:pPr>
-            <w:r>
-              <w:t>30 min</w:t>
-            </w:r>
-          </w:p>
-        </w:tc>
-        <w:tc>
-          <w:tcPr>
-            <w:tcW w:w="2457" w:type="dxa"/>
-          </w:tcPr>
-          <w:p>
-            <w:pPr>
-              <w:pStyle w:val="Compact"/>
-            </w:pPr>
-            <w:r>
-              <w:t>Extended-duration fatigue condition</w:t>
+              <w:t xml:space="preserve">D — Long-Term Load and Fatigue</w:t>
+            </w:r>
+          </w:p>
+        </w:tc>
+        <w:tc>
+          <w:tcPr/>
+          <w:p>
+            <w:pPr>
+              <w:pStyle w:val="Compact"/>
+            </w:pPr>
+            <w:r>
+              <w:t xml:space="preserve">30 min</w:t>
+            </w:r>
+          </w:p>
+        </w:tc>
+        <w:tc>
+          <w:tcPr/>
+          <w:p>
+            <w:pPr>
+              <w:pStyle w:val="Compact"/>
+            </w:pPr>
+            <w:r>
+              <w:t xml:space="preserve">Extended-duration fatigue condition</w:t>
             </w:r>
           </w:p>
         </w:tc>
       </w:tr>
       <w:tr>
         <w:tc>
-          <w:tcPr>
-            <w:tcW w:w="2731" w:type="dxa"/>
-          </w:tcPr>
+          <w:tcPr/>
           <w:p>
             <w:pPr>
               <w:pStyle w:val="Compact"/>
@@ -3100,46 +3392,42 @@
                 <w:b/>
                 <w:bCs/>
               </w:rPr>
-              <w:t>E — Reaction Tasks</w:t>
-            </w:r>
-          </w:p>
-        </w:tc>
-        <w:tc>
-          <w:tcPr>
-            <w:tcW w:w="2731" w:type="dxa"/>
-          </w:tcPr>
-          <w:p>
-            <w:pPr>
-              <w:pStyle w:val="Compact"/>
-            </w:pPr>
-            <w:r>
-              <w:t>10 min</w:t>
-            </w:r>
-          </w:p>
-        </w:tc>
-        <w:tc>
-          <w:tcPr>
-            <w:tcW w:w="2457" w:type="dxa"/>
-          </w:tcPr>
-          <w:p>
-            <w:pPr>
-              <w:pStyle w:val="Compact"/>
-            </w:pPr>
-            <w:r>
-              <w:t>Reaction-based task condition</w:t>
+              <w:t xml:space="preserve">E — Reaction Tasks</w:t>
+            </w:r>
+          </w:p>
+        </w:tc>
+        <w:tc>
+          <w:tcPr/>
+          <w:p>
+            <w:pPr>
+              <w:pStyle w:val="Compact"/>
+            </w:pPr>
+            <w:r>
+              <w:t xml:space="preserve">10 min</w:t>
+            </w:r>
+          </w:p>
+        </w:tc>
+        <w:tc>
+          <w:tcPr/>
+          <w:p>
+            <w:pPr>
+              <w:pStyle w:val="Compact"/>
+            </w:pPr>
+            <w:r>
+              <w:t xml:space="preserve">Reaction-based task condition</w:t>
             </w:r>
           </w:p>
         </w:tc>
       </w:tr>
     </w:tbl>
+    <w:bookmarkEnd w:id="65"/>
+    <w:bookmarkStart w:id="66" w:name="running-one-scenario"/>
     <w:p>
       <w:pPr>
         <w:pStyle w:val="Nadpis3"/>
       </w:pPr>
-      <w:bookmarkStart w:id="21" w:name="running-one-scenario"/>
-      <w:bookmarkEnd w:id="20"/>
-      <w:r>
-        <w:t>7.2 Running one scenario</w:t>
+      <w:r>
+        <w:t xml:space="preserve">7.2 Running one scenario</w:t>
       </w:r>
     </w:p>
     <w:p>
@@ -3147,24 +3435,27 @@
         <w:pStyle w:val="Compact"/>
         <w:numPr>
           <w:ilvl w:val="0"/>
-          <w:numId w:val="18"/>
+          <w:numId w:val="1018"/>
         </w:numPr>
       </w:pPr>
       <w:r>
-        <w:t xml:space="preserve">Tap a scenario card. Recording </w:t>
-      </w:r>
-      <w:r>
-        <w:rPr>
-          <w:b/>
-          <w:bCs/>
-        </w:rPr>
-        <w:t>starts automatically</w:t>
-      </w:r>
-      <w:r>
-        <w:t xml:space="preserve"> </w:t>
-      </w:r>
-      <w:r>
-        <w:t>— no separate Start button.</w:t>
+        <w:t xml:space="preserve">Tap a scenario card. Recording</w:t>
+      </w:r>
+      <w:r>
+        <w:t xml:space="preserve"> </w:t>
+      </w:r>
+      <w:r>
+        <w:rPr>
+          <w:b/>
+          <w:bCs/>
+        </w:rPr>
+        <w:t xml:space="preserve">starts automatically</w:t>
+      </w:r>
+      <w:r>
+        <w:t xml:space="preserve"> </w:t>
+      </w:r>
+      <w:r>
+        <w:t xml:space="preserve">— no separate Start button.</w:t>
       </w:r>
     </w:p>
     <w:p>
@@ -3172,25 +3463,39 @@
         <w:pStyle w:val="Compact"/>
         <w:numPr>
           <w:ilvl w:val="0"/>
-          <w:numId w:val="18"/>
+          <w:numId w:val="1018"/>
         </w:numPr>
       </w:pPr>
       <w:r>
-        <w:lastRenderedPageBreak/>
-        <w:t xml:space="preserve">A countdown ring shows the time remaining; the top bar turns red with a pulsing </w:t>
-      </w:r>
-      <w:r>
-        <w:rPr>
-          <w:b/>
-          <w:bCs/>
-        </w:rPr>
-        <w:t>REC</w:t>
-      </w:r>
-      <w:r>
-        <w:t xml:space="preserve"> badge and the elapsed time. The app also locks touch input and hides the system bars, so it is safe to set down or pocket the tablet during the </w:t>
-      </w:r>
-      <w:r>
-        <w:t>run.</w:t>
+        <w:t xml:space="preserve">A countdown ring shows the time remaining; the top bar turns red with a pulsing</w:t>
+      </w:r>
+      <w:r>
+        <w:t xml:space="preserve"> </w:t>
+      </w:r>
+      <w:r>
+        <w:rPr>
+          <w:b/>
+          <w:bCs/>
+        </w:rPr>
+        <w:t xml:space="preserve">REC</w:t>
+      </w:r>
+      <w:r>
+        <w:t xml:space="preserve"> </w:t>
+      </w:r>
+      <w:r>
+        <w:t xml:space="preserve">badge and</w:t>
+      </w:r>
+      <w:r>
+        <w:t xml:space="preserve"> </w:t>
+      </w:r>
+      <w:r>
+        <w:t xml:space="preserve">the elapsed time. The app also locks touch input and hides the system bars, so it is safe to set</w:t>
+      </w:r>
+      <w:r>
+        <w:t xml:space="preserve"> </w:t>
+      </w:r>
+      <w:r>
+        <w:t xml:space="preserve">down or pocket the tablet during the run.</w:t>
       </w:r>
     </w:p>
     <w:p>
@@ -3198,21 +3503,39 @@
         <w:pStyle w:val="Compact"/>
         <w:numPr>
           <w:ilvl w:val="0"/>
-          <w:numId w:val="18"/>
+          <w:numId w:val="1018"/>
         </w:numPr>
       </w:pPr>
       <w:r>
-        <w:t xml:space="preserve">When the countdown reaches zero, the scenario </w:t>
-      </w:r>
-      <w:r>
-        <w:rPr>
-          <w:b/>
-          <w:bCs/>
-        </w:rPr>
-        <w:t>stops and finalizes automatically</w:t>
-      </w:r>
-      <w:r>
-        <w:t xml:space="preserve"> and the app returns to the scenario hub. A finished scenario shows a green check and its letter badge turns green.</w:t>
+        <w:t xml:space="preserve">When the countdown reaches zero, the scenario</w:t>
+      </w:r>
+      <w:r>
+        <w:t xml:space="preserve"> </w:t>
+      </w:r>
+      <w:r>
+        <w:rPr>
+          <w:b/>
+          <w:bCs/>
+        </w:rPr>
+        <w:t xml:space="preserve">stops and finalizes automatically</w:t>
+      </w:r>
+      <w:r>
+        <w:t xml:space="preserve"> </w:t>
+      </w:r>
+      <w:r>
+        <w:t xml:space="preserve">and the app</w:t>
+      </w:r>
+      <w:r>
+        <w:t xml:space="preserve"> </w:t>
+      </w:r>
+      <w:r>
+        <w:t xml:space="preserve">returns to the scenario hub. A finished scenario shows a green check and its letter badge turns</w:t>
+      </w:r>
+      <w:r>
+        <w:t xml:space="preserve"> </w:t>
+      </w:r>
+      <w:r>
+        <w:t xml:space="preserve">green.</w:t>
       </w:r>
     </w:p>
     <w:p>
@@ -3220,14 +3543,17 @@
         <w:pStyle w:val="Compact"/>
         <w:numPr>
           <w:ilvl w:val="0"/>
-          <w:numId w:val="18"/>
+          <w:numId w:val="1018"/>
         </w:numPr>
       </w:pPr>
       <w:r>
-        <w:t>Repeat for each scenario the protocol requires. Scenario</w:t>
-      </w:r>
-      <w:r>
-        <w:t>s can be run in any order and each can be re-run if needed — the hub always shows which ones already have a recorded run.</w:t>
+        <w:t xml:space="preserve">Repeat for each scenario the protocol requires. Scenarios can be run in any order and each can be</w:t>
+      </w:r>
+      <w:r>
+        <w:t xml:space="preserve"> </w:t>
+      </w:r>
+      <w:r>
+        <w:t xml:space="preserve">re-run if needed — the hub always shows which ones already have a recorded run.</w:t>
       </w:r>
     </w:p>
     <w:p>
@@ -3235,10 +3561,25 @@
         <w:pStyle w:val="Oznaitext"/>
       </w:pPr>
       <w:r>
-        <w:t>If a sensor disconnects mid-scenario, a banner appears (“… disconnected — Recording continues — reconnect to resume data capture”). Th</w:t>
-      </w:r>
-      <w:r>
-        <w:t>e scenario keeps its timer running; reconnect the sensor as soon as possible to minimize the gap in that scenario’s data.</w:t>
+        <w:t xml:space="preserve">If a sensor disconnects mid-scenario, a banner appears (</w:t>
+      </w:r>
+      <w:r>
+        <w:t xml:space="preserve">“… disconnected — Recording continues —</w:t>
+      </w:r>
+      <w:r>
+        <w:t xml:space="preserve"> </w:t>
+      </w:r>
+      <w:r>
+        <w:t xml:space="preserve">reconnect to resume data capture”</w:t>
+      </w:r>
+      <w:r>
+        <w:t xml:space="preserve">). The scenario keeps its timer running; reconnect the sensor as</w:t>
+      </w:r>
+      <w:r>
+        <w:t xml:space="preserve"> </w:t>
+      </w:r>
+      <w:r>
+        <w:t xml:space="preserve">soon as possible to minimize the gap in that scenario’s data.</w:t>
       </w:r>
     </w:p>
     <w:p>
@@ -3246,180 +3587,201 @@
         <w:pStyle w:val="Oznaitext"/>
       </w:pPr>
       <w:r>
-        <w:t xml:space="preserve">If a scenario is opened with </w:t>
-      </w:r>
-      <w:r>
-        <w:rPr>
-          <w:b/>
-          <w:bCs/>
-        </w:rPr>
-        <w:t>no sensor connected at all</w:t>
-      </w:r>
-      <w:r>
-        <w:t xml:space="preserve"> (for example, a sensor dropped between setup and the scenario), a </w:t>
-      </w:r>
-      <w:r>
-        <w:rPr>
-          <w:b/>
-          <w:bCs/>
-        </w:rPr>
-        <w:t>“No sensor c</w:t>
-      </w:r>
-      <w:r>
-        <w:rPr>
-          <w:b/>
-          <w:bCs/>
-        </w:rPr>
-        <w:t>onnected”</w:t>
-      </w:r>
-      <w:r>
-        <w:t xml:space="preserve"> banner appears and neither the recording nor the countdown starts. Nothing is lost — connect a sensor and the scenario begins normally.</w:t>
+        <w:t xml:space="preserve">If a scenario is opened with</w:t>
+      </w:r>
+      <w:r>
+        <w:t xml:space="preserve"> </w:t>
+      </w:r>
+      <w:r>
+        <w:rPr>
+          <w:b/>
+          <w:bCs/>
+        </w:rPr>
+        <w:t xml:space="preserve">no sensor connected at all</w:t>
+      </w:r>
+      <w:r>
+        <w:t xml:space="preserve"> </w:t>
+      </w:r>
+      <w:r>
+        <w:t xml:space="preserve">(for example, a sensor dropped between</w:t>
+      </w:r>
+      <w:r>
+        <w:t xml:space="preserve"> </w:t>
+      </w:r>
+      <w:r>
+        <w:t xml:space="preserve">setup and the scenario), a</w:t>
+      </w:r>
+      <w:r>
+        <w:t xml:space="preserve"> </w:t>
+      </w:r>
+      <w:r>
+        <w:rPr>
+          <w:b/>
+          <w:bCs/>
+        </w:rPr>
+        <w:t xml:space="preserve">“No sensor connected”</w:t>
+      </w:r>
+      <w:r>
+        <w:t xml:space="preserve"> </w:t>
+      </w:r>
+      <w:r>
+        <w:t xml:space="preserve">banner appears and neither the recording nor</w:t>
+      </w:r>
+      <w:r>
+        <w:t xml:space="preserve"> </w:t>
+      </w:r>
+      <w:r>
+        <w:t xml:space="preserve">the countdown starts. Nothing is lost — connect a sensor and the scenario begins normally.</w:t>
       </w:r>
     </w:p>
     <w:p>
       <w:r>
         <w:pict>
-          <v:rect id="_x0000_i1033" style="width:0;height:1.5pt" o:hralign="center" o:hrstd="t" o:hr="t"/>
+          <v:rect style="width:0;height:1.5pt" o:hralign="center" o:hrstd="t" o:hr="t"/>
         </w:pict>
       </w:r>
     </w:p>
+    <w:bookmarkEnd w:id="66"/>
+    <w:bookmarkEnd w:id="67"/>
+    <w:bookmarkStart w:id="76" w:name="ending-the-session-and-exporting-data"/>
     <w:p>
       <w:pPr>
         <w:pStyle w:val="Nadpis2"/>
       </w:pPr>
-      <w:bookmarkStart w:id="22" w:name="ending-the-session-and-exporting-data"/>
-      <w:bookmarkEnd w:id="19"/>
-      <w:bookmarkEnd w:id="21"/>
-      <w:r>
-        <w:t>8. Ending the session and exporting data</w:t>
-      </w:r>
-    </w:p>
+      <w:r>
+        <w:t xml:space="preserve">8. Ending the session and exporting data</w:t>
+      </w:r>
+    </w:p>
+    <w:bookmarkStart w:id="71" w:name="ending-the-session"/>
     <w:p>
       <w:pPr>
         <w:pStyle w:val="Nadpis3"/>
       </w:pPr>
-      <w:bookmarkStart w:id="23" w:name="ending-the-session"/>
-      <w:r>
-        <w:t>8.1 Ending the session</w:t>
+      <w:r>
+        <w:t xml:space="preserve">8.1 Ending the session</w:t>
       </w:r>
     </w:p>
     <w:p>
       <w:pPr>
         <w:numPr>
           <w:ilvl w:val="0"/>
-          <w:numId w:val="19"/>
+          <w:numId w:val="1019"/>
         </w:numPr>
       </w:pPr>
       <w:r>
-        <w:t xml:space="preserve">From the scenario hub, tap </w:t>
-      </w:r>
-      <w:r>
-        <w:rPr>
-          <w:b/>
-          <w:bCs/>
-        </w:rPr>
-        <w:t>End Session &amp; Sav</w:t>
-      </w:r>
-      <w:r>
-        <w:rPr>
-          <w:b/>
-          <w:bCs/>
-        </w:rPr>
-        <w:t>e</w:t>
-      </w:r>
-      <w:r>
-        <w:t>, then confirm.</w:t>
+        <w:t xml:space="preserve">From the scenario hub, tap</w:t>
+      </w:r>
+      <w:r>
+        <w:t xml:space="preserve"> </w:t>
+      </w:r>
+      <w:r>
+        <w:rPr>
+          <w:b/>
+          <w:bCs/>
+        </w:rPr>
+        <w:t xml:space="preserve">End Session &amp; Save</w:t>
+      </w:r>
+      <w:r>
+        <w:t xml:space="preserve">, then confirm.</w:t>
       </w:r>
     </w:p>
     <w:p>
       <w:pPr>
         <w:numPr>
           <w:ilvl w:val="0"/>
-          <w:numId w:val="19"/>
+          <w:numId w:val="1019"/>
         </w:numPr>
       </w:pPr>
       <w:r>
-        <w:t xml:space="preserve">If the Galaxy Watch has buffered data, the app asks the operator to </w:t>
-      </w:r>
-      <w:r>
-        <w:rPr>
-          <w:b/>
-          <w:bCs/>
-        </w:rPr>
-        <w:t>wake the watch</w:t>
-      </w:r>
-      <w:r>
-        <w:t xml:space="preserve"> (tap its screen) so it can send back everything it stored during the session.</w:t>
+        <w:t xml:space="preserve">If the Galaxy Watch has buffered data, the app asks the operator to</w:t>
+      </w:r>
+      <w:r>
+        <w:t xml:space="preserve"> </w:t>
+      </w:r>
+      <w:r>
+        <w:rPr>
+          <w:b/>
+          <w:bCs/>
+        </w:rPr>
+        <w:t xml:space="preserve">wake the watch</w:t>
+      </w:r>
+      <w:r>
+        <w:t xml:space="preserve"> </w:t>
+      </w:r>
+      <w:r>
+        <w:t xml:space="preserve">(tap its</w:t>
+      </w:r>
+      <w:r>
+        <w:t xml:space="preserve"> </w:t>
+      </w:r>
+      <w:r>
+        <w:t xml:space="preserve">screen) so it can send back everything it stored during the session.</w:t>
       </w:r>
     </w:p>
     <w:p>
       <w:pPr>
         <w:numPr>
           <w:ilvl w:val="0"/>
-          <w:numId w:val="19"/>
+          <w:numId w:val="1019"/>
         </w:numPr>
       </w:pPr>
       <w:r>
-        <w:t xml:space="preserve">Once the transfer completes, a green check confirms </w:t>
-      </w:r>
-      <w:r>
-        <w:rPr>
-          <w:b/>
-          <w:bCs/>
-        </w:rPr>
-        <w:t>Watch data saved</w:t>
-      </w:r>
-      <w:r>
-        <w:t xml:space="preserve">, and the </w:t>
-      </w:r>
-      <w:r>
-        <w:t>app continues automatically to the session review screen.</w:t>
+        <w:t xml:space="preserve">Once the transfer completes, a green check confirms</w:t>
+      </w:r>
+      <w:r>
+        <w:t xml:space="preserve"> </w:t>
+      </w:r>
+      <w:r>
+        <w:rPr>
+          <w:b/>
+          <w:bCs/>
+        </w:rPr>
+        <w:t xml:space="preserve">Watch data saved</w:t>
+      </w:r>
+      <w:r>
+        <w:t xml:space="preserve">, and the app continues</w:t>
+      </w:r>
+      <w:r>
+        <w:t xml:space="preserve"> </w:t>
+      </w:r>
+      <w:r>
+        <w:t xml:space="preserve">automatically to the session review screen.</w:t>
       </w:r>
     </w:p>
     <w:p>
       <w:pPr>
         <w:numPr>
           <w:ilvl w:val="0"/>
-          <w:numId w:val="1"/>
+          <w:numId w:val="1000"/>
         </w:numPr>
       </w:pPr>
       <w:r>
         <w:rPr>
-          <w:noProof/>
-          <w:lang w:val="sk-SK" w:eastAsia="sk-SK"/>
-        </w:rPr>
-        <w:lastRenderedPageBreak/>
+          <w:i/>
+          <w:iCs/>
+        </w:rPr>
+        <w:t xml:space="preserve">Screenshot: End-session confirmation</w:t>
+      </w:r>
+      <w:r>
+        <w:t xml:space="preserve"> </w:t>
+      </w:r>
+      <w:r>
         <w:drawing>
-          <wp:anchor distT="0" distB="0" distL="114300" distR="114300" simplePos="0" relativeHeight="251695616" behindDoc="0" locked="0" layoutInCell="1" allowOverlap="1">
-            <wp:simplePos x="0" y="0"/>
-            <wp:positionH relativeFrom="column">
-              <wp:posOffset>1252855</wp:posOffset>
-            </wp:positionH>
-            <wp:positionV relativeFrom="paragraph">
-              <wp:posOffset>-4445</wp:posOffset>
-            </wp:positionV>
-            <wp:extent cx="2103120" cy="4674870"/>
-            <wp:effectExtent l="0" t="0" r="0" b="0"/>
-            <wp:wrapTopAndBottom/>
-            <wp:docPr id="55" name="Picture" descr="Watch data saved"/>
-            <wp:cNvGraphicFramePr/>
-            <a:graphic xmlns:a="http://schemas.openxmlformats.org/drawingml/2006/main">
+          <wp:inline>
+            <wp:extent cx="2103120" cy="4675060"/>
+            <wp:effectExtent b="0" l="0" r="0" t="0"/>
+            <wp:docPr descr="Watch data saved" title="" id="69" name="Picture"/>
+            <a:graphic>
               <a:graphicData uri="http://schemas.openxmlformats.org/drawingml/2006/picture">
-                <pic:pic xmlns:pic="http://schemas.openxmlformats.org/drawingml/2006/picture">
+                <pic:pic>
                   <pic:nvPicPr>
-                    <pic:cNvPr id="56" name="Picture" descr="screenshots/VW_06_watch_data_saved.jpg"/>
+                    <pic:cNvPr descr="screenshots/VW_06_watch_data_saved.jpg" id="70" name="Picture"/>
                     <pic:cNvPicPr>
-                      <a:picLocks noChangeAspect="1" noChangeArrowheads="1"/>
+                      <a:picLocks noChangeArrowheads="1" noChangeAspect="1"/>
                     </pic:cNvPicPr>
                   </pic:nvPicPr>
                   <pic:blipFill>
-                    <a:blip r:embed="rId13">
-                      <a:extLst>
-                        <a:ext uri="{28A0092B-C50C-407E-A947-70E740481C1C}">
-                          <a14:useLocalDpi xmlns:a14="http://schemas.microsoft.com/office/drawing/2010/main" val="0"/>
-                        </a:ext>
-                      </a:extLst>
-                    </a:blip>
+                    <a:blip r:embed="rId68"/>
                     <a:stretch>
                       <a:fillRect/>
                     </a:stretch>
@@ -3427,7 +3789,7 @@
                   <pic:spPr bwMode="auto">
                     <a:xfrm>
                       <a:off x="0" y="0"/>
-                      <a:ext cx="2103120" cy="4674870"/>
+                      <a:ext cx="2103120" cy="4675060"/>
                     </a:xfrm>
                     <a:prstGeom prst="rect">
                       <a:avLst/>
@@ -3442,18 +3804,8 @@
                 </pic:pic>
               </a:graphicData>
             </a:graphic>
-          </wp:anchor>
+          </wp:inline>
         </w:drawing>
-      </w:r>
-      <w:r>
-        <w:rPr>
-          <w:i/>
-          <w:iCs/>
-        </w:rPr>
-        <w:t>Screenshot: End-session confirmation</w:t>
-      </w:r>
-      <w:r>
-        <w:t xml:space="preserve"> </w:t>
       </w:r>
     </w:p>
     <w:p>
@@ -3461,24 +3813,67 @@
         <w:pStyle w:val="Oznaitext"/>
         <w:numPr>
           <w:ilvl w:val="0"/>
-          <w:numId w:val="1"/>
+          <w:numId w:val="1000"/>
         </w:numPr>
       </w:pPr>
       <w:r>
-        <w:t xml:space="preserve">If the watch does not respond, </w:t>
-      </w:r>
-      <w:r>
-        <w:rPr>
-          <w:b/>
-          <w:bCs/>
-        </w:rPr>
-        <w:t>End without watch data</w:t>
-      </w:r>
-      <w:r>
-        <w:t xml:space="preserve"> is available — the watch keeps its stored data safely and it can be recovered on a later session; no data</w:t>
-      </w:r>
-      <w:r>
-        <w:t xml:space="preserve"> is lost, only delayed.</w:t>
+        <w:t xml:space="preserve">If the watch does not respond,</w:t>
+      </w:r>
+      <w:r>
+        <w:t xml:space="preserve"> </w:t>
+      </w:r>
+      <w:r>
+        <w:rPr>
+          <w:b/>
+          <w:bCs/>
+        </w:rPr>
+        <w:t xml:space="preserve">End without watch data</w:t>
+      </w:r>
+      <w:r>
+        <w:t xml:space="preserve"> </w:t>
+      </w:r>
+      <w:r>
+        <w:t xml:space="preserve">is available — the watch keeps its</w:t>
+      </w:r>
+      <w:r>
+        <w:t xml:space="preserve"> </w:t>
+      </w:r>
+      <w:r>
+        <w:t xml:space="preserve">stored data safely and it can be recovered on a later session; no data is lost, only delayed.</w:t>
+      </w:r>
+    </w:p>
+    <w:bookmarkEnd w:id="71"/>
+    <w:bookmarkStart w:id="75" w:name="review-export-and-upload"/>
+    <w:p>
+      <w:pPr>
+        <w:pStyle w:val="Nadpis3"/>
+      </w:pPr>
+      <w:r>
+        <w:t xml:space="preserve">8.2 Review, export and upload</w:t>
+      </w:r>
+    </w:p>
+    <w:p>
+      <w:pPr>
+        <w:pStyle w:val="FirstParagraph"/>
+      </w:pPr>
+      <w:r>
+        <w:t xml:space="preserve">The app opens the</w:t>
+      </w:r>
+      <w:r>
+        <w:t xml:space="preserve"> </w:t>
+      </w:r>
+      <w:r>
+        <w:rPr>
+          <w:b/>
+          <w:bCs/>
+        </w:rPr>
+        <w:t xml:space="preserve">session review</w:t>
+      </w:r>
+      <w:r>
+        <w:t xml:space="preserve"> </w:t>
+      </w:r>
+      <w:r>
+        <w:t xml:space="preserve">screen automatically.</w:t>
       </w:r>
     </w:p>
     <w:p>
@@ -3486,63 +3881,32 @@
         <w:pStyle w:val="Zkladntext"/>
       </w:pPr>
       <w:r>
-        <w:br w:type="page"/>
-      </w:r>
-    </w:p>
-    <w:p>
-      <w:pPr>
-        <w:pStyle w:val="Nadpis3"/>
-      </w:pPr>
-      <w:bookmarkStart w:id="24" w:name="review-export-and-upload"/>
-      <w:bookmarkEnd w:id="23"/>
-      <w:r>
-        <w:lastRenderedPageBreak/>
-        <w:t>8</w:t>
-      </w:r>
-      <w:r>
-        <w:t>.2 Review, export and upload</w:t>
-      </w:r>
-    </w:p>
-    <w:p>
-      <w:pPr>
-        <w:pStyle w:val="FirstParagraph"/>
-      </w:pPr>
-      <w:r>
-        <w:rPr>
-          <w:noProof/>
-          <w:lang w:val="sk-SK" w:eastAsia="sk-SK"/>
-        </w:rPr>
+        <w:rPr>
+          <w:i/>
+          <w:iCs/>
+        </w:rPr>
+        <w:t xml:space="preserve">Screenshot: Session review</w:t>
+      </w:r>
+      <w:r>
+        <w:t xml:space="preserve"> </w:t>
+      </w:r>
+      <w:r>
         <w:drawing>
-          <wp:anchor distT="0" distB="0" distL="114300" distR="114300" simplePos="0" relativeHeight="251705856" behindDoc="0" locked="0" layoutInCell="1" allowOverlap="1">
-            <wp:simplePos x="0" y="0"/>
-            <wp:positionH relativeFrom="column">
-              <wp:posOffset>500380</wp:posOffset>
-            </wp:positionH>
-            <wp:positionV relativeFrom="paragraph">
-              <wp:posOffset>407035</wp:posOffset>
-            </wp:positionV>
-            <wp:extent cx="2103120" cy="4674870"/>
-            <wp:effectExtent l="0" t="0" r="0" b="0"/>
-            <wp:wrapTopAndBottom/>
-            <wp:docPr id="59" name="Picture" descr="Session review"/>
-            <wp:cNvGraphicFramePr/>
-            <a:graphic xmlns:a="http://schemas.openxmlformats.org/drawingml/2006/main">
+          <wp:inline>
+            <wp:extent cx="2103120" cy="4675060"/>
+            <wp:effectExtent b="0" l="0" r="0" t="0"/>
+            <wp:docPr descr="Session review" title="" id="73" name="Picture"/>
+            <a:graphic>
               <a:graphicData uri="http://schemas.openxmlformats.org/drawingml/2006/picture">
-                <pic:pic xmlns:pic="http://schemas.openxmlformats.org/drawingml/2006/picture">
+                <pic:pic>
                   <pic:nvPicPr>
-                    <pic:cNvPr id="60" name="Picture" descr="screenshots/VW_07_session_review.jpg"/>
+                    <pic:cNvPr descr="screenshots/VW_07_session_review.jpg" id="74" name="Picture"/>
                     <pic:cNvPicPr>
-                      <a:picLocks noChangeAspect="1" noChangeArrowheads="1"/>
+                      <a:picLocks noChangeArrowheads="1" noChangeAspect="1"/>
                     </pic:cNvPicPr>
                   </pic:nvPicPr>
                   <pic:blipFill>
-                    <a:blip r:embed="rId14">
-                      <a:extLst>
-                        <a:ext uri="{28A0092B-C50C-407E-A947-70E740481C1C}">
-                          <a14:useLocalDpi xmlns:a14="http://schemas.microsoft.com/office/drawing/2010/main" val="0"/>
-                        </a:ext>
-                      </a:extLst>
-                    </a:blip>
+                    <a:blip r:embed="rId72"/>
                     <a:stretch>
                       <a:fillRect/>
                     </a:stretch>
@@ -3550,7 +3914,7 @@
                   <pic:spPr bwMode="auto">
                     <a:xfrm>
                       <a:off x="0" y="0"/>
-                      <a:ext cx="2103120" cy="4674870"/>
+                      <a:ext cx="2103120" cy="4675060"/>
                     </a:xfrm>
                     <a:prstGeom prst="rect">
                       <a:avLst/>
@@ -3565,88 +3929,51 @@
                 </pic:pic>
               </a:graphicData>
             </a:graphic>
-          </wp:anchor>
+          </wp:inline>
         </w:drawing>
-      </w:r>
-      <w:r>
-        <w:t xml:space="preserve">The app opens the </w:t>
-      </w:r>
-      <w:r>
-        <w:rPr>
-          <w:b/>
-          <w:bCs/>
-        </w:rPr>
-        <w:t>session review</w:t>
-      </w:r>
-      <w:r>
-        <w:t xml:space="preserve"> screen automatically.</w:t>
-      </w:r>
-      <w:bookmarkStart w:id="25" w:name="_GoBack"/>
-      <w:bookmarkEnd w:id="25"/>
-    </w:p>
-    <w:p>
-      <w:pPr>
-        <w:pStyle w:val="Zkladntext"/>
-      </w:pPr>
-      <w:r>
-        <w:rPr>
-          <w:i/>
-          <w:iCs/>
-        </w:rPr>
-        <w:t>Screenshot: Session review</w:t>
-      </w:r>
-      <w:r>
-        <w:t xml:space="preserve"> </w:t>
       </w:r>
     </w:p>
     <w:tbl>
       <w:tblPr>
         <w:tblStyle w:val="Table"/>
-        <w:tblW w:w="5000" w:type="pct"/>
+        <w:tblW w:type="pct" w:w="5000"/>
         <w:tblLayout w:type="fixed"/>
-        <w:tblLook w:val="0020" w:firstRow="1" w:lastRow="0" w:firstColumn="0" w:lastColumn="0" w:noHBand="0" w:noVBand="0"/>
+        <w:tblLook w:firstRow="1" w:lastRow="0" w:firstColumn="0" w:lastColumn="0" w:noHBand="0" w:noVBand="0" w:val="0020"/>
       </w:tblPr>
       <w:tblGrid>
-        <w:gridCol w:w="4811"/>
-        <w:gridCol w:w="4811"/>
+        <w:gridCol w:w="3960"/>
+        <w:gridCol w:w="3960"/>
       </w:tblGrid>
       <w:tr>
         <w:trPr>
-          <w:cnfStyle w:val="100000000000" w:firstRow="1" w:lastRow="0" w:firstColumn="0" w:lastColumn="0" w:oddVBand="0" w:evenVBand="0" w:oddHBand="0" w:evenHBand="0" w:firstRowFirstColumn="0" w:firstRowLastColumn="0" w:lastRowFirstColumn="0" w:lastRowLastColumn="0"/>
-          <w:tblHeader/>
+          <w:tblHeader w:val="on"/>
         </w:trPr>
         <w:tc>
-          <w:tcPr>
-            <w:tcW w:w="3960" w:type="dxa"/>
-          </w:tcPr>
-          <w:p>
-            <w:pPr>
-              <w:pStyle w:val="Compact"/>
-            </w:pPr>
-            <w:r>
-              <w:t>Action</w:t>
-            </w:r>
-          </w:p>
-        </w:tc>
-        <w:tc>
-          <w:tcPr>
-            <w:tcW w:w="3960" w:type="dxa"/>
-          </w:tcPr>
-          <w:p>
-            <w:pPr>
-              <w:pStyle w:val="Compact"/>
-            </w:pPr>
-            <w:r>
-              <w:t>Effect</w:t>
+          <w:tcPr/>
+          <w:p>
+            <w:pPr>
+              <w:pStyle w:val="Compact"/>
+            </w:pPr>
+            <w:r>
+              <w:t xml:space="preserve">Action</w:t>
+            </w:r>
+          </w:p>
+        </w:tc>
+        <w:tc>
+          <w:tcPr/>
+          <w:p>
+            <w:pPr>
+              <w:pStyle w:val="Compact"/>
+            </w:pPr>
+            <w:r>
+              <w:t xml:space="preserve">Effect</w:t>
             </w:r>
           </w:p>
         </w:tc>
       </w:tr>
       <w:tr>
         <w:tc>
-          <w:tcPr>
-            <w:tcW w:w="3960" w:type="dxa"/>
-          </w:tcPr>
+          <w:tcPr/>
           <w:p>
             <w:pPr>
               <w:pStyle w:val="Compact"/>
@@ -3656,29 +3983,25 @@
                 <w:b/>
                 <w:bCs/>
               </w:rPr>
-              <w:t>Upload to server</w:t>
-            </w:r>
-          </w:p>
-        </w:tc>
-        <w:tc>
-          <w:tcPr>
-            <w:tcW w:w="3960" w:type="dxa"/>
-          </w:tcPr>
-          <w:p>
-            <w:pPr>
-              <w:pStyle w:val="Compact"/>
-            </w:pPr>
-            <w:r>
-              <w:t>Sends the full session (participant + scenarios + samples) to the VitalWork server. Safe to repeat — repeating it does not duplicate data (the server recognizes the session by its code).</w:t>
+              <w:t xml:space="preserve">Upload to server</w:t>
+            </w:r>
+          </w:p>
+        </w:tc>
+        <w:tc>
+          <w:tcPr/>
+          <w:p>
+            <w:pPr>
+              <w:pStyle w:val="Compact"/>
+            </w:pPr>
+            <w:r>
+              <w:t xml:space="preserve">Sends the full session (participant + scenarios + samples) to the VitalWork server. Safe to repeat — repeating it does not duplicate data (the server recognizes the session by its code).</w:t>
             </w:r>
           </w:p>
         </w:tc>
       </w:tr>
       <w:tr>
         <w:tc>
-          <w:tcPr>
-            <w:tcW w:w="3960" w:type="dxa"/>
-          </w:tcPr>
+          <w:tcPr/>
           <w:p>
             <w:pPr>
               <w:pStyle w:val="Compact"/>
@@ -3688,32 +4011,25 @@
                 <w:b/>
                 <w:bCs/>
               </w:rPr>
-              <w:t>Export to Documents</w:t>
-            </w:r>
-          </w:p>
-        </w:tc>
-        <w:tc>
-          <w:tcPr>
-            <w:tcW w:w="3960" w:type="dxa"/>
-          </w:tcPr>
-          <w:p>
-            <w:pPr>
-              <w:pStyle w:val="Compact"/>
-            </w:pPr>
-            <w:r>
-              <w:t>Writes a local JSON + CSV copy to the tablet’s D</w:t>
-            </w:r>
-            <w:r>
-              <w:t>ocuments folder. Independent of upload status.</w:t>
+              <w:t xml:space="preserve">Export to Documents</w:t>
+            </w:r>
+          </w:p>
+        </w:tc>
+        <w:tc>
+          <w:tcPr/>
+          <w:p>
+            <w:pPr>
+              <w:pStyle w:val="Compact"/>
+            </w:pPr>
+            <w:r>
+              <w:t xml:space="preserve">Writes a local JSON + CSV copy to the tablet’s Documents folder. Independent of upload status.</w:t>
             </w:r>
           </w:p>
         </w:tc>
       </w:tr>
       <w:tr>
         <w:tc>
-          <w:tcPr>
-            <w:tcW w:w="3960" w:type="dxa"/>
-          </w:tcPr>
+          <w:tcPr/>
           <w:p>
             <w:pPr>
               <w:pStyle w:val="Compact"/>
@@ -3723,20 +4039,18 @@
                 <w:b/>
                 <w:bCs/>
               </w:rPr>
-              <w:t>Delete Session</w:t>
-            </w:r>
-          </w:p>
-        </w:tc>
-        <w:tc>
-          <w:tcPr>
-            <w:tcW w:w="3960" w:type="dxa"/>
-          </w:tcPr>
-          <w:p>
-            <w:pPr>
-              <w:pStyle w:val="Compact"/>
-            </w:pPr>
-            <w:r>
-              <w:t>Permanently removes the session — only after it has been exported or uploaded.</w:t>
+              <w:t xml:space="preserve">Delete Session</w:t>
+            </w:r>
+          </w:p>
+        </w:tc>
+        <w:tc>
+          <w:tcPr/>
+          <w:p>
+            <w:pPr>
+              <w:pStyle w:val="Compact"/>
+            </w:pPr>
+            <w:r>
+              <w:t xml:space="preserve">Permanently removes the session — only after it has been exported or uploaded.</w:t>
             </w:r>
           </w:p>
         </w:tc>
@@ -3747,425 +4061,457 @@
         <w:pStyle w:val="Oznaitext"/>
       </w:pPr>
       <w:r>
-        <w:t xml:space="preserve">If the upload fails (e.g. no network), tap </w:t>
-      </w:r>
-      <w:r>
-        <w:rPr>
-          <w:b/>
-          <w:bCs/>
-        </w:rPr>
-        <w:t>Upload to server</w:t>
-      </w:r>
-      <w:r>
-        <w:t xml:space="preserve"> again once connectivity is restored.</w:t>
-      </w:r>
-    </w:p>
-    <w:p>
-      <w:r>
-        <w:lastRenderedPageBreak/>
+        <w:t xml:space="preserve">If the upload fails (e.g. no network), tap</w:t>
+      </w:r>
+      <w:r>
+        <w:t xml:space="preserve"> </w:t>
+      </w:r>
+      <w:r>
+        <w:rPr>
+          <w:b/>
+          <w:bCs/>
+        </w:rPr>
+        <w:t xml:space="preserve">Upload to server</w:t>
+      </w:r>
+      <w:r>
+        <w:t xml:space="preserve"> </w:t>
+      </w:r>
+      <w:r>
+        <w:t xml:space="preserve">again once connectivity is restored.</w:t>
+      </w:r>
+    </w:p>
+    <w:p>
+      <w:r>
         <w:pict>
-          <v:rect id="_x0000_i1034" style="width:0;height:1.5pt" o:hralign="center" o:hrstd="t" o:hr="t"/>
+          <v:rect style="width:0;height:1.5pt" o:hralign="center" o:hrstd="t" o:hr="t"/>
         </w:pict>
       </w:r>
     </w:p>
+    <w:bookmarkEnd w:id="75"/>
+    <w:bookmarkEnd w:id="76"/>
+    <w:bookmarkStart w:id="77" w:name="troubleshooting-common-problems"/>
     <w:p>
       <w:pPr>
         <w:pStyle w:val="Nadpis2"/>
       </w:pPr>
-      <w:bookmarkStart w:id="26" w:name="troubleshooting-common-problems"/>
-      <w:bookmarkEnd w:id="22"/>
-      <w:bookmarkEnd w:id="24"/>
-      <w:r>
-        <w:t>9. Troubleshooting common problems</w:t>
+      <w:r>
+        <w:t xml:space="preserve">9. Troubleshooting common problems</w:t>
       </w:r>
     </w:p>
     <w:tbl>
       <w:tblPr>
         <w:tblStyle w:val="Table"/>
-        <w:tblW w:w="5000" w:type="pct"/>
+        <w:tblW w:type="pct" w:w="5000"/>
         <w:tblLayout w:type="fixed"/>
-        <w:tblLook w:val="0020" w:firstRow="1" w:lastRow="0" w:firstColumn="0" w:lastColumn="0" w:noHBand="0" w:noVBand="0"/>
+        <w:tblLook w:firstRow="1" w:lastRow="0" w:firstColumn="0" w:lastColumn="0" w:noHBand="0" w:noVBand="0" w:val="0020"/>
       </w:tblPr>
       <w:tblGrid>
-        <w:gridCol w:w="2474"/>
-        <w:gridCol w:w="4399"/>
-        <w:gridCol w:w="2749"/>
+        <w:gridCol w:w="2036"/>
+        <w:gridCol w:w="3620"/>
+        <w:gridCol w:w="2262"/>
       </w:tblGrid>
       <w:tr>
         <w:trPr>
-          <w:cnfStyle w:val="100000000000" w:firstRow="1" w:lastRow="0" w:firstColumn="0" w:lastColumn="0" w:oddVBand="0" w:evenVBand="0" w:oddHBand="0" w:evenHBand="0" w:firstRowFirstColumn="0" w:firstRowLastColumn="0" w:lastRowFirstColumn="0" w:lastRowLastColumn="0"/>
-          <w:tblHeader/>
+          <w:tblHeader w:val="on"/>
         </w:trPr>
         <w:tc>
-          <w:tcPr>
-            <w:tcW w:w="2036" w:type="dxa"/>
-          </w:tcPr>
-          <w:p>
-            <w:pPr>
-              <w:pStyle w:val="Compact"/>
-            </w:pPr>
-            <w:r>
-              <w:t>Problem</w:t>
-            </w:r>
-          </w:p>
-        </w:tc>
-        <w:tc>
-          <w:tcPr>
-            <w:tcW w:w="3620" w:type="dxa"/>
-          </w:tcPr>
-          <w:p>
-            <w:pPr>
-              <w:pStyle w:val="Compact"/>
-            </w:pPr>
-            <w:r>
-              <w:t>Possible cause</w:t>
-            </w:r>
-          </w:p>
-        </w:tc>
-        <w:tc>
-          <w:tcPr>
-            <w:tcW w:w="2262" w:type="dxa"/>
-          </w:tcPr>
-          <w:p>
-            <w:pPr>
-              <w:pStyle w:val="Compact"/>
-            </w:pPr>
-            <w:r>
-              <w:t>Solution</w:t>
+          <w:tcPr/>
+          <w:p>
+            <w:pPr>
+              <w:pStyle w:val="Compact"/>
+            </w:pPr>
+            <w:r>
+              <w:t xml:space="preserve">Problem</w:t>
+            </w:r>
+          </w:p>
+        </w:tc>
+        <w:tc>
+          <w:tcPr/>
+          <w:p>
+            <w:pPr>
+              <w:pStyle w:val="Compact"/>
+            </w:pPr>
+            <w:r>
+              <w:t xml:space="preserve">Possible cause</w:t>
+            </w:r>
+          </w:p>
+        </w:tc>
+        <w:tc>
+          <w:tcPr/>
+          <w:p>
+            <w:pPr>
+              <w:pStyle w:val="Compact"/>
+            </w:pPr>
+            <w:r>
+              <w:t xml:space="preserve">Solution</w:t>
             </w:r>
           </w:p>
         </w:tc>
       </w:tr>
       <w:tr>
         <w:tc>
-          <w:tcPr>
-            <w:tcW w:w="2036" w:type="dxa"/>
-          </w:tcPr>
-          <w:p>
-            <w:pPr>
-              <w:pStyle w:val="Compact"/>
-            </w:pPr>
-            <w:r>
-              <w:t>eSense Pulse is not found</w:t>
-            </w:r>
-          </w:p>
-        </w:tc>
-        <w:tc>
-          <w:tcPr>
-            <w:tcW w:w="3620" w:type="dxa"/>
-          </w:tcPr>
-          <w:p>
-            <w:pPr>
-              <w:pStyle w:val="Compact"/>
-            </w:pPr>
-            <w:r>
-              <w:t>Bluetooth off, Location Services off</w:t>
-            </w:r>
-          </w:p>
-        </w:tc>
-        <w:tc>
-          <w:tcPr>
-            <w:tcW w:w="2262" w:type="dxa"/>
-          </w:tcPr>
-          <w:p>
-            <w:pPr>
-              <w:pStyle w:val="Compact"/>
-            </w:pPr>
-            <w:r>
-              <w:t>Turn on Bluetooth and Location Services</w:t>
+          <w:tcPr/>
+          <w:p>
+            <w:pPr>
+              <w:pStyle w:val="Compact"/>
+            </w:pPr>
+            <w:r>
+              <w:t xml:space="preserve">eSense Pulse is not found</w:t>
+            </w:r>
+          </w:p>
+        </w:tc>
+        <w:tc>
+          <w:tcPr/>
+          <w:p>
+            <w:pPr>
+              <w:pStyle w:val="Compact"/>
+            </w:pPr>
+            <w:r>
+              <w:t xml:space="preserve">Bluetooth off, Location Services off</w:t>
+            </w:r>
+          </w:p>
+        </w:tc>
+        <w:tc>
+          <w:tcPr/>
+          <w:p>
+            <w:pPr>
+              <w:pStyle w:val="Compact"/>
+            </w:pPr>
+            <w:r>
+              <w:t xml:space="preserve">Turn on Bluetooth and Location Services</w:t>
             </w:r>
           </w:p>
         </w:tc>
       </w:tr>
       <w:tr>
         <w:tc>
-          <w:tcPr>
-            <w:tcW w:w="2036" w:type="dxa"/>
-          </w:tcPr>
-          <w:p>
-            <w:pPr>
-              <w:pStyle w:val="Compact"/>
-            </w:pPr>
-            <w:r>
-              <w:t>eSense Respiration shows no data</w:t>
-            </w:r>
-          </w:p>
-        </w:tc>
-        <w:tc>
-          <w:tcPr>
-            <w:tcW w:w="3620" w:type="dxa"/>
-          </w:tcPr>
-          <w:p>
-            <w:pPr>
-              <w:pStyle w:val="Compact"/>
-            </w:pPr>
-            <w:r>
-              <w:t>Cable not plugged in correctly</w:t>
-            </w:r>
-          </w:p>
-        </w:tc>
-        <w:tc>
-          <w:tcPr>
-            <w:tcW w:w="2262" w:type="dxa"/>
-          </w:tcPr>
-          <w:p>
-            <w:pPr>
-              <w:pStyle w:val="Compact"/>
-            </w:pPr>
-            <w:r>
-              <w:t>Unplug and re-plug the audio jack</w:t>
+          <w:tcPr/>
+          <w:p>
+            <w:pPr>
+              <w:pStyle w:val="Compact"/>
+            </w:pPr>
+            <w:r>
+              <w:t xml:space="preserve">eSense Respiration shows no data</w:t>
+            </w:r>
+          </w:p>
+        </w:tc>
+        <w:tc>
+          <w:tcPr/>
+          <w:p>
+            <w:pPr>
+              <w:pStyle w:val="Compact"/>
+            </w:pPr>
+            <w:r>
+              <w:t xml:space="preserve">Cable not plugged in correctly</w:t>
+            </w:r>
+          </w:p>
+        </w:tc>
+        <w:tc>
+          <w:tcPr/>
+          <w:p>
+            <w:pPr>
+              <w:pStyle w:val="Compact"/>
+            </w:pPr>
+            <w:r>
+              <w:t xml:space="preserve">Unplug and re-plug the audio jack</w:t>
             </w:r>
           </w:p>
         </w:tc>
       </w:tr>
       <w:tr>
         <w:tc>
-          <w:tcPr>
-            <w:tcW w:w="2036" w:type="dxa"/>
-          </w:tcPr>
-          <w:p>
-            <w:pPr>
-              <w:pStyle w:val="Compact"/>
-            </w:pPr>
-            <w:r>
-              <w:t>Galaxy Watch shows Disconnected</w:t>
-            </w:r>
-          </w:p>
-        </w:tc>
-        <w:tc>
-          <w:tcPr>
-            <w:tcW w:w="3620" w:type="dxa"/>
-          </w:tcPr>
-          <w:p>
-            <w:pPr>
-              <w:pStyle w:val="Compact"/>
-            </w:pPr>
-            <w:r>
-              <w:t>Bluetooth on the tablet is off, or the watch’s companion app is not running</w:t>
-            </w:r>
-          </w:p>
-        </w:tc>
-        <w:tc>
-          <w:tcPr>
-            <w:tcW w:w="2262" w:type="dxa"/>
-          </w:tcPr>
-          <w:p>
-            <w:pPr>
-              <w:pStyle w:val="Compact"/>
-            </w:pPr>
-            <w:r>
-              <w:t>Turn on Bluetooth; restart the app on the watch</w:t>
+          <w:tcPr/>
+          <w:p>
+            <w:pPr>
+              <w:pStyle w:val="Compact"/>
+            </w:pPr>
+            <w:r>
+              <w:t xml:space="preserve">“Respiration signal lost”</w:t>
+            </w:r>
+            <w:r>
+              <w:t xml:space="preserve"> </w:t>
+            </w:r>
+            <w:r>
+              <w:t xml:space="preserve">banner</w:t>
+            </w:r>
+          </w:p>
+        </w:tc>
+        <w:tc>
+          <w:tcPr/>
+          <w:p>
+            <w:pPr>
+              <w:pStyle w:val="Compact"/>
+            </w:pPr>
+            <w:r>
+              <w:t xml:space="preserve">Chest strap slipped off the chest</w:t>
+            </w:r>
+          </w:p>
+        </w:tc>
+        <w:tc>
+          <w:tcPr/>
+          <w:p>
+            <w:pPr>
+              <w:pStyle w:val="Compact"/>
+            </w:pPr>
+            <w:r>
+              <w:t xml:space="preserve">Re-seat the chest strap; the banner clears once the signal returns</w:t>
             </w:r>
           </w:p>
         </w:tc>
       </w:tr>
       <w:tr>
         <w:tc>
-          <w:tcPr>
-            <w:tcW w:w="2036" w:type="dxa"/>
-          </w:tcPr>
-          <w:p>
-            <w:pPr>
-              <w:pStyle w:val="Compact"/>
-            </w:pPr>
-            <w:r>
-              <w:t>Galaxy Watch shows “dozing — buffering”</w:t>
-            </w:r>
-          </w:p>
-        </w:tc>
-        <w:tc>
-          <w:tcPr>
-            <w:tcW w:w="3620" w:type="dxa"/>
-          </w:tcPr>
-          <w:p>
-            <w:pPr>
-              <w:pStyle w:val="Compact"/>
-            </w:pPr>
-            <w:r>
-              <w:t xml:space="preserve">The watch screen is off </w:t>
-            </w:r>
-            <w:r>
-              <w:t>(normal state)</w:t>
-            </w:r>
-          </w:p>
-        </w:tc>
-        <w:tc>
-          <w:tcPr>
-            <w:tcW w:w="2262" w:type="dxa"/>
-          </w:tcPr>
-          <w:p>
-            <w:pPr>
-              <w:pStyle w:val="Compact"/>
-            </w:pPr>
-            <w:r>
-              <w:t>No action needed — data is being stored; the end-session flush retrieves it</w:t>
+          <w:tcPr/>
+          <w:p>
+            <w:pPr>
+              <w:pStyle w:val="Compact"/>
+            </w:pPr>
+            <w:r>
+              <w:t xml:space="preserve">“No breathing detected”</w:t>
+            </w:r>
+            <w:r>
+              <w:t xml:space="preserve"> </w:t>
+            </w:r>
+            <w:r>
+              <w:t xml:space="preserve">banner</w:t>
+            </w:r>
+          </w:p>
+        </w:tc>
+        <w:tc>
+          <w:tcPr/>
+          <w:p>
+            <w:pPr>
+              <w:pStyle w:val="Compact"/>
+            </w:pPr>
+            <w:r>
+              <w:t xml:space="preserve">Strap worn too loose — not tracking chest movement</w:t>
+            </w:r>
+          </w:p>
+        </w:tc>
+        <w:tc>
+          <w:tcPr/>
+          <w:p>
+            <w:pPr>
+              <w:pStyle w:val="Compact"/>
+            </w:pPr>
+            <w:r>
+              <w:t xml:space="preserve">Tighten and reposition the strap</w:t>
             </w:r>
           </w:p>
         </w:tc>
       </w:tr>
       <w:tr>
         <w:tc>
-          <w:tcPr>
-            <w:tcW w:w="2036" w:type="dxa"/>
-          </w:tcPr>
-          <w:p>
-            <w:pPr>
-              <w:pStyle w:val="Compact"/>
-            </w:pPr>
-            <w:r>
-              <w:t>Device link — Client can’t find the Server</w:t>
-            </w:r>
-          </w:p>
-        </w:tc>
-        <w:tc>
-          <w:tcPr>
-            <w:tcW w:w="3620" w:type="dxa"/>
-          </w:tcPr>
-          <w:p>
-            <w:pPr>
-              <w:pStyle w:val="Compact"/>
-            </w:pPr>
-            <w:r>
-              <w:t>Devices not on the same Wi-Fi network, or Server not started</w:t>
-            </w:r>
-          </w:p>
-        </w:tc>
-        <w:tc>
-          <w:tcPr>
-            <w:tcW w:w="2262" w:type="dxa"/>
-          </w:tcPr>
-          <w:p>
-            <w:pPr>
-              <w:pStyle w:val="Compact"/>
-            </w:pPr>
-            <w:r>
-              <w:t>Confirm both are on the same Wi-Fi; tap Connect on the Serve</w:t>
-            </w:r>
-            <w:r>
-              <w:t>r first</w:t>
+          <w:tcPr/>
+          <w:p>
+            <w:pPr>
+              <w:pStyle w:val="Compact"/>
+            </w:pPr>
+            <w:r>
+              <w:t xml:space="preserve">Galaxy Watch shows Disconnected</w:t>
+            </w:r>
+          </w:p>
+        </w:tc>
+        <w:tc>
+          <w:tcPr/>
+          <w:p>
+            <w:pPr>
+              <w:pStyle w:val="Compact"/>
+            </w:pPr>
+            <w:r>
+              <w:t xml:space="preserve">Bluetooth on the tablet is off, or the watch’s companion app is not running</w:t>
+            </w:r>
+          </w:p>
+        </w:tc>
+        <w:tc>
+          <w:tcPr/>
+          <w:p>
+            <w:pPr>
+              <w:pStyle w:val="Compact"/>
+            </w:pPr>
+            <w:r>
+              <w:t xml:space="preserve">Turn on Bluetooth; restart the app on the watch</w:t>
             </w:r>
           </w:p>
         </w:tc>
       </w:tr>
       <w:tr>
         <w:tc>
-          <w:tcPr>
-            <w:tcW w:w="2036" w:type="dxa"/>
-          </w:tcPr>
-          <w:p>
-            <w:pPr>
-              <w:pStyle w:val="Compact"/>
-            </w:pPr>
-            <w:r>
-              <w:t>Screen mirroring shows nothing</w:t>
-            </w:r>
-          </w:p>
-        </w:tc>
-        <w:tc>
-          <w:tcPr>
-            <w:tcW w:w="3620" w:type="dxa"/>
-          </w:tcPr>
-          <w:p>
-            <w:pPr>
-              <w:pStyle w:val="Compact"/>
-            </w:pPr>
-            <w:r>
-              <w:t>Screen-capture consent was denied on the Client</w:t>
-            </w:r>
-          </w:p>
-        </w:tc>
-        <w:tc>
-          <w:tcPr>
-            <w:tcW w:w="2262" w:type="dxa"/>
-          </w:tcPr>
-          <w:p>
-            <w:pPr>
-              <w:pStyle w:val="Compact"/>
-            </w:pPr>
-            <w:r>
-              <w:t>On the Server, tap View screen again; on the Client, accept the system consent dialog</w:t>
+          <w:tcPr/>
+          <w:p>
+            <w:pPr>
+              <w:pStyle w:val="Compact"/>
+            </w:pPr>
+            <w:r>
+              <w:t xml:space="preserve">Galaxy Watch shows</w:t>
+            </w:r>
+            <w:r>
+              <w:t xml:space="preserve"> </w:t>
+            </w:r>
+            <w:r>
+              <w:t xml:space="preserve">“dozing — buffering”</w:t>
+            </w:r>
+          </w:p>
+        </w:tc>
+        <w:tc>
+          <w:tcPr/>
+          <w:p>
+            <w:pPr>
+              <w:pStyle w:val="Compact"/>
+            </w:pPr>
+            <w:r>
+              <w:t xml:space="preserve">The watch screen is off (normal state)</w:t>
+            </w:r>
+          </w:p>
+        </w:tc>
+        <w:tc>
+          <w:tcPr/>
+          <w:p>
+            <w:pPr>
+              <w:pStyle w:val="Compact"/>
+            </w:pPr>
+            <w:r>
+              <w:t xml:space="preserve">No action needed — data is being stored; the end-session flush retrieves it</w:t>
             </w:r>
           </w:p>
         </w:tc>
       </w:tr>
       <w:tr>
         <w:tc>
-          <w:tcPr>
-            <w:tcW w:w="2036" w:type="dxa"/>
-          </w:tcPr>
-          <w:p>
-            <w:pPr>
-              <w:pStyle w:val="Compact"/>
-            </w:pPr>
-            <w:r>
-              <w:t>Upload to server failed</w:t>
-            </w:r>
-          </w:p>
-        </w:tc>
-        <w:tc>
-          <w:tcPr>
-            <w:tcW w:w="3620" w:type="dxa"/>
-          </w:tcPr>
-          <w:p>
-            <w:pPr>
-              <w:pStyle w:val="Compact"/>
-            </w:pPr>
-            <w:r>
-              <w:t>No Wi-Fi / weak connection</w:t>
-            </w:r>
-          </w:p>
-        </w:tc>
-        <w:tc>
-          <w:tcPr>
-            <w:tcW w:w="2262" w:type="dxa"/>
-          </w:tcPr>
-          <w:p>
-            <w:pPr>
-              <w:pStyle w:val="Compact"/>
-            </w:pPr>
-            <w:r>
-              <w:t>Retry once connectivity is restored; the upload is safe to repeat</w:t>
+          <w:tcPr/>
+          <w:p>
+            <w:pPr>
+              <w:pStyle w:val="Compact"/>
+            </w:pPr>
+            <w:r>
+              <w:t xml:space="preserve">Device link — Client can’t find the Server</w:t>
+            </w:r>
+          </w:p>
+        </w:tc>
+        <w:tc>
+          <w:tcPr/>
+          <w:p>
+            <w:pPr>
+              <w:pStyle w:val="Compact"/>
+            </w:pPr>
+            <w:r>
+              <w:t xml:space="preserve">Devices not on the same Wi-Fi network, or Server not started</w:t>
+            </w:r>
+          </w:p>
+        </w:tc>
+        <w:tc>
+          <w:tcPr/>
+          <w:p>
+            <w:pPr>
+              <w:pStyle w:val="Compact"/>
+            </w:pPr>
+            <w:r>
+              <w:t xml:space="preserve">Confirm both are on the same Wi-Fi; tap Connect on the Server first</w:t>
             </w:r>
           </w:p>
         </w:tc>
       </w:tr>
       <w:tr>
         <w:tc>
-          <w:tcPr>
-            <w:tcW w:w="2036" w:type="dxa"/>
-          </w:tcPr>
-          <w:p>
-            <w:pPr>
-              <w:pStyle w:val="Compact"/>
-            </w:pPr>
-            <w:r>
-              <w:t>Tablet disconnects sensors after a while</w:t>
-            </w:r>
-          </w:p>
-        </w:tc>
-        <w:tc>
-          <w:tcPr>
-            <w:tcW w:w="3620" w:type="dxa"/>
-          </w:tcPr>
-          <w:p>
-            <w:pPr>
-              <w:pStyle w:val="Compact"/>
-            </w:pPr>
-            <w:r>
-              <w:t>Battery optimization killing the background service</w:t>
-            </w:r>
-          </w:p>
-        </w:tc>
-        <w:tc>
-          <w:tcPr>
-            <w:tcW w:w="2262" w:type="dxa"/>
-          </w:tcPr>
-          <w:p>
-            <w:pPr>
-              <w:pStyle w:val="Compact"/>
-            </w:pPr>
-            <w:r>
-              <w:t>In system Settings, exempt VitalWork from battery optimization</w:t>
+          <w:tcPr/>
+          <w:p>
+            <w:pPr>
+              <w:pStyle w:val="Compact"/>
+            </w:pPr>
+            <w:r>
+              <w:t xml:space="preserve">Screen mirroring shows nothing</w:t>
+            </w:r>
+          </w:p>
+        </w:tc>
+        <w:tc>
+          <w:tcPr/>
+          <w:p>
+            <w:pPr>
+              <w:pStyle w:val="Compact"/>
+            </w:pPr>
+            <w:r>
+              <w:t xml:space="preserve">Screen-capture consent was denied on the Client</w:t>
+            </w:r>
+          </w:p>
+        </w:tc>
+        <w:tc>
+          <w:tcPr/>
+          <w:p>
+            <w:pPr>
+              <w:pStyle w:val="Compact"/>
+            </w:pPr>
+            <w:r>
+              <w:t xml:space="preserve">On the Server, tap View screen again; on the Client, accept the system consent dialog</w:t>
+            </w:r>
+          </w:p>
+        </w:tc>
+      </w:tr>
+      <w:tr>
+        <w:tc>
+          <w:tcPr/>
+          <w:p>
+            <w:pPr>
+              <w:pStyle w:val="Compact"/>
+            </w:pPr>
+            <w:r>
+              <w:t xml:space="preserve">Upload to server failed</w:t>
+            </w:r>
+          </w:p>
+        </w:tc>
+        <w:tc>
+          <w:tcPr/>
+          <w:p>
+            <w:pPr>
+              <w:pStyle w:val="Compact"/>
+            </w:pPr>
+            <w:r>
+              <w:t xml:space="preserve">No Wi-Fi / weak connection</w:t>
+            </w:r>
+          </w:p>
+        </w:tc>
+        <w:tc>
+          <w:tcPr/>
+          <w:p>
+            <w:pPr>
+              <w:pStyle w:val="Compact"/>
+            </w:pPr>
+            <w:r>
+              <w:t xml:space="preserve">Retry once connectivity is restored; the upload is safe to repeat</w:t>
+            </w:r>
+          </w:p>
+        </w:tc>
+      </w:tr>
+      <w:tr>
+        <w:tc>
+          <w:tcPr/>
+          <w:p>
+            <w:pPr>
+              <w:pStyle w:val="Compact"/>
+            </w:pPr>
+            <w:r>
+              <w:t xml:space="preserve">Tablet disconnects sensors after a while</w:t>
+            </w:r>
+          </w:p>
+        </w:tc>
+        <w:tc>
+          <w:tcPr/>
+          <w:p>
+            <w:pPr>
+              <w:pStyle w:val="Compact"/>
+            </w:pPr>
+            <w:r>
+              <w:t xml:space="preserve">Battery optimization killing the background service</w:t>
+            </w:r>
+          </w:p>
+        </w:tc>
+        <w:tc>
+          <w:tcPr/>
+          <w:p>
+            <w:pPr>
+              <w:pStyle w:val="Compact"/>
+            </w:pPr>
+            <w:r>
+              <w:t xml:space="preserve">In system Settings, exempt VitalWork from battery optimization</w:t>
             </w:r>
           </w:p>
         </w:tc>
@@ -4174,7 +4520,7 @@
     <w:p>
       <w:r>
         <w:pict>
-          <v:rect id="_x0000_i1035" style="width:0;height:1.5pt" o:hralign="center" o:hrstd="t" o:hr="t"/>
+          <v:rect style="width:0;height:1.5pt" o:hralign="center" o:hrstd="t" o:hr="t"/>
         </w:pict>
       </w:r>
     </w:p>
@@ -4187,24 +4533,17 @@
           <w:i/>
           <w:iCs/>
         </w:rPr>
-        <w:t>This document is part of the f</w:t>
+        <w:t xml:space="preserve">This document is part of the formal output of project RAP_126, Activity 2 (modelling / simulation).</w:t>
+      </w:r>
+      <w:r>
+        <w:t xml:space="preserve"> </w:t>
       </w:r>
       <w:r>
         <w:rPr>
           <w:i/>
           <w:iCs/>
         </w:rPr>
-        <w:t>ormal output of project RAP_126, Activity 2 (modelling / simulation).</w:t>
-      </w:r>
-      <w:r>
-        <w:t xml:space="preserve"> </w:t>
-      </w:r>
-      <w:r>
-        <w:rPr>
-          <w:i/>
-          <w:iCs/>
-        </w:rPr>
-        <w:t>The full session workflow is shown in diagram 02:</w:t>
+        <w:t xml:space="preserve">The full session workflow is shown in diagram 02:</w:t>
       </w:r>
       <w:r>
         <w:t xml:space="preserve"> </w:t>
@@ -4213,26 +4552,49 @@
         <w:rPr>
           <w:rStyle w:val="VerbatimChar"/>
         </w:rPr>
-        <w:t>doc/grant_RAP_126/diagrams/png/02_operator_session_workflow_en.png</w:t>
-      </w:r>
-      <w:bookmarkEnd w:id="0"/>
-      <w:bookmarkEnd w:id="26"/>
-    </w:p>
+        <w:t xml:space="preserve">doc/grant_RAP_126/diagrams/png/02_operator_session_workflow_en.png</w:t>
+      </w:r>
+    </w:p>
+    <w:bookmarkEnd w:id="77"/>
+    <w:bookmarkEnd w:id="78"/>
     <w:sectPr>
       <w:footnotePr>
         <w:numRestart w:val="eachSect"/>
       </w:footnotePr>
-      <w:pgSz w:w="12240" w:h="15840"/>
-      <w:pgMar w:top="1417" w:right="1417" w:bottom="1417" w:left="1417" w:header="708" w:footer="708" w:gutter="0"/>
+      <w:pgSz w:h="15840" w:w="12240"/>
+      <w:pgMar w:bottom="1417" w:footer="708" w:gutter="0" w:header="708" w:left="1417" w:right="1417" w:top="1417"/>
       <w:cols w:space="708"/>
     </w:sectPr>
   </w:body>
 </w:document>
 </file>
 
+<file path=word/comments.xml><?xml version="1.0" encoding="utf-8"?>
+<w:comments xmlns:w="http://schemas.openxmlformats.org/wordprocessingml/2006/main" xmlns:m="http://schemas.openxmlformats.org/officeDocument/2006/math" xmlns:r="http://schemas.openxmlformats.org/officeDocument/2006/relationships" xmlns:o="urn:schemas-microsoft-com:office:office" xmlns:v="urn:schemas-microsoft-com:vml" xmlns:w10="urn:schemas-microsoft-com:office:word" xmlns:a="http://schemas.openxmlformats.org/drawingml/2006/main" xmlns:pic="http://schemas.openxmlformats.org/drawingml/2006/picture" xmlns:wp="http://schemas.openxmlformats.org/drawingml/2006/wordprocessingDrawing"/>
+</file>
+
+<file path=word/footnotes.xml><?xml version="1.0" encoding="utf-8"?>
+<w:footnotes xmlns:w="http://schemas.openxmlformats.org/wordprocessingml/2006/main" xmlns:m="http://schemas.openxmlformats.org/officeDocument/2006/math" xmlns:r="http://schemas.openxmlformats.org/officeDocument/2006/relationships" xmlns:o="urn:schemas-microsoft-com:office:office" xmlns:v="urn:schemas-microsoft-com:vml" xmlns:w10="urn:schemas-microsoft-com:office:word" xmlns:a="http://schemas.openxmlformats.org/drawingml/2006/main" xmlns:pic="http://schemas.openxmlformats.org/drawingml/2006/picture" xmlns:wp="http://schemas.openxmlformats.org/drawingml/2006/wordprocessingDrawing">
+  <w:footnote w:type="continuationSeparator" w:id="0">
+    <w:p>
+      <w:r>
+        <w:continuationSeparator/>
+      </w:r>
+    </w:p>
+  </w:footnote>
+  <w:footnote w:type="separator" w:id="-1">
+    <w:p>
+      <w:r>
+        <w:separator/>
+      </w:r>
+    </w:p>
+  </w:footnote>
+</w:footnotes>
+</file>
+
 <file path=word/numbering.xml><?xml version="1.0" encoding="utf-8"?>
-<w:numbering xmlns:wpc="http://schemas.microsoft.com/office/word/2010/wordprocessingCanvas" xmlns:mc="http://schemas.openxmlformats.org/markup-compatibility/2006" xmlns:o="urn:schemas-microsoft-com:office:office" xmlns:r="http://schemas.openxmlformats.org/officeDocument/2006/relationships" xmlns:m="http://schemas.openxmlformats.org/officeDocument/2006/math" xmlns:v="urn:schemas-microsoft-com:vml" xmlns:wp14="http://schemas.microsoft.com/office/word/2010/wordprocessingDrawing" xmlns:wp="http://schemas.openxmlformats.org/drawingml/2006/wordprocessingDrawing" xmlns:w10="urn:schemas-microsoft-com:office:word" xmlns:w="http://schemas.openxmlformats.org/wordprocessingml/2006/main" xmlns:w14="http://schemas.microsoft.com/office/word/2010/wordml" xmlns:w15="http://schemas.microsoft.com/office/word/2012/wordml" xmlns:wpg="http://schemas.microsoft.com/office/word/2010/wordprocessingGroup" xmlns:wpi="http://schemas.microsoft.com/office/word/2010/wordprocessingInk" xmlns:wne="http://schemas.microsoft.com/office/word/2006/wordml" xmlns:wps="http://schemas.microsoft.com/office/word/2010/wordprocessingShape" mc:Ignorable="w14 w15 wp14">
-  <w:abstractNum w:abstractNumId="0" w15:restartNumberingAfterBreak="0">
+<w:numbering xmlns:m="http://schemas.openxmlformats.org/officeDocument/2006/math" xmlns:mc="http://schemas.openxmlformats.org/markup-compatibility/2006" xmlns:o="urn:schemas-microsoft-com:office:office" xmlns:r="http://schemas.openxmlformats.org/officeDocument/2006/relationships" xmlns:v="urn:schemas-microsoft-com:vml" xmlns:w="http://schemas.openxmlformats.org/wordprocessingml/2006/main" xmlns:w10="urn:schemas-microsoft-com:office:word" xmlns:w14="http://schemas.microsoft.com/office/word/2010/wordml" xmlns:w15="http://schemas.microsoft.com/office/word/2012/wordml" xmlns:wne="http://schemas.microsoft.com/office/word/2006/wordml" xmlns:wp="http://schemas.openxmlformats.org/drawingml/2006/wordprocessingDrawing" xmlns:wp14="http://schemas.microsoft.com/office/word/2010/wordprocessingDrawing" xmlns:wpc="http://schemas.microsoft.com/office/word/2010/wordprocessingCanvas" xmlns:wpg="http://schemas.microsoft.com/office/word/2010/wordprocessingGroup" xmlns:wpi="http://schemas.microsoft.com/office/word/2010/wordprocessingInk" xmlns:wps="http://schemas.microsoft.com/office/word/2010/wordprocessingShape" mc:Ignorable="w14 w15 wp14">
+  <w:abstractNum w15:restartNumberingAfterBreak="0" w:abstractNumId="0">
     <w:nsid w:val="0000A990"/>
     <w:multiLevelType w:val="multilevel"/>
     <w:tmpl w:val="696A93E4"/>
@@ -4241,7 +4603,7 @@
       <w:lvlText w:val=" "/>
       <w:lvlJc w:val="left"/>
       <w:pPr>
-        <w:ind w:left="720" w:hanging="360"/>
+        <w:ind w:hanging="360" w:left="720"/>
       </w:pPr>
     </w:lvl>
     <w:lvl w:ilvl="1">
@@ -4249,7 +4611,7 @@
       <w:lvlText w:val=" "/>
       <w:lvlJc w:val="left"/>
       <w:pPr>
-        <w:ind w:left="1440" w:hanging="360"/>
+        <w:ind w:hanging="360" w:left="1440"/>
       </w:pPr>
     </w:lvl>
     <w:lvl w:ilvl="2">
@@ -4257,7 +4619,7 @@
       <w:lvlText w:val=" "/>
       <w:lvlJc w:val="left"/>
       <w:pPr>
-        <w:ind w:left="2160" w:hanging="360"/>
+        <w:ind w:hanging="360" w:left="2160"/>
       </w:pPr>
     </w:lvl>
     <w:lvl w:ilvl="3">
@@ -4265,7 +4627,7 @@
       <w:lvlText w:val=" "/>
       <w:lvlJc w:val="left"/>
       <w:pPr>
-        <w:ind w:left="2880" w:hanging="360"/>
+        <w:ind w:hanging="360" w:left="2880"/>
       </w:pPr>
     </w:lvl>
     <w:lvl w:ilvl="4">
@@ -4273,7 +4635,7 @@
       <w:lvlText w:val=" "/>
       <w:lvlJc w:val="left"/>
       <w:pPr>
-        <w:ind w:left="3600" w:hanging="360"/>
+        <w:ind w:hanging="360" w:left="3600"/>
       </w:pPr>
     </w:lvl>
     <w:lvl w:ilvl="5">
@@ -4281,7 +4643,7 @@
       <w:lvlText w:val=" "/>
       <w:lvlJc w:val="left"/>
       <w:pPr>
-        <w:ind w:left="4320" w:hanging="360"/>
+        <w:ind w:hanging="360" w:left="4320"/>
       </w:pPr>
     </w:lvl>
     <w:lvl w:ilvl="6">
@@ -4289,7 +4651,7 @@
       <w:lvlText w:val=" "/>
       <w:lvlJc w:val="left"/>
       <w:pPr>
-        <w:ind w:left="5040" w:hanging="360"/>
+        <w:ind w:hanging="360" w:left="5040"/>
       </w:pPr>
     </w:lvl>
     <w:lvl w:ilvl="7">
@@ -4297,7 +4659,7 @@
       <w:lvlText w:val=" "/>
       <w:lvlJc w:val="left"/>
       <w:pPr>
-        <w:ind w:left="5760" w:hanging="360"/>
+        <w:ind w:hanging="360" w:left="5760"/>
       </w:pPr>
     </w:lvl>
     <w:lvl w:ilvl="8">
@@ -4305,11 +4667,11 @@
       <w:lvlText w:val=" "/>
       <w:lvlJc w:val="left"/>
       <w:pPr>
-        <w:ind w:left="6480" w:hanging="360"/>
+        <w:ind w:hanging="360" w:left="6480"/>
       </w:pPr>
     </w:lvl>
   </w:abstractNum>
-  <w:abstractNum w:abstractNumId="1" w15:restartNumberingAfterBreak="0">
+  <w:abstractNum w15:restartNumberingAfterBreak="0" w:abstractNumId="1">
     <w:nsid w:val="0000A991"/>
     <w:multiLevelType w:val="multilevel"/>
     <w:tmpl w:val="7A7EC1A2"/>
@@ -4318,10 +4680,10 @@
       <w:lvlText w:val=""/>
       <w:lvlJc w:val="left"/>
       <w:pPr>
-        <w:ind w:left="720" w:hanging="360"/>
+        <w:ind w:hanging="360" w:left="720"/>
       </w:pPr>
       <w:rPr>
-        <w:rFonts w:ascii="Symbol" w:hAnsi="Symbol" w:cs="Symbol" w:hint="default"/>
+        <w:rFonts w:ascii="Symbol" w:cs="Symbol" w:hAnsi="Symbol" w:hint="default"/>
       </w:rPr>
     </w:lvl>
     <w:lvl w:ilvl="1">
@@ -4329,10 +4691,10 @@
       <w:lvlText w:val="o"/>
       <w:lvlJc w:val="left"/>
       <w:pPr>
-        <w:ind w:left="1440" w:hanging="360"/>
+        <w:ind w:hanging="360" w:left="1440"/>
       </w:pPr>
       <w:rPr>
-        <w:rFonts w:ascii="Courier New" w:hAnsi="Courier New" w:cs="Courier New" w:hint="default"/>
+        <w:rFonts w:ascii="Courier New" w:cs="Courier New" w:hAnsi="Courier New" w:hint="default"/>
       </w:rPr>
     </w:lvl>
     <w:lvl w:ilvl="2">
@@ -4340,10 +4702,10 @@
       <w:lvlText w:val=""/>
       <w:lvlJc w:val="left"/>
       <w:pPr>
-        <w:ind w:left="2160" w:hanging="360"/>
+        <w:ind w:hanging="360" w:left="2160"/>
       </w:pPr>
       <w:rPr>
-        <w:rFonts w:ascii="Wingdings" w:hAnsi="Wingdings" w:cs="Wingdings" w:hint="default"/>
+        <w:rFonts w:ascii="Wingdings" w:cs="Wingdings" w:hAnsi="Wingdings" w:hint="default"/>
       </w:rPr>
     </w:lvl>
     <w:lvl w:ilvl="3">
@@ -4351,10 +4713,10 @@
       <w:lvlText w:val=""/>
       <w:lvlJc w:val="left"/>
       <w:pPr>
-        <w:ind w:left="2880" w:hanging="360"/>
+        <w:ind w:hanging="360" w:left="2880"/>
       </w:pPr>
       <w:rPr>
-        <w:rFonts w:ascii="Symbol" w:hAnsi="Symbol" w:cs="Symbol" w:hint="default"/>
+        <w:rFonts w:ascii="Symbol" w:cs="Symbol" w:hAnsi="Symbol" w:hint="default"/>
       </w:rPr>
     </w:lvl>
     <w:lvl w:ilvl="4">
@@ -4362,10 +4724,10 @@
       <w:lvlText w:val="o"/>
       <w:lvlJc w:val="left"/>
       <w:pPr>
-        <w:ind w:left="3600" w:hanging="360"/>
+        <w:ind w:hanging="360" w:left="3600"/>
       </w:pPr>
       <w:rPr>
-        <w:rFonts w:ascii="Courier New" w:hAnsi="Courier New" w:cs="Courier New" w:hint="default"/>
+        <w:rFonts w:ascii="Courier New" w:cs="Courier New" w:hAnsi="Courier New" w:hint="default"/>
       </w:rPr>
     </w:lvl>
     <w:lvl w:ilvl="5">
@@ -4373,10 +4735,10 @@
       <w:lvlText w:val=""/>
       <w:lvlJc w:val="left"/>
       <w:pPr>
-        <w:ind w:left="4320" w:hanging="360"/>
+        <w:ind w:hanging="360" w:left="4320"/>
       </w:pPr>
       <w:rPr>
-        <w:rFonts w:ascii="Wingdings" w:hAnsi="Wingdings" w:cs="Wingdings" w:hint="default"/>
+        <w:rFonts w:ascii="Wingdings" w:cs="Wingdings" w:hAnsi="Wingdings" w:hint="default"/>
       </w:rPr>
     </w:lvl>
     <w:lvl w:ilvl="6">
@@ -4384,10 +4746,10 @@
       <w:lvlText w:val=""/>
       <w:lvlJc w:val="left"/>
       <w:pPr>
-        <w:ind w:left="5040" w:hanging="360"/>
+        <w:ind w:hanging="360" w:left="5040"/>
       </w:pPr>
       <w:rPr>
-        <w:rFonts w:ascii="Symbol" w:hAnsi="Symbol" w:cs="Symbol" w:hint="default"/>
+        <w:rFonts w:ascii="Symbol" w:cs="Symbol" w:hAnsi="Symbol" w:hint="default"/>
       </w:rPr>
     </w:lvl>
     <w:lvl w:ilvl="7">
@@ -4395,10 +4757,10 @@
       <w:lvlText w:val="o"/>
       <w:lvlJc w:val="left"/>
       <w:pPr>
-        <w:ind w:left="5760" w:hanging="360"/>
+        <w:ind w:hanging="360" w:left="5760"/>
       </w:pPr>
       <w:rPr>
-        <w:rFonts w:ascii="Courier New" w:hAnsi="Courier New" w:cs="Courier New" w:hint="default"/>
+        <w:rFonts w:ascii="Courier New" w:cs="Courier New" w:hAnsi="Courier New" w:hint="default"/>
       </w:rPr>
     </w:lvl>
     <w:lvl w:ilvl="8">
@@ -4406,14 +4768,14 @@
       <w:lvlText w:val=""/>
       <w:lvlJc w:val="left"/>
       <w:pPr>
-        <w:ind w:left="6480" w:hanging="360"/>
+        <w:ind w:hanging="360" w:left="6480"/>
       </w:pPr>
       <w:rPr>
-        <w:rFonts w:ascii="Wingdings" w:hAnsi="Wingdings" w:cs="Wingdings" w:hint="default"/>
+        <w:rFonts w:ascii="Wingdings" w:cs="Wingdings" w:hAnsi="Wingdings" w:hint="default"/>
       </w:rPr>
     </w:lvl>
   </w:abstractNum>
-  <w:abstractNum w:abstractNumId="2" w15:restartNumberingAfterBreak="0">
+  <w:abstractNum w15:restartNumberingAfterBreak="0" w:abstractNumId="2">
     <w:nsid w:val="0000A992"/>
     <w:multiLevelType w:val="multilevel"/>
     <w:tmpl w:val="75CC83C4"/>
@@ -4422,7 +4784,7 @@
       <w:lvlText w:val="☐"/>
       <w:lvlJc w:val="left"/>
       <w:pPr>
-        <w:ind w:left="720" w:hanging="360"/>
+        <w:ind w:hanging="360" w:left="720"/>
       </w:pPr>
     </w:lvl>
     <w:lvl w:ilvl="1">
@@ -4430,7 +4792,7 @@
       <w:lvlText w:val="☐"/>
       <w:lvlJc w:val="left"/>
       <w:pPr>
-        <w:ind w:left="1440" w:hanging="360"/>
+        <w:ind w:hanging="360" w:left="1440"/>
       </w:pPr>
     </w:lvl>
     <w:lvl w:ilvl="2">
@@ -4438,7 +4800,7 @@
       <w:lvlText w:val="☐"/>
       <w:lvlJc w:val="left"/>
       <w:pPr>
-        <w:ind w:left="2160" w:hanging="360"/>
+        <w:ind w:hanging="360" w:left="2160"/>
       </w:pPr>
     </w:lvl>
     <w:lvl w:ilvl="3">
@@ -4446,7 +4808,7 @@
       <w:lvlText w:val="☐"/>
       <w:lvlJc w:val="left"/>
       <w:pPr>
-        <w:ind w:left="2880" w:hanging="360"/>
+        <w:ind w:hanging="360" w:left="2880"/>
       </w:pPr>
     </w:lvl>
     <w:lvl w:ilvl="4">
@@ -4454,7 +4816,7 @@
       <w:lvlText w:val="☐"/>
       <w:lvlJc w:val="left"/>
       <w:pPr>
-        <w:ind w:left="3600" w:hanging="360"/>
+        <w:ind w:hanging="360" w:left="3600"/>
       </w:pPr>
     </w:lvl>
     <w:lvl w:ilvl="5">
@@ -4462,7 +4824,7 @@
       <w:lvlText w:val="☐"/>
       <w:lvlJc w:val="left"/>
       <w:pPr>
-        <w:ind w:left="4320" w:hanging="360"/>
+        <w:ind w:hanging="360" w:left="4320"/>
       </w:pPr>
     </w:lvl>
     <w:lvl w:ilvl="6">
@@ -4470,7 +4832,7 @@
       <w:lvlText w:val="☐"/>
       <w:lvlJc w:val="left"/>
       <w:pPr>
-        <w:ind w:left="5040" w:hanging="360"/>
+        <w:ind w:hanging="360" w:left="5040"/>
       </w:pPr>
     </w:lvl>
     <w:lvl w:ilvl="7">
@@ -4478,7 +4840,7 @@
       <w:lvlText w:val="☐"/>
       <w:lvlJc w:val="left"/>
       <w:pPr>
-        <w:ind w:left="5760" w:hanging="360"/>
+        <w:ind w:hanging="360" w:left="5760"/>
       </w:pPr>
     </w:lvl>
     <w:lvl w:ilvl="8">
@@ -4486,11 +4848,11 @@
       <w:lvlText w:val="☐"/>
       <w:lvlJc w:val="left"/>
       <w:pPr>
-        <w:ind w:left="6480" w:hanging="360"/>
+        <w:ind w:hanging="360" w:left="6480"/>
       </w:pPr>
     </w:lvl>
   </w:abstractNum>
-  <w:abstractNum w:abstractNumId="3" w15:restartNumberingAfterBreak="0">
+  <w:abstractNum w15:restartNumberingAfterBreak="0" w:abstractNumId="3">
     <w:nsid w:val="00A99411"/>
     <w:multiLevelType w:val="multilevel"/>
     <w:tmpl w:val="11D8CF98"/>
@@ -4500,7 +4862,7 @@
       <w:lvlText w:val="%1."/>
       <w:lvlJc w:val="left"/>
       <w:pPr>
-        <w:ind w:left="720" w:hanging="360"/>
+        <w:ind w:hanging="360" w:left="720"/>
       </w:pPr>
     </w:lvl>
     <w:lvl w:ilvl="1">
@@ -4509,7 +4871,7 @@
       <w:lvlText w:val="%2."/>
       <w:lvlJc w:val="left"/>
       <w:pPr>
-        <w:ind w:left="1440" w:hanging="360"/>
+        <w:ind w:hanging="360" w:left="1440"/>
       </w:pPr>
     </w:lvl>
     <w:lvl w:ilvl="2">
@@ -4518,7 +4880,7 @@
       <w:lvlText w:val="%3."/>
       <w:lvlJc w:val="left"/>
       <w:pPr>
-        <w:ind w:left="2160" w:hanging="360"/>
+        <w:ind w:hanging="360" w:left="2160"/>
       </w:pPr>
     </w:lvl>
     <w:lvl w:ilvl="3">
@@ -4527,7 +4889,7 @@
       <w:lvlText w:val="%4."/>
       <w:lvlJc w:val="left"/>
       <w:pPr>
-        <w:ind w:left="2880" w:hanging="360"/>
+        <w:ind w:hanging="360" w:left="2880"/>
       </w:pPr>
     </w:lvl>
     <w:lvl w:ilvl="4">
@@ -4536,7 +4898,7 @@
       <w:lvlText w:val="%5."/>
       <w:lvlJc w:val="left"/>
       <w:pPr>
-        <w:ind w:left="3600" w:hanging="360"/>
+        <w:ind w:hanging="360" w:left="3600"/>
       </w:pPr>
     </w:lvl>
     <w:lvl w:ilvl="5">
@@ -4545,7 +4907,7 @@
       <w:lvlText w:val="%6."/>
       <w:lvlJc w:val="left"/>
       <w:pPr>
-        <w:ind w:left="4320" w:hanging="360"/>
+        <w:ind w:hanging="360" w:left="4320"/>
       </w:pPr>
     </w:lvl>
     <w:lvl w:ilvl="6">
@@ -4554,7 +4916,7 @@
       <w:lvlText w:val="%7."/>
       <w:lvlJc w:val="left"/>
       <w:pPr>
-        <w:ind w:left="5040" w:hanging="360"/>
+        <w:ind w:hanging="360" w:left="5040"/>
       </w:pPr>
     </w:lvl>
     <w:lvl w:ilvl="7">
@@ -4563,7 +4925,7 @@
       <w:lvlText w:val="%8."/>
       <w:lvlJc w:val="left"/>
       <w:pPr>
-        <w:ind w:left="5760" w:hanging="360"/>
+        <w:ind w:hanging="360" w:left="5760"/>
       </w:pPr>
     </w:lvl>
     <w:lvl w:ilvl="8">
@@ -4572,14 +4934,439 @@
       <w:lvlText w:val="%9."/>
       <w:lvlJc w:val="left"/>
       <w:pPr>
-        <w:ind w:left="6480" w:hanging="360"/>
+        <w:ind w:hanging="360" w:left="6480"/>
       </w:pPr>
     </w:lvl>
   </w:abstractNum>
-  <w:abstractNum w:abstractNumId="4" w15:restartNumberingAfterBreak="0">
+  <w:abstractNum w15:restartNumberingAfterBreak="0" w:abstractNumId="4">
     <w:nsid w:val="00A99414"/>
     <w:multiLevelType w:val="multilevel"/>
     <w:tmpl w:val="16CE6550"/>
+    <w:lvl w:ilvl="0">
+      <w:start w:val="4"/>
+      <w:numFmt w:val="decimal"/>
+      <w:lvlText w:val="%1."/>
+      <w:lvlJc w:val="left"/>
+      <w:pPr>
+        <w:ind w:hanging="360" w:left="720"/>
+      </w:pPr>
+    </w:lvl>
+    <w:lvl w:ilvl="1">
+      <w:start w:val="4"/>
+      <w:numFmt w:val="decimal"/>
+      <w:lvlText w:val="%2."/>
+      <w:lvlJc w:val="left"/>
+      <w:pPr>
+        <w:ind w:hanging="360" w:left="1440"/>
+      </w:pPr>
+    </w:lvl>
+    <w:lvl w:ilvl="2">
+      <w:start w:val="4"/>
+      <w:numFmt w:val="decimal"/>
+      <w:lvlText w:val="%3."/>
+      <w:lvlJc w:val="left"/>
+      <w:pPr>
+        <w:ind w:hanging="360" w:left="2160"/>
+      </w:pPr>
+    </w:lvl>
+    <w:lvl w:ilvl="3">
+      <w:start w:val="4"/>
+      <w:numFmt w:val="decimal"/>
+      <w:lvlText w:val="%4."/>
+      <w:lvlJc w:val="left"/>
+      <w:pPr>
+        <w:ind w:hanging="360" w:left="2880"/>
+      </w:pPr>
+    </w:lvl>
+    <w:lvl w:ilvl="4">
+      <w:start w:val="4"/>
+      <w:numFmt w:val="decimal"/>
+      <w:lvlText w:val="%5."/>
+      <w:lvlJc w:val="left"/>
+      <w:pPr>
+        <w:ind w:hanging="360" w:left="3600"/>
+      </w:pPr>
+    </w:lvl>
+    <w:lvl w:ilvl="5">
+      <w:start w:val="4"/>
+      <w:numFmt w:val="decimal"/>
+      <w:lvlText w:val="%6."/>
+      <w:lvlJc w:val="left"/>
+      <w:pPr>
+        <w:ind w:hanging="360" w:left="4320"/>
+      </w:pPr>
+    </w:lvl>
+    <w:lvl w:ilvl="6">
+      <w:start w:val="4"/>
+      <w:numFmt w:val="decimal"/>
+      <w:lvlText w:val="%7."/>
+      <w:lvlJc w:val="left"/>
+      <w:pPr>
+        <w:ind w:hanging="360" w:left="5040"/>
+      </w:pPr>
+    </w:lvl>
+    <w:lvl w:ilvl="7">
+      <w:start w:val="4"/>
+      <w:numFmt w:val="decimal"/>
+      <w:lvlText w:val="%8."/>
+      <w:lvlJc w:val="left"/>
+      <w:pPr>
+        <w:ind w:hanging="360" w:left="5760"/>
+      </w:pPr>
+    </w:lvl>
+    <w:lvl w:ilvl="8">
+      <w:start w:val="4"/>
+      <w:numFmt w:val="decimal"/>
+      <w:lvlText w:val="%9."/>
+      <w:lvlJc w:val="left"/>
+      <w:pPr>
+        <w:ind w:hanging="360" w:left="6480"/>
+      </w:pPr>
+    </w:lvl>
+  </w:abstractNum>
+  <w:abstractNum w:abstractNumId="990">
+    <w:nsid w:val="0000A990"/>
+    <w:multiLevelType w:val="multilevel"/>
+    <w:lvl w:ilvl="0">
+      <w:numFmt w:val="bullet"/>
+      <w:lvlText w:val=" "/>
+      <w:lvlJc w:val="left"/>
+      <w:pPr>
+        <w:ind w:left="720" w:hanging="360"/>
+      </w:pPr>
+    </w:lvl>
+    <w:lvl w:ilvl="1">
+      <w:numFmt w:val="bullet"/>
+      <w:lvlText w:val=" "/>
+      <w:lvlJc w:val="left"/>
+      <w:pPr>
+        <w:ind w:left="1440" w:hanging="360"/>
+      </w:pPr>
+    </w:lvl>
+    <w:lvl w:ilvl="2">
+      <w:numFmt w:val="bullet"/>
+      <w:lvlText w:val=" "/>
+      <w:lvlJc w:val="left"/>
+      <w:pPr>
+        <w:ind w:left="2160" w:hanging="360"/>
+      </w:pPr>
+    </w:lvl>
+    <w:lvl w:ilvl="3">
+      <w:numFmt w:val="bullet"/>
+      <w:lvlText w:val=" "/>
+      <w:lvlJc w:val="left"/>
+      <w:pPr>
+        <w:ind w:left="2880" w:hanging="360"/>
+      </w:pPr>
+    </w:lvl>
+    <w:lvl w:ilvl="4">
+      <w:numFmt w:val="bullet"/>
+      <w:lvlText w:val=" "/>
+      <w:lvlJc w:val="left"/>
+      <w:pPr>
+        <w:ind w:left="3600" w:hanging="360"/>
+      </w:pPr>
+    </w:lvl>
+    <w:lvl w:ilvl="5">
+      <w:numFmt w:val="bullet"/>
+      <w:lvlText w:val=" "/>
+      <w:lvlJc w:val="left"/>
+      <w:pPr>
+        <w:ind w:left="4320" w:hanging="360"/>
+      </w:pPr>
+    </w:lvl>
+    <w:lvl w:ilvl="6">
+      <w:numFmt w:val="bullet"/>
+      <w:lvlText w:val=" "/>
+      <w:lvlJc w:val="left"/>
+      <w:pPr>
+        <w:ind w:left="5040" w:hanging="360"/>
+      </w:pPr>
+    </w:lvl>
+    <w:lvl w:ilvl="7">
+      <w:numFmt w:val="bullet"/>
+      <w:lvlText w:val=" "/>
+      <w:lvlJc w:val="left"/>
+      <w:pPr>
+        <w:ind w:left="5760" w:hanging="360"/>
+      </w:pPr>
+    </w:lvl>
+    <w:lvl w:ilvl="8">
+      <w:numFmt w:val="bullet"/>
+      <w:lvlText w:val=" "/>
+      <w:lvlJc w:val="left"/>
+      <w:pPr>
+        <w:ind w:left="6480" w:hanging="360"/>
+      </w:pPr>
+    </w:lvl>
+  </w:abstractNum>
+  <w:abstractNum w:abstractNumId="99411">
+    <w:nsid w:val="00A99411"/>
+    <w:multiLevelType w:val="multilevel"/>
+    <w:lvl w:ilvl="0">
+      <w:start w:val="1"/>
+      <w:numFmt w:val="decimal"/>
+      <w:lvlText w:val="%1."/>
+      <w:lvlJc w:val="left"/>
+      <w:pPr>
+        <w:ind w:left="720" w:hanging="360"/>
+      </w:pPr>
+    </w:lvl>
+    <w:lvl w:ilvl="1">
+      <w:start w:val="1"/>
+      <w:numFmt w:val="decimal"/>
+      <w:lvlText w:val="%2."/>
+      <w:lvlJc w:val="left"/>
+      <w:pPr>
+        <w:ind w:left="1440" w:hanging="360"/>
+      </w:pPr>
+    </w:lvl>
+    <w:lvl w:ilvl="2">
+      <w:start w:val="1"/>
+      <w:numFmt w:val="decimal"/>
+      <w:lvlText w:val="%3."/>
+      <w:lvlJc w:val="left"/>
+      <w:pPr>
+        <w:ind w:left="2160" w:hanging="360"/>
+      </w:pPr>
+    </w:lvl>
+    <w:lvl w:ilvl="3">
+      <w:start w:val="1"/>
+      <w:numFmt w:val="decimal"/>
+      <w:lvlText w:val="%4."/>
+      <w:lvlJc w:val="left"/>
+      <w:pPr>
+        <w:ind w:left="2880" w:hanging="360"/>
+      </w:pPr>
+    </w:lvl>
+    <w:lvl w:ilvl="4">
+      <w:start w:val="1"/>
+      <w:numFmt w:val="decimal"/>
+      <w:lvlText w:val="%5."/>
+      <w:lvlJc w:val="left"/>
+      <w:pPr>
+        <w:ind w:left="3600" w:hanging="360"/>
+      </w:pPr>
+    </w:lvl>
+    <w:lvl w:ilvl="5">
+      <w:start w:val="1"/>
+      <w:numFmt w:val="decimal"/>
+      <w:lvlText w:val="%6."/>
+      <w:lvlJc w:val="left"/>
+      <w:pPr>
+        <w:ind w:left="4320" w:hanging="360"/>
+      </w:pPr>
+    </w:lvl>
+    <w:lvl w:ilvl="6">
+      <w:start w:val="1"/>
+      <w:numFmt w:val="decimal"/>
+      <w:lvlText w:val="%7."/>
+      <w:lvlJc w:val="left"/>
+      <w:pPr>
+        <w:ind w:left="5040" w:hanging="360"/>
+      </w:pPr>
+    </w:lvl>
+    <w:lvl w:ilvl="7">
+      <w:start w:val="1"/>
+      <w:numFmt w:val="decimal"/>
+      <w:lvlText w:val="%8."/>
+      <w:lvlJc w:val="left"/>
+      <w:pPr>
+        <w:ind w:left="5760" w:hanging="360"/>
+      </w:pPr>
+    </w:lvl>
+    <w:lvl w:ilvl="8">
+      <w:start w:val="1"/>
+      <w:numFmt w:val="decimal"/>
+      <w:lvlText w:val="%9."/>
+      <w:lvlJc w:val="left"/>
+      <w:pPr>
+        <w:ind w:left="6480" w:hanging="360"/>
+      </w:pPr>
+    </w:lvl>
+  </w:abstractNum>
+  <w:abstractNum w:abstractNumId="992">
+    <w:nsid w:val="0000A992"/>
+    <w:multiLevelType w:val="multilevel"/>
+    <w:lvl w:ilvl="0">
+      <w:numFmt w:val="bullet"/>
+      <w:lvlText w:val="☐"/>
+      <w:lvlJc w:val="left"/>
+      <w:pPr>
+        <w:ind w:left="720" w:hanging="360"/>
+      </w:pPr>
+    </w:lvl>
+    <w:lvl w:ilvl="1">
+      <w:numFmt w:val="bullet"/>
+      <w:lvlText w:val="☐"/>
+      <w:lvlJc w:val="left"/>
+      <w:pPr>
+        <w:ind w:left="1440" w:hanging="360"/>
+      </w:pPr>
+    </w:lvl>
+    <w:lvl w:ilvl="2">
+      <w:numFmt w:val="bullet"/>
+      <w:lvlText w:val="☐"/>
+      <w:lvlJc w:val="left"/>
+      <w:pPr>
+        <w:ind w:left="2160" w:hanging="360"/>
+      </w:pPr>
+    </w:lvl>
+    <w:lvl w:ilvl="3">
+      <w:numFmt w:val="bullet"/>
+      <w:lvlText w:val="☐"/>
+      <w:lvlJc w:val="left"/>
+      <w:pPr>
+        <w:ind w:left="2880" w:hanging="360"/>
+      </w:pPr>
+    </w:lvl>
+    <w:lvl w:ilvl="4">
+      <w:numFmt w:val="bullet"/>
+      <w:lvlText w:val="☐"/>
+      <w:lvlJc w:val="left"/>
+      <w:pPr>
+        <w:ind w:left="3600" w:hanging="360"/>
+      </w:pPr>
+    </w:lvl>
+    <w:lvl w:ilvl="5">
+      <w:numFmt w:val="bullet"/>
+      <w:lvlText w:val="☐"/>
+      <w:lvlJc w:val="left"/>
+      <w:pPr>
+        <w:ind w:left="4320" w:hanging="360"/>
+      </w:pPr>
+    </w:lvl>
+    <w:lvl w:ilvl="6">
+      <w:numFmt w:val="bullet"/>
+      <w:lvlText w:val="☐"/>
+      <w:lvlJc w:val="left"/>
+      <w:pPr>
+        <w:ind w:left="5040" w:hanging="360"/>
+      </w:pPr>
+    </w:lvl>
+    <w:lvl w:ilvl="7">
+      <w:numFmt w:val="bullet"/>
+      <w:lvlText w:val="☐"/>
+      <w:lvlJc w:val="left"/>
+      <w:pPr>
+        <w:ind w:left="5760" w:hanging="360"/>
+      </w:pPr>
+    </w:lvl>
+    <w:lvl w:ilvl="8">
+      <w:numFmt w:val="bullet"/>
+      <w:lvlText w:val="☐"/>
+      <w:lvlJc w:val="left"/>
+      <w:pPr>
+        <w:ind w:left="6480" w:hanging="360"/>
+      </w:pPr>
+    </w:lvl>
+  </w:abstractNum>
+  <w:abstractNum w:abstractNumId="991">
+    <w:nsid w:val="0000A991"/>
+    <w:multiLevelType w:val="multilevel"/>
+    <w:lvl w:ilvl="0">
+      <w:numFmt w:val="bullet"/>
+      <w:lvlText w:val=""/>
+      <w:lvlJc w:val="left"/>
+      <w:pPr>
+        <w:ind w:left="720" w:hanging="360"/>
+      </w:pPr>
+      <w:rPr>
+        <w:rFonts w:ascii="Symbol" w:hAnsi="Symbol" w:cs="Symbol" w:hint="default"/>
+      </w:rPr>
+    </w:lvl>
+    <w:lvl w:ilvl="1">
+      <w:numFmt w:val="bullet"/>
+      <w:lvlText w:val="o"/>
+      <w:lvlJc w:val="left"/>
+      <w:pPr>
+        <w:ind w:left="1440" w:hanging="360"/>
+      </w:pPr>
+      <w:rPr>
+        <w:rFonts w:ascii="Courier New" w:hAnsi="Courier New" w:cs="Courier New" w:hint="default"/>
+      </w:rPr>
+    </w:lvl>
+    <w:lvl w:ilvl="2">
+      <w:numFmt w:val="bullet"/>
+      <w:lvlText w:val=""/>
+      <w:lvlJc w:val="left"/>
+      <w:pPr>
+        <w:ind w:left="2160" w:hanging="360"/>
+      </w:pPr>
+      <w:rPr>
+        <w:rFonts w:ascii="Wingdings" w:hAnsi="Wingdings" w:cs="Wingdings" w:hint="default"/>
+      </w:rPr>
+    </w:lvl>
+    <w:lvl w:ilvl="3">
+      <w:numFmt w:val="bullet"/>
+      <w:lvlText w:val=""/>
+      <w:lvlJc w:val="left"/>
+      <w:pPr>
+        <w:ind w:left="2880" w:hanging="360"/>
+      </w:pPr>
+      <w:rPr>
+        <w:rFonts w:ascii="Symbol" w:hAnsi="Symbol" w:cs="Symbol" w:hint="default"/>
+      </w:rPr>
+    </w:lvl>
+    <w:lvl w:ilvl="4">
+      <w:numFmt w:val="bullet"/>
+      <w:lvlText w:val="o"/>
+      <w:lvlJc w:val="left"/>
+      <w:pPr>
+        <w:ind w:left="3600" w:hanging="360"/>
+      </w:pPr>
+      <w:rPr>
+        <w:rFonts w:ascii="Courier New" w:hAnsi="Courier New" w:cs="Courier New" w:hint="default"/>
+      </w:rPr>
+    </w:lvl>
+    <w:lvl w:ilvl="5">
+      <w:numFmt w:val="bullet"/>
+      <w:lvlText w:val=""/>
+      <w:lvlJc w:val="left"/>
+      <w:pPr>
+        <w:ind w:left="4320" w:hanging="360"/>
+      </w:pPr>
+      <w:rPr>
+        <w:rFonts w:ascii="Wingdings" w:hAnsi="Wingdings" w:cs="Wingdings" w:hint="default"/>
+      </w:rPr>
+    </w:lvl>
+    <w:lvl w:ilvl="6">
+      <w:numFmt w:val="bullet"/>
+      <w:lvlText w:val=""/>
+      <w:lvlJc w:val="left"/>
+      <w:pPr>
+        <w:ind w:left="5040" w:hanging="360"/>
+      </w:pPr>
+      <w:rPr>
+        <w:rFonts w:ascii="Symbol" w:hAnsi="Symbol" w:cs="Symbol" w:hint="default"/>
+      </w:rPr>
+    </w:lvl>
+    <w:lvl w:ilvl="7">
+      <w:numFmt w:val="bullet"/>
+      <w:lvlText w:val="o"/>
+      <w:lvlJc w:val="left"/>
+      <w:pPr>
+        <w:ind w:left="5760" w:hanging="360"/>
+      </w:pPr>
+      <w:rPr>
+        <w:rFonts w:ascii="Courier New" w:hAnsi="Courier New" w:cs="Courier New" w:hint="default"/>
+      </w:rPr>
+    </w:lvl>
+    <w:lvl w:ilvl="8">
+      <w:numFmt w:val="bullet"/>
+      <w:lvlText w:val=""/>
+      <w:lvlJc w:val="left"/>
+      <w:pPr>
+        <w:ind w:left="6480" w:hanging="360"/>
+      </w:pPr>
+      <w:rPr>
+        <w:rFonts w:ascii="Wingdings" w:hAnsi="Wingdings" w:cs="Wingdings" w:hint="default"/>
+      </w:rPr>
+    </w:lvl>
+  </w:abstractNum>
+  <w:abstractNum w:abstractNumId="99414">
+    <w:nsid w:val="00A99414"/>
+    <w:multiLevelType w:val="multilevel"/>
     <w:lvl w:ilvl="0">
       <w:start w:val="4"/>
       <w:numFmt w:val="decimal"/>
@@ -4962,6 +5749,309 @@
       <w:startOverride w:val="1"/>
     </w:lvlOverride>
   </w:num>
+  <w:num w:numId="1000">
+    <w:abstractNumId w:val="990"/>
+  </w:num>
+  <w:num w:numId="1001">
+    <w:abstractNumId w:val="99411"/>
+    <w:lvlOverride w:ilvl="0">
+      <w:startOverride w:val="1"/>
+    </w:lvlOverride>
+    <w:lvlOverride w:ilvl="1">
+      <w:startOverride w:val="1"/>
+    </w:lvlOverride>
+    <w:lvlOverride w:ilvl="2">
+      <w:startOverride w:val="1"/>
+    </w:lvlOverride>
+    <w:lvlOverride w:ilvl="3">
+      <w:startOverride w:val="1"/>
+    </w:lvlOverride>
+    <w:lvlOverride w:ilvl="4">
+      <w:startOverride w:val="1"/>
+    </w:lvlOverride>
+    <w:lvlOverride w:ilvl="5">
+      <w:startOverride w:val="1"/>
+    </w:lvlOverride>
+    <w:lvlOverride w:ilvl="6">
+      <w:startOverride w:val="1"/>
+    </w:lvlOverride>
+    <w:lvlOverride w:ilvl="7">
+      <w:startOverride w:val="1"/>
+    </w:lvlOverride>
+    <w:lvlOverride w:ilvl="8">
+      <w:startOverride w:val="1"/>
+    </w:lvlOverride>
+  </w:num>
+  <w:num w:numId="1002">
+    <w:abstractNumId w:val="992"/>
+  </w:num>
+  <w:num w:numId="1003">
+    <w:abstractNumId w:val="992"/>
+  </w:num>
+  <w:num w:numId="1004">
+    <w:abstractNumId w:val="992"/>
+  </w:num>
+  <w:num w:numId="1005">
+    <w:abstractNumId w:val="992"/>
+  </w:num>
+  <w:num w:numId="1006">
+    <w:abstractNumId w:val="992"/>
+  </w:num>
+  <w:num w:numId="1007">
+    <w:abstractNumId w:val="992"/>
+  </w:num>
+  <w:num w:numId="1008">
+    <w:abstractNumId w:val="992"/>
+  </w:num>
+  <w:num w:numId="1009">
+    <w:abstractNumId w:val="992"/>
+  </w:num>
+  <w:num w:numId="1010">
+    <w:abstractNumId w:val="99411"/>
+    <w:lvlOverride w:ilvl="0">
+      <w:startOverride w:val="1"/>
+    </w:lvlOverride>
+    <w:lvlOverride w:ilvl="1">
+      <w:startOverride w:val="1"/>
+    </w:lvlOverride>
+    <w:lvlOverride w:ilvl="2">
+      <w:startOverride w:val="1"/>
+    </w:lvlOverride>
+    <w:lvlOverride w:ilvl="3">
+      <w:startOverride w:val="1"/>
+    </w:lvlOverride>
+    <w:lvlOverride w:ilvl="4">
+      <w:startOverride w:val="1"/>
+    </w:lvlOverride>
+    <w:lvlOverride w:ilvl="5">
+      <w:startOverride w:val="1"/>
+    </w:lvlOverride>
+    <w:lvlOverride w:ilvl="6">
+      <w:startOverride w:val="1"/>
+    </w:lvlOverride>
+    <w:lvlOverride w:ilvl="7">
+      <w:startOverride w:val="1"/>
+    </w:lvlOverride>
+    <w:lvlOverride w:ilvl="8">
+      <w:startOverride w:val="1"/>
+    </w:lvlOverride>
+  </w:num>
+  <w:num w:numId="1011">
+    <w:abstractNumId w:val="99411"/>
+    <w:lvlOverride w:ilvl="0">
+      <w:startOverride w:val="1"/>
+    </w:lvlOverride>
+    <w:lvlOverride w:ilvl="1">
+      <w:startOverride w:val="1"/>
+    </w:lvlOverride>
+    <w:lvlOverride w:ilvl="2">
+      <w:startOverride w:val="1"/>
+    </w:lvlOverride>
+    <w:lvlOverride w:ilvl="3">
+      <w:startOverride w:val="1"/>
+    </w:lvlOverride>
+    <w:lvlOverride w:ilvl="4">
+      <w:startOverride w:val="1"/>
+    </w:lvlOverride>
+    <w:lvlOverride w:ilvl="5">
+      <w:startOverride w:val="1"/>
+    </w:lvlOverride>
+    <w:lvlOverride w:ilvl="6">
+      <w:startOverride w:val="1"/>
+    </w:lvlOverride>
+    <w:lvlOverride w:ilvl="7">
+      <w:startOverride w:val="1"/>
+    </w:lvlOverride>
+    <w:lvlOverride w:ilvl="8">
+      <w:startOverride w:val="1"/>
+    </w:lvlOverride>
+  </w:num>
+  <w:num w:numId="1012">
+    <w:abstractNumId w:val="991"/>
+  </w:num>
+  <w:num w:numId="1013">
+    <w:abstractNumId w:val="99411"/>
+    <w:lvlOverride w:ilvl="0">
+      <w:startOverride w:val="1"/>
+    </w:lvlOverride>
+    <w:lvlOverride w:ilvl="1">
+      <w:startOverride w:val="1"/>
+    </w:lvlOverride>
+    <w:lvlOverride w:ilvl="2">
+      <w:startOverride w:val="1"/>
+    </w:lvlOverride>
+    <w:lvlOverride w:ilvl="3">
+      <w:startOverride w:val="1"/>
+    </w:lvlOverride>
+    <w:lvlOverride w:ilvl="4">
+      <w:startOverride w:val="1"/>
+    </w:lvlOverride>
+    <w:lvlOverride w:ilvl="5">
+      <w:startOverride w:val="1"/>
+    </w:lvlOverride>
+    <w:lvlOverride w:ilvl="6">
+      <w:startOverride w:val="1"/>
+    </w:lvlOverride>
+    <w:lvlOverride w:ilvl="7">
+      <w:startOverride w:val="1"/>
+    </w:lvlOverride>
+    <w:lvlOverride w:ilvl="8">
+      <w:startOverride w:val="1"/>
+    </w:lvlOverride>
+  </w:num>
+  <w:num w:numId="1014">
+    <w:abstractNumId w:val="99411"/>
+    <w:lvlOverride w:ilvl="0">
+      <w:startOverride w:val="1"/>
+    </w:lvlOverride>
+    <w:lvlOverride w:ilvl="1">
+      <w:startOverride w:val="1"/>
+    </w:lvlOverride>
+    <w:lvlOverride w:ilvl="2">
+      <w:startOverride w:val="1"/>
+    </w:lvlOverride>
+    <w:lvlOverride w:ilvl="3">
+      <w:startOverride w:val="1"/>
+    </w:lvlOverride>
+    <w:lvlOverride w:ilvl="4">
+      <w:startOverride w:val="1"/>
+    </w:lvlOverride>
+    <w:lvlOverride w:ilvl="5">
+      <w:startOverride w:val="1"/>
+    </w:lvlOverride>
+    <w:lvlOverride w:ilvl="6">
+      <w:startOverride w:val="1"/>
+    </w:lvlOverride>
+    <w:lvlOverride w:ilvl="7">
+      <w:startOverride w:val="1"/>
+    </w:lvlOverride>
+    <w:lvlOverride w:ilvl="8">
+      <w:startOverride w:val="1"/>
+    </w:lvlOverride>
+  </w:num>
+  <w:num w:numId="1015">
+    <w:abstractNumId w:val="991"/>
+  </w:num>
+  <w:num w:numId="1016">
+    <w:abstractNumId w:val="99414"/>
+    <w:lvlOverride w:ilvl="0">
+      <w:startOverride w:val="4"/>
+    </w:lvlOverride>
+    <w:lvlOverride w:ilvl="1">
+      <w:startOverride w:val="4"/>
+    </w:lvlOverride>
+    <w:lvlOverride w:ilvl="2">
+      <w:startOverride w:val="4"/>
+    </w:lvlOverride>
+    <w:lvlOverride w:ilvl="3">
+      <w:startOverride w:val="4"/>
+    </w:lvlOverride>
+    <w:lvlOverride w:ilvl="4">
+      <w:startOverride w:val="4"/>
+    </w:lvlOverride>
+    <w:lvlOverride w:ilvl="5">
+      <w:startOverride w:val="4"/>
+    </w:lvlOverride>
+    <w:lvlOverride w:ilvl="6">
+      <w:startOverride w:val="4"/>
+    </w:lvlOverride>
+    <w:lvlOverride w:ilvl="7">
+      <w:startOverride w:val="4"/>
+    </w:lvlOverride>
+    <w:lvlOverride w:ilvl="8">
+      <w:startOverride w:val="4"/>
+    </w:lvlOverride>
+  </w:num>
+  <w:num w:numId="1017">
+    <w:abstractNumId w:val="99411"/>
+    <w:lvlOverride w:ilvl="0">
+      <w:startOverride w:val="1"/>
+    </w:lvlOverride>
+    <w:lvlOverride w:ilvl="1">
+      <w:startOverride w:val="1"/>
+    </w:lvlOverride>
+    <w:lvlOverride w:ilvl="2">
+      <w:startOverride w:val="1"/>
+    </w:lvlOverride>
+    <w:lvlOverride w:ilvl="3">
+      <w:startOverride w:val="1"/>
+    </w:lvlOverride>
+    <w:lvlOverride w:ilvl="4">
+      <w:startOverride w:val="1"/>
+    </w:lvlOverride>
+    <w:lvlOverride w:ilvl="5">
+      <w:startOverride w:val="1"/>
+    </w:lvlOverride>
+    <w:lvlOverride w:ilvl="6">
+      <w:startOverride w:val="1"/>
+    </w:lvlOverride>
+    <w:lvlOverride w:ilvl="7">
+      <w:startOverride w:val="1"/>
+    </w:lvlOverride>
+    <w:lvlOverride w:ilvl="8">
+      <w:startOverride w:val="1"/>
+    </w:lvlOverride>
+  </w:num>
+  <w:num w:numId="1018">
+    <w:abstractNumId w:val="99411"/>
+    <w:lvlOverride w:ilvl="0">
+      <w:startOverride w:val="1"/>
+    </w:lvlOverride>
+    <w:lvlOverride w:ilvl="1">
+      <w:startOverride w:val="1"/>
+    </w:lvlOverride>
+    <w:lvlOverride w:ilvl="2">
+      <w:startOverride w:val="1"/>
+    </w:lvlOverride>
+    <w:lvlOverride w:ilvl="3">
+      <w:startOverride w:val="1"/>
+    </w:lvlOverride>
+    <w:lvlOverride w:ilvl="4">
+      <w:startOverride w:val="1"/>
+    </w:lvlOverride>
+    <w:lvlOverride w:ilvl="5">
+      <w:startOverride w:val="1"/>
+    </w:lvlOverride>
+    <w:lvlOverride w:ilvl="6">
+      <w:startOverride w:val="1"/>
+    </w:lvlOverride>
+    <w:lvlOverride w:ilvl="7">
+      <w:startOverride w:val="1"/>
+    </w:lvlOverride>
+    <w:lvlOverride w:ilvl="8">
+      <w:startOverride w:val="1"/>
+    </w:lvlOverride>
+  </w:num>
+  <w:num w:numId="1019">
+    <w:abstractNumId w:val="99411"/>
+    <w:lvlOverride w:ilvl="0">
+      <w:startOverride w:val="1"/>
+    </w:lvlOverride>
+    <w:lvlOverride w:ilvl="1">
+      <w:startOverride w:val="1"/>
+    </w:lvlOverride>
+    <w:lvlOverride w:ilvl="2">
+      <w:startOverride w:val="1"/>
+    </w:lvlOverride>
+    <w:lvlOverride w:ilvl="3">
+      <w:startOverride w:val="1"/>
+    </w:lvlOverride>
+    <w:lvlOverride w:ilvl="4">
+      <w:startOverride w:val="1"/>
+    </w:lvlOverride>
+    <w:lvlOverride w:ilvl="5">
+      <w:startOverride w:val="1"/>
+    </w:lvlOverride>
+    <w:lvlOverride w:ilvl="6">
+      <w:startOverride w:val="1"/>
+    </w:lvlOverride>
+    <w:lvlOverride w:ilvl="7">
+      <w:startOverride w:val="1"/>
+    </w:lvlOverride>
+    <w:lvlOverride w:ilvl="8">
+      <w:startOverride w:val="1"/>
+    </w:lvlOverride>
+  </w:num>
 </w:numbering>
 </file>
 
@@ -4970,10 +6060,10 @@
   <w:docDefaults>
     <w:rPrDefault>
       <w:rPr>
-        <w:rFonts w:asciiTheme="minorHAnsi" w:eastAsiaTheme="minorEastAsia" w:hAnsiTheme="minorHAnsi" w:cstheme="minorBidi"/>
+        <w:rFonts w:asciiTheme="minorHAnsi" w:cstheme="minorBidi" w:eastAsiaTheme="minorEastAsia" w:hAnsiTheme="minorHAnsi"/>
         <w:sz w:val="24"/>
         <w:szCs w:val="24"/>
-        <w:lang w:val="en-US" w:eastAsia="zh-CN" w:bidi="ar-SA"/>
+        <w:lang w:bidi="ar-SA" w:eastAsia="zh-CN" w:val="en-US"/>
       </w:rPr>
     </w:rPrDefault>
     <w:pPrDefault>
@@ -4982,7 +6072,7 @@
       </w:pPr>
     </w:pPrDefault>
   </w:docDefaults>
-  <w:latentStyles w:defLockedState="0" w:defUIPriority="0" w:defSemiHidden="0" w:defUnhideWhenUsed="0" w:defQFormat="0" w:count="371">
+  <w:latentStyles w:count="371" w:defLockedState="0" w:defQFormat="0" w:defSemiHidden="0" w:defUIPriority="0" w:defUnhideWhenUsed="0">
     <w:lsdException w:name="index 1" w:semiHidden="1" w:unhideWhenUsed="1"/>
     <w:lsdException w:name="index 7" w:semiHidden="1" w:unhideWhenUsed="1"/>
     <w:lsdException w:name="index 8" w:semiHidden="1" w:unhideWhenUsed="1"/>
@@ -5304,11 +6394,11 @@
     <w:lsdException w:name="List Table 6 Colorful Accent 6" w:uiPriority="51"/>
     <w:lsdException w:name="List Table 7 Colorful Accent 6" w:uiPriority="52"/>
   </w:latentStyles>
-  <w:style w:type="paragraph" w:default="1" w:styleId="Normlny">
+  <w:style w:default="1" w:styleId="Normlny" w:type="paragraph">
     <w:name w:val="Normal"/>
     <w:qFormat/>
   </w:style>
-  <w:style w:type="paragraph" w:styleId="Nadpis1">
+  <w:style w:styleId="Nadpis1" w:type="paragraph">
     <w:name w:val="heading 1"/>
     <w:basedOn w:val="Normlny"/>
     <w:next w:val="Zkladntext"/>
@@ -5319,17 +6409,17 @@
     <w:pPr>
       <w:keepNext/>
       <w:keepLines/>
-      <w:spacing w:before="360" w:after="80"/>
+      <w:spacing w:after="80" w:before="360"/>
       <w:outlineLvl w:val="0"/>
     </w:pPr>
     <w:rPr>
-      <w:rFonts w:asciiTheme="majorHAnsi" w:eastAsiaTheme="majorEastAsia" w:hAnsiTheme="majorHAnsi" w:cstheme="majorBidi"/>
-      <w:color w:val="0F4761" w:themeColor="accent1" w:themeShade="BF"/>
+      <w:rFonts w:asciiTheme="majorHAnsi" w:cstheme="majorBidi" w:eastAsiaTheme="majorEastAsia" w:hAnsiTheme="majorHAnsi"/>
+      <w:color w:themeColor="accent1" w:themeShade="BF" w:val="0F4761"/>
       <w:sz w:val="40"/>
       <w:szCs w:val="40"/>
     </w:rPr>
   </w:style>
-  <w:style w:type="paragraph" w:styleId="Nadpis2">
+  <w:style w:styleId="Nadpis2" w:type="paragraph">
     <w:name w:val="heading 2"/>
     <w:basedOn w:val="Normlny"/>
     <w:next w:val="Zkladntext"/>
@@ -5342,17 +6432,17 @@
     <w:pPr>
       <w:keepNext/>
       <w:keepLines/>
-      <w:spacing w:before="160" w:after="80"/>
+      <w:spacing w:after="80" w:before="160"/>
       <w:outlineLvl w:val="1"/>
     </w:pPr>
     <w:rPr>
-      <w:rFonts w:asciiTheme="majorHAnsi" w:eastAsiaTheme="majorEastAsia" w:hAnsiTheme="majorHAnsi" w:cstheme="majorBidi"/>
-      <w:color w:val="0F4761" w:themeColor="accent1" w:themeShade="BF"/>
+      <w:rFonts w:asciiTheme="majorHAnsi" w:cstheme="majorBidi" w:eastAsiaTheme="majorEastAsia" w:hAnsiTheme="majorHAnsi"/>
+      <w:color w:themeColor="accent1" w:themeShade="BF" w:val="0F4761"/>
       <w:sz w:val="32"/>
       <w:szCs w:val="32"/>
     </w:rPr>
   </w:style>
-  <w:style w:type="paragraph" w:styleId="Nadpis3">
+  <w:style w:styleId="Nadpis3" w:type="paragraph">
     <w:name w:val="heading 3"/>
     <w:basedOn w:val="Normlny"/>
     <w:next w:val="Zkladntext"/>
@@ -5365,17 +6455,17 @@
     <w:pPr>
       <w:keepNext/>
       <w:keepLines/>
-      <w:spacing w:before="160" w:after="80"/>
+      <w:spacing w:after="80" w:before="160"/>
       <w:outlineLvl w:val="2"/>
     </w:pPr>
     <w:rPr>
-      <w:rFonts w:eastAsiaTheme="majorEastAsia" w:cstheme="majorBidi"/>
-      <w:color w:val="0F4761" w:themeColor="accent1" w:themeShade="BF"/>
+      <w:rFonts w:cstheme="majorBidi" w:eastAsiaTheme="majorEastAsia"/>
+      <w:color w:themeColor="accent1" w:themeShade="BF" w:val="0F4761"/>
       <w:sz w:val="28"/>
       <w:szCs w:val="28"/>
     </w:rPr>
   </w:style>
-  <w:style w:type="paragraph" w:styleId="Nadpis4">
+  <w:style w:styleId="Nadpis4" w:type="paragraph">
     <w:name w:val="heading 4"/>
     <w:basedOn w:val="Normlny"/>
     <w:next w:val="Zkladntext"/>
@@ -5388,17 +6478,17 @@
     <w:pPr>
       <w:keepNext/>
       <w:keepLines/>
-      <w:spacing w:before="80" w:after="40"/>
+      <w:spacing w:after="40" w:before="80"/>
       <w:outlineLvl w:val="3"/>
     </w:pPr>
     <w:rPr>
-      <w:rFonts w:eastAsiaTheme="majorEastAsia" w:cstheme="majorBidi"/>
+      <w:rFonts w:cstheme="majorBidi" w:eastAsiaTheme="majorEastAsia"/>
       <w:i/>
       <w:iCs/>
-      <w:color w:val="0F4761" w:themeColor="accent1" w:themeShade="BF"/>
+      <w:color w:themeColor="accent1" w:themeShade="BF" w:val="0F4761"/>
     </w:rPr>
   </w:style>
-  <w:style w:type="paragraph" w:styleId="Nadpis5">
+  <w:style w:styleId="Nadpis5" w:type="paragraph">
     <w:name w:val="heading 5"/>
     <w:basedOn w:val="Normlny"/>
     <w:next w:val="Zkladntext"/>
@@ -5411,15 +6501,15 @@
     <w:pPr>
       <w:keepNext/>
       <w:keepLines/>
-      <w:spacing w:before="80" w:after="40"/>
+      <w:spacing w:after="40" w:before="80"/>
       <w:outlineLvl w:val="4"/>
     </w:pPr>
     <w:rPr>
-      <w:rFonts w:eastAsiaTheme="majorEastAsia" w:cstheme="majorBidi"/>
-      <w:color w:val="0F4761" w:themeColor="accent1" w:themeShade="BF"/>
+      <w:rFonts w:cstheme="majorBidi" w:eastAsiaTheme="majorEastAsia"/>
+      <w:color w:themeColor="accent1" w:themeShade="BF" w:val="0F4761"/>
     </w:rPr>
   </w:style>
-  <w:style w:type="paragraph" w:styleId="Nadpis6">
+  <w:style w:styleId="Nadpis6" w:type="paragraph">
     <w:name w:val="heading 6"/>
     <w:basedOn w:val="Normlny"/>
     <w:next w:val="Zkladntext"/>
@@ -5432,17 +6522,17 @@
     <w:pPr>
       <w:keepNext/>
       <w:keepLines/>
-      <w:spacing w:before="40" w:after="0"/>
+      <w:spacing w:after="0" w:before="40"/>
       <w:outlineLvl w:val="5"/>
     </w:pPr>
     <w:rPr>
-      <w:rFonts w:eastAsiaTheme="majorEastAsia" w:cstheme="majorBidi"/>
+      <w:rFonts w:cstheme="majorBidi" w:eastAsiaTheme="majorEastAsia"/>
       <w:i/>
       <w:iCs/>
-      <w:color w:val="595959" w:themeColor="text1" w:themeTint="A6"/>
+      <w:color w:themeColor="text1" w:themeTint="A6" w:val="595959"/>
     </w:rPr>
   </w:style>
-  <w:style w:type="paragraph" w:styleId="Nadpis7">
+  <w:style w:styleId="Nadpis7" w:type="paragraph">
     <w:name w:val="heading 7"/>
     <w:basedOn w:val="Normlny"/>
     <w:next w:val="Zkladntext"/>
@@ -5455,15 +6545,15 @@
     <w:pPr>
       <w:keepNext/>
       <w:keepLines/>
-      <w:spacing w:before="40" w:after="0"/>
+      <w:spacing w:after="0" w:before="40"/>
       <w:outlineLvl w:val="6"/>
     </w:pPr>
     <w:rPr>
-      <w:rFonts w:eastAsiaTheme="majorEastAsia" w:cstheme="majorBidi"/>
-      <w:color w:val="595959" w:themeColor="text1" w:themeTint="A6"/>
+      <w:rFonts w:cstheme="majorBidi" w:eastAsiaTheme="majorEastAsia"/>
+      <w:color w:themeColor="text1" w:themeTint="A6" w:val="595959"/>
     </w:rPr>
   </w:style>
-  <w:style w:type="paragraph" w:styleId="Nadpis8">
+  <w:style w:styleId="Nadpis8" w:type="paragraph">
     <w:name w:val="heading 8"/>
     <w:basedOn w:val="Normlny"/>
     <w:next w:val="Zkladntext"/>
@@ -5480,13 +6570,13 @@
       <w:outlineLvl w:val="7"/>
     </w:pPr>
     <w:rPr>
-      <w:rFonts w:eastAsiaTheme="majorEastAsia" w:cstheme="majorBidi"/>
+      <w:rFonts w:cstheme="majorBidi" w:eastAsiaTheme="majorEastAsia"/>
       <w:i/>
       <w:iCs/>
-      <w:color w:val="272727" w:themeColor="text1" w:themeTint="D8"/>
+      <w:color w:themeColor="text1" w:themeTint="D8" w:val="272727"/>
     </w:rPr>
   </w:style>
-  <w:style w:type="paragraph" w:styleId="Nadpis9">
+  <w:style w:styleId="Nadpis9" w:type="paragraph">
     <w:name w:val="heading 9"/>
     <w:basedOn w:val="Normlny"/>
     <w:next w:val="Zkladntext"/>
@@ -5503,60 +6593,60 @@
       <w:outlineLvl w:val="8"/>
     </w:pPr>
     <w:rPr>
-      <w:rFonts w:eastAsiaTheme="majorEastAsia" w:cstheme="majorBidi"/>
-      <w:color w:val="272727" w:themeColor="text1" w:themeTint="D8"/>
+      <w:rFonts w:cstheme="majorBidi" w:eastAsiaTheme="majorEastAsia"/>
+      <w:color w:themeColor="text1" w:themeTint="D8" w:val="272727"/>
     </w:rPr>
   </w:style>
-  <w:style w:type="character" w:default="1" w:styleId="Predvolenpsmoodseku">
+  <w:style w:default="1" w:styleId="Predvolenpsmoodseku" w:type="character">
     <w:name w:val="Default Paragraph Font"/>
     <w:uiPriority w:val="1"/>
     <w:semiHidden/>
     <w:unhideWhenUsed/>
   </w:style>
-  <w:style w:type="table" w:default="1" w:styleId="Normlnatabuka">
+  <w:style w:default="1" w:styleId="Normlnatabuka" w:type="table">
     <w:name w:val="Normal Table"/>
     <w:uiPriority w:val="99"/>
     <w:semiHidden/>
     <w:unhideWhenUsed/>
     <w:tblPr>
-      <w:tblInd w:w="0" w:type="dxa"/>
+      <w:tblInd w:type="dxa" w:w="0"/>
       <w:tblCellMar>
-        <w:top w:w="0" w:type="dxa"/>
-        <w:left w:w="108" w:type="dxa"/>
-        <w:bottom w:w="0" w:type="dxa"/>
-        <w:right w:w="108" w:type="dxa"/>
+        <w:top w:type="dxa" w:w="0"/>
+        <w:left w:type="dxa" w:w="108"/>
+        <w:bottom w:type="dxa" w:w="0"/>
+        <w:right w:type="dxa" w:w="108"/>
       </w:tblCellMar>
     </w:tblPr>
   </w:style>
-  <w:style w:type="numbering" w:default="1" w:styleId="Bezzoznamu">
+  <w:style w:default="1" w:styleId="Bezzoznamu" w:type="numbering">
     <w:name w:val="No List"/>
     <w:uiPriority w:val="99"/>
     <w:semiHidden/>
     <w:unhideWhenUsed/>
   </w:style>
-  <w:style w:type="paragraph" w:styleId="Zkladntext">
+  <w:style w:styleId="Zkladntext" w:type="paragraph">
     <w:name w:val="Body Text"/>
     <w:basedOn w:val="Normlny"/>
     <w:qFormat/>
     <w:pPr>
-      <w:spacing w:before="180" w:after="180"/>
+      <w:spacing w:after="180" w:before="180"/>
     </w:pPr>
   </w:style>
-  <w:style w:type="paragraph" w:customStyle="1" w:styleId="FirstParagraph">
+  <w:style w:customStyle="1" w:styleId="FirstParagraph" w:type="paragraph">
     <w:name w:val="First Paragraph"/>
     <w:basedOn w:val="Zkladntext"/>
     <w:next w:val="Zkladntext"/>
     <w:qFormat/>
   </w:style>
-  <w:style w:type="paragraph" w:customStyle="1" w:styleId="Compact">
+  <w:style w:customStyle="1" w:styleId="Compact" w:type="paragraph">
     <w:name w:val="Compact"/>
     <w:basedOn w:val="Zkladntext"/>
     <w:qFormat/>
     <w:pPr>
-      <w:spacing w:before="36" w:after="36"/>
+      <w:spacing w:after="36" w:before="36"/>
     </w:pPr>
   </w:style>
-  <w:style w:type="paragraph" w:styleId="Nzov">
+  <w:style w:styleId="Nzov" w:type="paragraph">
     <w:name w:val="Title"/>
     <w:basedOn w:val="Normlny"/>
     <w:next w:val="Zkladntext"/>
@@ -5570,24 +6660,24 @@
       <w:jc w:val="center"/>
     </w:pPr>
     <w:rPr>
-      <w:rFonts w:asciiTheme="majorHAnsi" w:eastAsiaTheme="majorEastAsia" w:hAnsiTheme="majorHAnsi" w:cstheme="majorBidi"/>
+      <w:rFonts w:asciiTheme="majorHAnsi" w:cstheme="majorBidi" w:eastAsiaTheme="majorEastAsia" w:hAnsiTheme="majorHAnsi"/>
       <w:sz w:val="56"/>
       <w:szCs w:val="56"/>
     </w:rPr>
   </w:style>
-  <w:style w:type="character" w:customStyle="1" w:styleId="NzovChar">
+  <w:style w:customStyle="1" w:styleId="NzovChar" w:type="character">
     <w:name w:val="Názov Char"/>
     <w:basedOn w:val="Predvolenpsmoodseku"/>
     <w:link w:val="Nzov"/>
     <w:uiPriority w:val="10"/>
     <w:rsid w:val="00A10FD9"/>
     <w:rPr>
-      <w:rFonts w:asciiTheme="majorHAnsi" w:eastAsiaTheme="majorEastAsia" w:hAnsiTheme="majorHAnsi" w:cstheme="majorBidi"/>
+      <w:rFonts w:asciiTheme="majorHAnsi" w:cstheme="majorBidi" w:eastAsiaTheme="majorEastAsia" w:hAnsiTheme="majorHAnsi"/>
       <w:sz w:val="56"/>
       <w:szCs w:val="56"/>
     </w:rPr>
   </w:style>
-  <w:style w:type="paragraph" w:styleId="Podtitul">
+  <w:style w:styleId="Podtitul" w:type="paragraph">
     <w:name w:val="Subtitle"/>
     <w:basedOn w:val="Nzov"/>
     <w:next w:val="Zkladntext"/>
@@ -5606,21 +6696,21 @@
       <w:szCs w:val="28"/>
     </w:rPr>
   </w:style>
-  <w:style w:type="character" w:customStyle="1" w:styleId="PodtitulChar">
+  <w:style w:customStyle="1" w:styleId="PodtitulChar" w:type="character">
     <w:name w:val="Podtitul Char"/>
     <w:basedOn w:val="Predvolenpsmoodseku"/>
     <w:link w:val="Podtitul"/>
     <w:uiPriority w:val="11"/>
     <w:rsid w:val="00A10FD9"/>
     <w:rPr>
-      <w:rFonts w:eastAsiaTheme="majorEastAsia" w:cstheme="majorBidi"/>
-      <w:color w:val="595959" w:themeColor="text1" w:themeTint="A6"/>
+      <w:rFonts w:cstheme="majorBidi" w:eastAsiaTheme="majorEastAsia"/>
+      <w:color w:themeColor="text1" w:themeTint="A6" w:val="595959"/>
       <w:spacing w:val="15"/>
       <w:sz w:val="28"/>
       <w:szCs w:val="28"/>
     </w:rPr>
   </w:style>
-  <w:style w:type="paragraph" w:customStyle="1" w:styleId="Author">
+  <w:style w:customStyle="1" w:styleId="Author" w:type="paragraph">
     <w:name w:val="Author"/>
     <w:basedOn w:val="Nzov"/>
     <w:next w:val="Zkladntext"/>
@@ -5634,7 +6724,7 @@
       <w:szCs w:val="24"/>
     </w:rPr>
   </w:style>
-  <w:style w:type="paragraph" w:styleId="Dtum">
+  <w:style w:styleId="Dtum" w:type="paragraph">
     <w:name w:val="Date"/>
     <w:basedOn w:val="Nzov"/>
     <w:next w:val="Zkladntext"/>
@@ -5648,7 +6738,7 @@
       <w:szCs w:val="24"/>
     </w:rPr>
   </w:style>
-  <w:style w:type="paragraph" w:customStyle="1" w:styleId="AbstractTitle">
+  <w:style w:customStyle="1" w:styleId="AbstractTitle" w:type="paragraph">
     <w:name w:val="Abstract Title"/>
     <w:basedOn w:val="Normlny"/>
     <w:next w:val="Abstract"/>
@@ -5656,7 +6746,7 @@
     <w:pPr>
       <w:keepNext/>
       <w:keepLines/>
-      <w:spacing w:before="300" w:after="0"/>
+      <w:spacing w:after="0" w:before="300"/>
       <w:jc w:val="center"/>
     </w:pPr>
     <w:rPr>
@@ -5665,7 +6755,7 @@
       <w:szCs w:val="20"/>
     </w:rPr>
   </w:style>
-  <w:style w:type="paragraph" w:customStyle="1" w:styleId="Abstract">
+  <w:style w:customStyle="1" w:styleId="Abstract" w:type="paragraph">
     <w:name w:val="Abstract"/>
     <w:basedOn w:val="Normlny"/>
     <w:next w:val="Zkladntext"/>
@@ -5673,32 +6763,32 @@
     <w:pPr>
       <w:keepNext/>
       <w:keepLines/>
-      <w:spacing w:before="100" w:after="300"/>
+      <w:spacing w:after="300" w:before="100"/>
     </w:pPr>
     <w:rPr>
       <w:sz w:val="20"/>
       <w:szCs w:val="20"/>
     </w:rPr>
   </w:style>
-  <w:style w:type="paragraph" w:styleId="Bibliografia">
+  <w:style w:styleId="Bibliografia" w:type="paragraph">
     <w:name w:val="Bibliography"/>
     <w:basedOn w:val="Normlny"/>
     <w:qFormat/>
   </w:style>
-  <w:style w:type="character" w:customStyle="1" w:styleId="Nadpis1Char">
+  <w:style w:customStyle="1" w:styleId="Nadpis1Char" w:type="character">
     <w:name w:val="Nadpis 1 Char"/>
     <w:basedOn w:val="Predvolenpsmoodseku"/>
     <w:link w:val="Nadpis1"/>
     <w:uiPriority w:val="9"/>
     <w:rsid w:val="00A10FD9"/>
     <w:rPr>
-      <w:rFonts w:asciiTheme="majorHAnsi" w:eastAsiaTheme="majorEastAsia" w:hAnsiTheme="majorHAnsi" w:cstheme="majorBidi"/>
-      <w:color w:val="0F4761" w:themeColor="accent1" w:themeShade="BF"/>
+      <w:rFonts w:asciiTheme="majorHAnsi" w:cstheme="majorBidi" w:eastAsiaTheme="majorEastAsia" w:hAnsiTheme="majorHAnsi"/>
+      <w:color w:themeColor="accent1" w:themeShade="BF" w:val="0F4761"/>
       <w:sz w:val="40"/>
       <w:szCs w:val="40"/>
     </w:rPr>
   </w:style>
-  <w:style w:type="character" w:customStyle="1" w:styleId="Nadpis2Char">
+  <w:style w:customStyle="1" w:styleId="Nadpis2Char" w:type="character">
     <w:name w:val="Nadpis 2 Char"/>
     <w:basedOn w:val="Predvolenpsmoodseku"/>
     <w:link w:val="Nadpis2"/>
@@ -5706,13 +6796,13 @@
     <w:semiHidden/>
     <w:rsid w:val="00A10FD9"/>
     <w:rPr>
-      <w:rFonts w:asciiTheme="majorHAnsi" w:eastAsiaTheme="majorEastAsia" w:hAnsiTheme="majorHAnsi" w:cstheme="majorBidi"/>
-      <w:color w:val="0F4761" w:themeColor="accent1" w:themeShade="BF"/>
+      <w:rFonts w:asciiTheme="majorHAnsi" w:cstheme="majorBidi" w:eastAsiaTheme="majorEastAsia" w:hAnsiTheme="majorHAnsi"/>
+      <w:color w:themeColor="accent1" w:themeShade="BF" w:val="0F4761"/>
       <w:sz w:val="32"/>
       <w:szCs w:val="32"/>
     </w:rPr>
   </w:style>
-  <w:style w:type="character" w:customStyle="1" w:styleId="Nadpis3Char">
+  <w:style w:customStyle="1" w:styleId="Nadpis3Char" w:type="character">
     <w:name w:val="Nadpis 3 Char"/>
     <w:basedOn w:val="Predvolenpsmoodseku"/>
     <w:link w:val="Nadpis3"/>
@@ -5720,13 +6810,13 @@
     <w:semiHidden/>
     <w:rsid w:val="00A10FD9"/>
     <w:rPr>
-      <w:rFonts w:eastAsiaTheme="majorEastAsia" w:cstheme="majorBidi"/>
-      <w:color w:val="0F4761" w:themeColor="accent1" w:themeShade="BF"/>
+      <w:rFonts w:cstheme="majorBidi" w:eastAsiaTheme="majorEastAsia"/>
+      <w:color w:themeColor="accent1" w:themeShade="BF" w:val="0F4761"/>
       <w:sz w:val="28"/>
       <w:szCs w:val="28"/>
     </w:rPr>
   </w:style>
-  <w:style w:type="character" w:customStyle="1" w:styleId="Nadpis4Char">
+  <w:style w:customStyle="1" w:styleId="Nadpis4Char" w:type="character">
     <w:name w:val="Nadpis 4 Char"/>
     <w:basedOn w:val="Predvolenpsmoodseku"/>
     <w:link w:val="Nadpis4"/>
@@ -5734,13 +6824,13 @@
     <w:semiHidden/>
     <w:rsid w:val="00A10FD9"/>
     <w:rPr>
-      <w:rFonts w:eastAsiaTheme="majorEastAsia" w:cstheme="majorBidi"/>
+      <w:rFonts w:cstheme="majorBidi" w:eastAsiaTheme="majorEastAsia"/>
       <w:i/>
       <w:iCs/>
-      <w:color w:val="0F4761" w:themeColor="accent1" w:themeShade="BF"/>
+      <w:color w:themeColor="accent1" w:themeShade="BF" w:val="0F4761"/>
     </w:rPr>
   </w:style>
-  <w:style w:type="character" w:customStyle="1" w:styleId="Nadpis5Char">
+  <w:style w:customStyle="1" w:styleId="Nadpis5Char" w:type="character">
     <w:name w:val="Nadpis 5 Char"/>
     <w:basedOn w:val="Predvolenpsmoodseku"/>
     <w:link w:val="Nadpis5"/>
@@ -5748,11 +6838,11 @@
     <w:semiHidden/>
     <w:rsid w:val="00A10FD9"/>
     <w:rPr>
-      <w:rFonts w:eastAsiaTheme="majorEastAsia" w:cstheme="majorBidi"/>
-      <w:color w:val="0F4761" w:themeColor="accent1" w:themeShade="BF"/>
+      <w:rFonts w:cstheme="majorBidi" w:eastAsiaTheme="majorEastAsia"/>
+      <w:color w:themeColor="accent1" w:themeShade="BF" w:val="0F4761"/>
     </w:rPr>
   </w:style>
-  <w:style w:type="character" w:customStyle="1" w:styleId="Nadpis6Char">
+  <w:style w:customStyle="1" w:styleId="Nadpis6Char" w:type="character">
     <w:name w:val="Nadpis 6 Char"/>
     <w:basedOn w:val="Predvolenpsmoodseku"/>
     <w:link w:val="Nadpis6"/>
@@ -5760,13 +6850,13 @@
     <w:semiHidden/>
     <w:rsid w:val="00A10FD9"/>
     <w:rPr>
-      <w:rFonts w:eastAsiaTheme="majorEastAsia" w:cstheme="majorBidi"/>
+      <w:rFonts w:cstheme="majorBidi" w:eastAsiaTheme="majorEastAsia"/>
       <w:i/>
       <w:iCs/>
-      <w:color w:val="595959" w:themeColor="text1" w:themeTint="A6"/>
+      <w:color w:themeColor="text1" w:themeTint="A6" w:val="595959"/>
     </w:rPr>
   </w:style>
-  <w:style w:type="character" w:customStyle="1" w:styleId="Nadpis7Char">
+  <w:style w:customStyle="1" w:styleId="Nadpis7Char" w:type="character">
     <w:name w:val="Nadpis 7 Char"/>
     <w:basedOn w:val="Predvolenpsmoodseku"/>
     <w:link w:val="Nadpis7"/>
@@ -5774,11 +6864,11 @@
     <w:semiHidden/>
     <w:rsid w:val="00A10FD9"/>
     <w:rPr>
-      <w:rFonts w:eastAsiaTheme="majorEastAsia" w:cstheme="majorBidi"/>
-      <w:color w:val="595959" w:themeColor="text1" w:themeTint="A6"/>
+      <w:rFonts w:cstheme="majorBidi" w:eastAsiaTheme="majorEastAsia"/>
+      <w:color w:themeColor="text1" w:themeTint="A6" w:val="595959"/>
     </w:rPr>
   </w:style>
-  <w:style w:type="character" w:customStyle="1" w:styleId="Nadpis8Char">
+  <w:style w:customStyle="1" w:styleId="Nadpis8Char" w:type="character">
     <w:name w:val="Nadpis 8 Char"/>
     <w:basedOn w:val="Predvolenpsmoodseku"/>
     <w:link w:val="Nadpis8"/>
@@ -5786,13 +6876,13 @@
     <w:semiHidden/>
     <w:rsid w:val="00A10FD9"/>
     <w:rPr>
-      <w:rFonts w:eastAsiaTheme="majorEastAsia" w:cstheme="majorBidi"/>
+      <w:rFonts w:cstheme="majorBidi" w:eastAsiaTheme="majorEastAsia"/>
       <w:i/>
       <w:iCs/>
-      <w:color w:val="272727" w:themeColor="text1" w:themeTint="D8"/>
+      <w:color w:themeColor="text1" w:themeTint="D8" w:val="272727"/>
     </w:rPr>
   </w:style>
-  <w:style w:type="character" w:customStyle="1" w:styleId="Nadpis9Char">
+  <w:style w:customStyle="1" w:styleId="Nadpis9Char" w:type="character">
     <w:name w:val="Nadpis 9 Char"/>
     <w:basedOn w:val="Predvolenpsmoodseku"/>
     <w:link w:val="Nadpis9"/>
@@ -5800,11 +6890,11 @@
     <w:semiHidden/>
     <w:rsid w:val="00A10FD9"/>
     <w:rPr>
-      <w:rFonts w:eastAsiaTheme="majorEastAsia" w:cstheme="majorBidi"/>
-      <w:color w:val="272727" w:themeColor="text1" w:themeTint="D8"/>
+      <w:rFonts w:cstheme="majorBidi" w:eastAsiaTheme="majorEastAsia"/>
+      <w:color w:themeColor="text1" w:themeTint="D8" w:val="272727"/>
     </w:rPr>
   </w:style>
-  <w:style w:type="paragraph" w:styleId="Oznaitext">
+  <w:style w:styleId="Oznaitext" w:type="paragraph">
     <w:name w:val="Block Text"/>
     <w:basedOn w:val="Zkladntext"/>
     <w:next w:val="Zkladntext"/>
@@ -5812,18 +6902,18 @@
     <w:unhideWhenUsed/>
     <w:qFormat/>
     <w:pPr>
-      <w:spacing w:before="100" w:after="100"/>
+      <w:spacing w:after="100" w:before="100"/>
       <w:ind w:left="480" w:right="480"/>
     </w:pPr>
   </w:style>
-  <w:style w:type="paragraph" w:styleId="Textpoznmkypodiarou">
+  <w:style w:styleId="Textpoznmkypodiarou" w:type="paragraph">
     <w:name w:val="footnote text"/>
     <w:basedOn w:val="Normlny"/>
     <w:uiPriority w:val="9"/>
     <w:unhideWhenUsed/>
     <w:qFormat/>
   </w:style>
-  <w:style w:type="paragraph" w:customStyle="1" w:styleId="FootnoteBlockText">
+  <w:style w:customStyle="1" w:styleId="FootnoteBlockText" w:type="paragraph">
     <w:name w:val="Footnote Block Text"/>
     <w:basedOn w:val="Textpoznmkypodiarou"/>
     <w:next w:val="Textpoznmkypodiarou"/>
@@ -5831,35 +6921,35 @@
     <w:unhideWhenUsed/>
     <w:qFormat/>
     <w:pPr>
-      <w:spacing w:before="100" w:after="100"/>
+      <w:spacing w:after="100" w:before="100"/>
       <w:ind w:left="480" w:right="480"/>
     </w:pPr>
   </w:style>
-  <w:style w:type="table" w:customStyle="1" w:styleId="Table">
+  <w:style w:customStyle="1" w:styleId="Table" w:type="table">
     <w:name w:val="Table"/>
     <w:semiHidden/>
     <w:unhideWhenUsed/>
     <w:qFormat/>
     <w:tblPr>
-      <w:tblInd w:w="0" w:type="dxa"/>
+      <w:tblInd w:type="dxa" w:w="0"/>
       <w:tblCellMar>
-        <w:top w:w="0" w:type="dxa"/>
-        <w:left w:w="108" w:type="dxa"/>
-        <w:bottom w:w="0" w:type="dxa"/>
-        <w:right w:w="108" w:type="dxa"/>
+        <w:top w:type="dxa" w:w="0"/>
+        <w:left w:type="dxa" w:w="108"/>
+        <w:bottom w:type="dxa" w:w="0"/>
+        <w:right w:type="dxa" w:w="108"/>
       </w:tblCellMar>
     </w:tblPr>
     <w:tblStylePr w:type="firstRow">
       <w:tblPr/>
       <w:tcPr>
         <w:tcBorders>
-          <w:bottom w:val="single" w:sz="0" w:space="0" w:color="auto"/>
+          <w:bottom w:color="auto" w:space="0" w:sz="0" w:val="single"/>
         </w:tcBorders>
         <w:vAlign w:val="bottom"/>
       </w:tcPr>
     </w:tblStylePr>
   </w:style>
-  <w:style w:type="paragraph" w:customStyle="1" w:styleId="DefinitionTerm">
+  <w:style w:customStyle="1" w:styleId="DefinitionTerm" w:type="paragraph">
     <w:name w:val="Definition Term"/>
     <w:basedOn w:val="Normlny"/>
     <w:next w:val="Definition"/>
@@ -5872,11 +6962,11 @@
       <w:b/>
     </w:rPr>
   </w:style>
-  <w:style w:type="paragraph" w:customStyle="1" w:styleId="Definition">
+  <w:style w:customStyle="1" w:styleId="Definition" w:type="paragraph">
     <w:name w:val="Definition"/>
     <w:basedOn w:val="Normlny"/>
   </w:style>
-  <w:style w:type="paragraph" w:styleId="Popis">
+  <w:style w:styleId="Popis" w:type="paragraph">
     <w:name w:val="caption"/>
     <w:basedOn w:val="Normlny"/>
     <w:link w:val="PopisChar"/>
@@ -5887,34 +6977,34 @@
       <w:i/>
     </w:rPr>
   </w:style>
-  <w:style w:type="paragraph" w:customStyle="1" w:styleId="TableCaption">
+  <w:style w:customStyle="1" w:styleId="TableCaption" w:type="paragraph">
     <w:name w:val="Table Caption"/>
     <w:basedOn w:val="Popis"/>
     <w:pPr>
       <w:keepNext/>
     </w:pPr>
   </w:style>
-  <w:style w:type="paragraph" w:customStyle="1" w:styleId="ImageCaption">
+  <w:style w:customStyle="1" w:styleId="ImageCaption" w:type="paragraph">
     <w:name w:val="Image Caption"/>
     <w:basedOn w:val="Popis"/>
   </w:style>
-  <w:style w:type="paragraph" w:customStyle="1" w:styleId="Figure">
+  <w:style w:customStyle="1" w:styleId="Figure" w:type="paragraph">
     <w:name w:val="Figure"/>
     <w:basedOn w:val="Normlny"/>
   </w:style>
-  <w:style w:type="paragraph" w:customStyle="1" w:styleId="CaptionedFigure">
+  <w:style w:customStyle="1" w:styleId="CaptionedFigure" w:type="paragraph">
     <w:name w:val="Captioned Figure"/>
     <w:basedOn w:val="Figure"/>
     <w:pPr>
       <w:keepNext/>
     </w:pPr>
   </w:style>
-  <w:style w:type="character" w:customStyle="1" w:styleId="PopisChar">
+  <w:style w:customStyle="1" w:styleId="PopisChar" w:type="character">
     <w:name w:val="Popis Char"/>
     <w:basedOn w:val="Predvolenpsmoodseku"/>
     <w:link w:val="Popis"/>
   </w:style>
-  <w:style w:type="character" w:customStyle="1" w:styleId="VerbatimChar">
+  <w:style w:customStyle="1" w:styleId="VerbatimChar" w:type="character">
     <w:name w:val="Verbatim Char"/>
     <w:basedOn w:val="PopisChar"/>
     <w:link w:val="SourceCode"/>
@@ -5923,25 +7013,25 @@
       <w:sz w:val="22"/>
     </w:rPr>
   </w:style>
-  <w:style w:type="character" w:customStyle="1" w:styleId="SectionNumber">
+  <w:style w:customStyle="1" w:styleId="SectionNumber" w:type="character">
     <w:name w:val="Section Number"/>
     <w:basedOn w:val="PopisChar"/>
   </w:style>
-  <w:style w:type="character" w:styleId="Odkaznapoznmkupodiarou">
+  <w:style w:styleId="Odkaznapoznmkupodiarou" w:type="character">
     <w:name w:val="footnote reference"/>
     <w:basedOn w:val="PopisChar"/>
     <w:rPr>
       <w:vertAlign w:val="superscript"/>
     </w:rPr>
   </w:style>
-  <w:style w:type="character" w:styleId="Hypertextovprepojenie">
+  <w:style w:styleId="Hypertextovprepojenie" w:type="character">
     <w:name w:val="Hyperlink"/>
     <w:basedOn w:val="PopisChar"/>
     <w:rPr>
-      <w:color w:val="156082" w:themeColor="accent1"/>
+      <w:color w:themeColor="accent1" w:val="156082"/>
     </w:rPr>
   </w:style>
-  <w:style w:type="paragraph" w:styleId="Hlavikaobsahu">
+  <w:style w:styleId="Hlavikaobsahu" w:type="paragraph">
     <w:name w:val="TOC Heading"/>
     <w:basedOn w:val="Nadpis1"/>
     <w:next w:val="Zkladntext"/>
@@ -5953,7 +7043,7 @@
       <w:outlineLvl w:val="9"/>
     </w:pPr>
   </w:style>
-  <w:style w:type="paragraph" w:customStyle="1" w:styleId="SourceCode">
+  <w:style w:customStyle="1" w:styleId="SourceCode" w:type="paragraph">
     <w:name w:val="Source Code"/>
     <w:basedOn w:val="Normlny"/>
     <w:link w:val="VerbatimChar"/>
@@ -5961,7 +7051,7 @@
       <w:wordWrap w:val="0"/>
     </w:pPr>
   </w:style>
-  <w:style w:type="character" w:customStyle="1" w:styleId="KeywordTok">
+  <w:style w:customStyle="1" w:styleId="KeywordTok" w:type="character">
     <w:name w:val="KeywordTok"/>
     <w:basedOn w:val="VerbatimChar"/>
     <w:rPr>
@@ -5971,7 +7061,7 @@
       <w:sz w:val="22"/>
     </w:rPr>
   </w:style>
-  <w:style w:type="character" w:customStyle="1" w:styleId="DataTypeTok">
+  <w:style w:customStyle="1" w:styleId="DataTypeTok" w:type="character">
     <w:name w:val="DataTypeTok"/>
     <w:basedOn w:val="VerbatimChar"/>
     <w:rPr>
@@ -5980,7 +7070,7 @@
       <w:sz w:val="22"/>
     </w:rPr>
   </w:style>
-  <w:style w:type="character" w:customStyle="1" w:styleId="DecValTok">
+  <w:style w:customStyle="1" w:styleId="DecValTok" w:type="character">
     <w:name w:val="DecValTok"/>
     <w:basedOn w:val="VerbatimChar"/>
     <w:rPr>
@@ -5989,7 +7079,7 @@
       <w:sz w:val="22"/>
     </w:rPr>
   </w:style>
-  <w:style w:type="character" w:customStyle="1" w:styleId="BaseNTok">
+  <w:style w:customStyle="1" w:styleId="BaseNTok" w:type="character">
     <w:name w:val="BaseNTok"/>
     <w:basedOn w:val="VerbatimChar"/>
     <w:rPr>
@@ -5998,7 +7088,7 @@
       <w:sz w:val="22"/>
     </w:rPr>
   </w:style>
-  <w:style w:type="character" w:customStyle="1" w:styleId="FloatTok">
+  <w:style w:customStyle="1" w:styleId="FloatTok" w:type="character">
     <w:name w:val="FloatTok"/>
     <w:basedOn w:val="VerbatimChar"/>
     <w:rPr>
@@ -6007,7 +7097,7 @@
       <w:sz w:val="22"/>
     </w:rPr>
   </w:style>
-  <w:style w:type="character" w:customStyle="1" w:styleId="ConstantTok">
+  <w:style w:customStyle="1" w:styleId="ConstantTok" w:type="character">
     <w:name w:val="ConstantTok"/>
     <w:basedOn w:val="VerbatimChar"/>
     <w:rPr>
@@ -6016,7 +7106,7 @@
       <w:sz w:val="22"/>
     </w:rPr>
   </w:style>
-  <w:style w:type="character" w:customStyle="1" w:styleId="CharTok">
+  <w:style w:customStyle="1" w:styleId="CharTok" w:type="character">
     <w:name w:val="CharTok"/>
     <w:basedOn w:val="VerbatimChar"/>
     <w:rPr>
@@ -6025,7 +7115,7 @@
       <w:sz w:val="22"/>
     </w:rPr>
   </w:style>
-  <w:style w:type="character" w:customStyle="1" w:styleId="SpecialCharTok">
+  <w:style w:customStyle="1" w:styleId="SpecialCharTok" w:type="character">
     <w:name w:val="SpecialCharTok"/>
     <w:basedOn w:val="VerbatimChar"/>
     <w:rPr>
@@ -6034,7 +7124,7 @@
       <w:sz w:val="22"/>
     </w:rPr>
   </w:style>
-  <w:style w:type="character" w:customStyle="1" w:styleId="StringTok">
+  <w:style w:customStyle="1" w:styleId="StringTok" w:type="character">
     <w:name w:val="StringTok"/>
     <w:basedOn w:val="VerbatimChar"/>
     <w:rPr>
@@ -6043,7 +7133,7 @@
       <w:sz w:val="22"/>
     </w:rPr>
   </w:style>
-  <w:style w:type="character" w:customStyle="1" w:styleId="VerbatimStringTok">
+  <w:style w:customStyle="1" w:styleId="VerbatimStringTok" w:type="character">
     <w:name w:val="VerbatimStringTok"/>
     <w:basedOn w:val="VerbatimChar"/>
     <w:rPr>
@@ -6052,7 +7142,7 @@
       <w:sz w:val="22"/>
     </w:rPr>
   </w:style>
-  <w:style w:type="character" w:customStyle="1" w:styleId="SpecialStringTok">
+  <w:style w:customStyle="1" w:styleId="SpecialStringTok" w:type="character">
     <w:name w:val="SpecialStringTok"/>
     <w:basedOn w:val="VerbatimChar"/>
     <w:rPr>
@@ -6061,7 +7151,7 @@
       <w:sz w:val="22"/>
     </w:rPr>
   </w:style>
-  <w:style w:type="character" w:customStyle="1" w:styleId="ImportTok">
+  <w:style w:customStyle="1" w:styleId="ImportTok" w:type="character">
     <w:name w:val="ImportTok"/>
     <w:basedOn w:val="VerbatimChar"/>
     <w:rPr>
@@ -6071,7 +7161,7 @@
       <w:sz w:val="22"/>
     </w:rPr>
   </w:style>
-  <w:style w:type="character" w:customStyle="1" w:styleId="CommentTok">
+  <w:style w:customStyle="1" w:styleId="CommentTok" w:type="character">
     <w:name w:val="CommentTok"/>
     <w:basedOn w:val="VerbatimChar"/>
     <w:rPr>
@@ -6081,7 +7171,7 @@
       <w:sz w:val="22"/>
     </w:rPr>
   </w:style>
-  <w:style w:type="character" w:customStyle="1" w:styleId="DocumentationTok">
+  <w:style w:customStyle="1" w:styleId="DocumentationTok" w:type="character">
     <w:name w:val="DocumentationTok"/>
     <w:basedOn w:val="VerbatimChar"/>
     <w:rPr>
@@ -6091,7 +7181,7 @@
       <w:sz w:val="22"/>
     </w:rPr>
   </w:style>
-  <w:style w:type="character" w:customStyle="1" w:styleId="AnnotationTok">
+  <w:style w:customStyle="1" w:styleId="AnnotationTok" w:type="character">
     <w:name w:val="AnnotationTok"/>
     <w:basedOn w:val="VerbatimChar"/>
     <w:rPr>
@@ -6102,7 +7192,7 @@
       <w:sz w:val="22"/>
     </w:rPr>
   </w:style>
-  <w:style w:type="character" w:customStyle="1" w:styleId="CommentVarTok">
+  <w:style w:customStyle="1" w:styleId="CommentVarTok" w:type="character">
     <w:name w:val="CommentVarTok"/>
     <w:basedOn w:val="VerbatimChar"/>
     <w:rPr>
@@ -6113,7 +7203,7 @@
       <w:sz w:val="22"/>
     </w:rPr>
   </w:style>
-  <w:style w:type="character" w:customStyle="1" w:styleId="OtherTok">
+  <w:style w:customStyle="1" w:styleId="OtherTok" w:type="character">
     <w:name w:val="OtherTok"/>
     <w:basedOn w:val="VerbatimChar"/>
     <w:rPr>
@@ -6122,7 +7212,7 @@
       <w:sz w:val="22"/>
     </w:rPr>
   </w:style>
-  <w:style w:type="character" w:customStyle="1" w:styleId="FunctionTok">
+  <w:style w:customStyle="1" w:styleId="FunctionTok" w:type="character">
     <w:name w:val="FunctionTok"/>
     <w:basedOn w:val="VerbatimChar"/>
     <w:rPr>
@@ -6131,7 +7221,7 @@
       <w:sz w:val="22"/>
     </w:rPr>
   </w:style>
-  <w:style w:type="character" w:customStyle="1" w:styleId="VariableTok">
+  <w:style w:customStyle="1" w:styleId="VariableTok" w:type="character">
     <w:name w:val="VariableTok"/>
     <w:basedOn w:val="VerbatimChar"/>
     <w:rPr>
@@ -6140,7 +7230,7 @@
       <w:sz w:val="22"/>
     </w:rPr>
   </w:style>
-  <w:style w:type="character" w:customStyle="1" w:styleId="ControlFlowTok">
+  <w:style w:customStyle="1" w:styleId="ControlFlowTok" w:type="character">
     <w:name w:val="ControlFlowTok"/>
     <w:basedOn w:val="VerbatimChar"/>
     <w:rPr>
@@ -6150,7 +7240,7 @@
       <w:sz w:val="22"/>
     </w:rPr>
   </w:style>
-  <w:style w:type="character" w:customStyle="1" w:styleId="OperatorTok">
+  <w:style w:customStyle="1" w:styleId="OperatorTok" w:type="character">
     <w:name w:val="OperatorTok"/>
     <w:basedOn w:val="VerbatimChar"/>
     <w:rPr>
@@ -6159,7 +7249,7 @@
       <w:sz w:val="22"/>
     </w:rPr>
   </w:style>
-  <w:style w:type="character" w:customStyle="1" w:styleId="BuiltInTok">
+  <w:style w:customStyle="1" w:styleId="BuiltInTok" w:type="character">
     <w:name w:val="BuiltInTok"/>
     <w:basedOn w:val="VerbatimChar"/>
     <w:rPr>
@@ -6168,7 +7258,7 @@
       <w:sz w:val="22"/>
     </w:rPr>
   </w:style>
-  <w:style w:type="character" w:customStyle="1" w:styleId="ExtensionTok">
+  <w:style w:customStyle="1" w:styleId="ExtensionTok" w:type="character">
     <w:name w:val="ExtensionTok"/>
     <w:basedOn w:val="VerbatimChar"/>
     <w:rPr>
@@ -6176,7 +7266,7 @@
       <w:sz w:val="22"/>
     </w:rPr>
   </w:style>
-  <w:style w:type="character" w:customStyle="1" w:styleId="PreprocessorTok">
+  <w:style w:customStyle="1" w:styleId="PreprocessorTok" w:type="character">
     <w:name w:val="PreprocessorTok"/>
     <w:basedOn w:val="VerbatimChar"/>
     <w:rPr>
@@ -6185,7 +7275,7 @@
       <w:sz w:val="22"/>
     </w:rPr>
   </w:style>
-  <w:style w:type="character" w:customStyle="1" w:styleId="AttributeTok">
+  <w:style w:customStyle="1" w:styleId="AttributeTok" w:type="character">
     <w:name w:val="AttributeTok"/>
     <w:basedOn w:val="VerbatimChar"/>
     <w:rPr>
@@ -6194,7 +7284,7 @@
       <w:sz w:val="22"/>
     </w:rPr>
   </w:style>
-  <w:style w:type="character" w:customStyle="1" w:styleId="RegionMarkerTok">
+  <w:style w:customStyle="1" w:styleId="RegionMarkerTok" w:type="character">
     <w:name w:val="RegionMarkerTok"/>
     <w:basedOn w:val="VerbatimChar"/>
     <w:rPr>
@@ -6202,7 +7292,7 @@
       <w:sz w:val="22"/>
     </w:rPr>
   </w:style>
-  <w:style w:type="character" w:customStyle="1" w:styleId="InformationTok">
+  <w:style w:customStyle="1" w:styleId="InformationTok" w:type="character">
     <w:name w:val="InformationTok"/>
     <w:basedOn w:val="VerbatimChar"/>
     <w:rPr>
@@ -6213,7 +7303,7 @@
       <w:sz w:val="22"/>
     </w:rPr>
   </w:style>
-  <w:style w:type="character" w:customStyle="1" w:styleId="WarningTok">
+  <w:style w:customStyle="1" w:styleId="WarningTok" w:type="character">
     <w:name w:val="WarningTok"/>
     <w:basedOn w:val="VerbatimChar"/>
     <w:rPr>
@@ -6224,7 +7314,7 @@
       <w:sz w:val="22"/>
     </w:rPr>
   </w:style>
-  <w:style w:type="character" w:customStyle="1" w:styleId="AlertTok">
+  <w:style w:customStyle="1" w:styleId="AlertTok" w:type="character">
     <w:name w:val="AlertTok"/>
     <w:basedOn w:val="VerbatimChar"/>
     <w:rPr>
@@ -6234,7 +7324,7 @@
       <w:sz w:val="22"/>
     </w:rPr>
   </w:style>
-  <w:style w:type="character" w:customStyle="1" w:styleId="ErrorTok">
+  <w:style w:customStyle="1" w:styleId="ErrorTok" w:type="character">
     <w:name w:val="ErrorTok"/>
     <w:basedOn w:val="VerbatimChar"/>
     <w:rPr>
@@ -6244,7 +7334,7 @@
       <w:sz w:val="22"/>
     </w:rPr>
   </w:style>
-  <w:style w:type="character" w:customStyle="1" w:styleId="NormalTok">
+  <w:style w:customStyle="1" w:styleId="NormalTok" w:type="character">
     <w:name w:val="NormalTok"/>
     <w:basedOn w:val="VerbatimChar"/>
     <w:rPr>
